--- a/2022年/2022年12月中国电子学会软件编程图形化等级考试3级.docx
+++ b/2022年/2022年12月中国电子学会软件编程图形化等级考试3级.docx
@@ -1,523 +1,5 @@
 
-<file path=docProps\app.xml><?xml version="1.0" encoding="utf-8"?>
-<Properties xmlns="http://schemas.openxmlformats.org/officeDocument/2006/extended-properties" xmlns:vt="http://schemas.openxmlformats.org/officeDocument/2006/docPropsVTypes">
-  <Template>Normal.dotm</Template>
-  <Pages>1</Pages>
-  <Words>0</Words>
-  <Characters>0</Characters>
-  <Lines>0</Lines>
-  <Paragraphs>0</Paragraphs>
-  <TotalTime>2</TotalTime>
-  <ScaleCrop>false</ScaleCrop>
-  <LinksUpToDate>false</LinksUpToDate>
-  <CharactersWithSpaces>0</CharactersWithSpaces>
-  <Application>WPS Office_11.1.0.13703_F1E327BC-269C-435d-A152-05C5408002CA</Application>
-  <DocSecurity>0</DocSecurity>
-</Properties>
-</file>
-
-<file path=docProps\core.xml><?xml version="1.0" encoding="utf-8"?>
-<cp:coreProperties xmlns:cp="http://schemas.openxmlformats.org/package/2006/metadata/core-properties" xmlns:dc="http://purl.org/dc/elements/1.1/" xmlns:dcterms="http://purl.org/dc/terms/" xmlns:dcmitype="http://purl.org/dc/dcmitype/" xmlns:xsi="http://www.w3.org/2001/XMLSchema-instance">
-  <dcterms:created xsi:type="dcterms:W3CDTF">2023-01-05T02:36:00Z</dcterms:created>
-  <dc:creator>黎～</dc:creator>
-  <cp:lastModifiedBy>黎～</cp:lastModifiedBy>
-  <dcterms:modified xsi:type="dcterms:W3CDTF">2023-01-05T02:38:41Z</dcterms:modified>
-  <cp:revision>1</cp:revision>
-</cp:coreProperties>
-</file>
-
-<file path=docProps\custom.xml><?xml version="1.0" encoding="utf-8"?>
-<Properties xmlns="http://schemas.openxmlformats.org/officeDocument/2006/custom-properties" xmlns:vt="http://schemas.openxmlformats.org/officeDocument/2006/docPropsVTypes">
-  <property fmtid="{D5CDD505-2E9C-101B-9397-08002B2CF9AE}" pid="2" name="KSOProductBuildVer">
-    <vt:lpwstr>2052-11.1.0.13703</vt:lpwstr>
-  </property>
-  <property fmtid="{D5CDD505-2E9C-101B-9397-08002B2CF9AE}" pid="3" name="ICV">
-    <vt:lpwstr>43B4229406544885964809105B38A737</vt:lpwstr>
-  </property>
-</Properties>
-</file>
-
-<file path=word\activeX\activeX1.xml><?xml version="1.0" encoding="utf-8"?>
-<ax:ocx xmlns:ax="http://schemas.microsoft.com/office/2006/activeX" xmlns:r="http://schemas.openxmlformats.org/officeDocument/2006/relationships" ax:classid="{5512D118-5CC6-11CF-8D67-00AA00BDCE1D}" r:id="rId1" ax:persistence="persistStorage"/>
-</file>
-
-<file path=word\activeX\activeX10.xml><?xml version="1.0" encoding="utf-8"?>
-<ax:ocx xmlns:ax="http://schemas.microsoft.com/office/2006/activeX" xmlns:r="http://schemas.openxmlformats.org/officeDocument/2006/relationships" ax:classid="{5512D118-5CC6-11CF-8D67-00AA00BDCE1D}" r:id="rId1" ax:persistence="persistStorage"/>
-</file>
-
-<file path=word\activeX\activeX100.xml><?xml version="1.0" encoding="utf-8"?>
-<ax:ocx xmlns:ax="http://schemas.microsoft.com/office/2006/activeX" xmlns:r="http://schemas.openxmlformats.org/officeDocument/2006/relationships" ax:classid="{5512D118-5CC6-11CF-8D67-00AA00BDCE1D}" r:id="rId1" ax:persistence="persistStorage"/>
-</file>
-
-<file path=word\activeX\activeX101.xml><?xml version="1.0" encoding="utf-8"?>
-<ax:ocx xmlns:ax="http://schemas.microsoft.com/office/2006/activeX" xmlns:r="http://schemas.openxmlformats.org/officeDocument/2006/relationships" ax:classid="{5512D118-5CC6-11CF-8D67-00AA00BDCE1D}" r:id="rId1" ax:persistence="persistStorage"/>
-</file>
-
-<file path=word\activeX\activeX102.xml><?xml version="1.0" encoding="utf-8"?>
-<ax:ocx xmlns:ax="http://schemas.microsoft.com/office/2006/activeX" xmlns:r="http://schemas.openxmlformats.org/officeDocument/2006/relationships" ax:classid="{5512D118-5CC6-11CF-8D67-00AA00BDCE1D}" r:id="rId1" ax:persistence="persistStorage"/>
-</file>
-
-<file path=word\activeX\activeX103.xml><?xml version="1.0" encoding="utf-8"?>
-<ax:ocx xmlns:ax="http://schemas.microsoft.com/office/2006/activeX" xmlns:r="http://schemas.openxmlformats.org/officeDocument/2006/relationships" ax:classid="{5512D118-5CC6-11CF-8D67-00AA00BDCE1D}" r:id="rId1" ax:persistence="persistStorage"/>
-</file>
-
-<file path=word\activeX\activeX104.xml><?xml version="1.0" encoding="utf-8"?>
-<ax:ocx xmlns:ax="http://schemas.microsoft.com/office/2006/activeX" xmlns:r="http://schemas.openxmlformats.org/officeDocument/2006/relationships" ax:classid="{5512D118-5CC6-11CF-8D67-00AA00BDCE1D}" r:id="rId1" ax:persistence="persistStorage"/>
-</file>
-
-<file path=word\activeX\activeX105.xml><?xml version="1.0" encoding="utf-8"?>
-<ax:ocx xmlns:ax="http://schemas.microsoft.com/office/2006/activeX" xmlns:r="http://schemas.openxmlformats.org/officeDocument/2006/relationships" ax:classid="{5512D118-5CC6-11CF-8D67-00AA00BDCE1D}" r:id="rId1" ax:persistence="persistStorage"/>
-</file>
-
-<file path=word\activeX\activeX106.xml><?xml version="1.0" encoding="utf-8"?>
-<ax:ocx xmlns:ax="http://schemas.microsoft.com/office/2006/activeX" xmlns:r="http://schemas.openxmlformats.org/officeDocument/2006/relationships" ax:classid="{5512D118-5CC6-11CF-8D67-00AA00BDCE1D}" r:id="rId1" ax:persistence="persistStorage"/>
-</file>
-
-<file path=word\activeX\activeX107.xml><?xml version="1.0" encoding="utf-8"?>
-<ax:ocx xmlns:ax="http://schemas.microsoft.com/office/2006/activeX" xmlns:r="http://schemas.openxmlformats.org/officeDocument/2006/relationships" ax:classid="{5512D118-5CC6-11CF-8D67-00AA00BDCE1D}" r:id="rId1" ax:persistence="persistStorage"/>
-</file>
-
-<file path=word\activeX\activeX108.xml><?xml version="1.0" encoding="utf-8"?>
-<ax:ocx xmlns:ax="http://schemas.microsoft.com/office/2006/activeX" xmlns:r="http://schemas.openxmlformats.org/officeDocument/2006/relationships" ax:classid="{5512D118-5CC6-11CF-8D67-00AA00BDCE1D}" r:id="rId1" ax:persistence="persistStorage"/>
-</file>
-
-<file path=word\activeX\activeX109.xml><?xml version="1.0" encoding="utf-8"?>
-<ax:ocx xmlns:ax="http://schemas.microsoft.com/office/2006/activeX" xmlns:r="http://schemas.openxmlformats.org/officeDocument/2006/relationships" ax:classid="{5512D118-5CC6-11CF-8D67-00AA00BDCE1D}" r:id="rId1" ax:persistence="persistStorage"/>
-</file>
-
-<file path=word\activeX\activeX11.xml><?xml version="1.0" encoding="utf-8"?>
-<ax:ocx xmlns:ax="http://schemas.microsoft.com/office/2006/activeX" xmlns:r="http://schemas.openxmlformats.org/officeDocument/2006/relationships" ax:classid="{5512D118-5CC6-11CF-8D67-00AA00BDCE1D}" r:id="rId1" ax:persistence="persistStorage"/>
-</file>
-
-<file path=word\activeX\activeX110.xml><?xml version="1.0" encoding="utf-8"?>
-<ax:ocx xmlns:ax="http://schemas.microsoft.com/office/2006/activeX" xmlns:r="http://schemas.openxmlformats.org/officeDocument/2006/relationships" ax:classid="{5512D118-5CC6-11CF-8D67-00AA00BDCE1D}" r:id="rId1" ax:persistence="persistStorage"/>
-</file>
-
-<file path=word\activeX\activeX111.xml><?xml version="1.0" encoding="utf-8"?>
-<ax:ocx xmlns:ax="http://schemas.microsoft.com/office/2006/activeX" xmlns:r="http://schemas.openxmlformats.org/officeDocument/2006/relationships" ax:classid="{5512D118-5CC6-11CF-8D67-00AA00BDCE1D}" r:id="rId1" ax:persistence="persistStorage"/>
-</file>
-
-<file path=word\activeX\activeX112.xml><?xml version="1.0" encoding="utf-8"?>
-<ax:ocx xmlns:ax="http://schemas.microsoft.com/office/2006/activeX" xmlns:r="http://schemas.openxmlformats.org/officeDocument/2006/relationships" ax:classid="{5512D118-5CC6-11CF-8D67-00AA00BDCE1D}" r:id="rId1" ax:persistence="persistStorage"/>
-</file>
-
-<file path=word\activeX\activeX113.xml><?xml version="1.0" encoding="utf-8"?>
-<ax:ocx xmlns:ax="http://schemas.microsoft.com/office/2006/activeX" xmlns:r="http://schemas.openxmlformats.org/officeDocument/2006/relationships" ax:classid="{5512D118-5CC6-11CF-8D67-00AA00BDCE1D}" r:id="rId1" ax:persistence="persistStorage"/>
-</file>
-
-<file path=word\activeX\activeX114.xml><?xml version="1.0" encoding="utf-8"?>
-<ax:ocx xmlns:ax="http://schemas.microsoft.com/office/2006/activeX" xmlns:r="http://schemas.openxmlformats.org/officeDocument/2006/relationships" ax:classid="{5512D118-5CC6-11CF-8D67-00AA00BDCE1D}" r:id="rId1" ax:persistence="persistStorage"/>
-</file>
-
-<file path=word\activeX\activeX115.xml><?xml version="1.0" encoding="utf-8"?>
-<ax:ocx xmlns:ax="http://schemas.microsoft.com/office/2006/activeX" xmlns:r="http://schemas.openxmlformats.org/officeDocument/2006/relationships" ax:classid="{5512D118-5CC6-11CF-8D67-00AA00BDCE1D}" r:id="rId1" ax:persistence="persistStorage"/>
-</file>
-
-<file path=word\activeX\activeX116.xml><?xml version="1.0" encoding="utf-8"?>
-<ax:ocx xmlns:ax="http://schemas.microsoft.com/office/2006/activeX" xmlns:r="http://schemas.openxmlformats.org/officeDocument/2006/relationships" ax:classid="{5512D118-5CC6-11CF-8D67-00AA00BDCE1D}" r:id="rId1" ax:persistence="persistStorage"/>
-</file>
-
-<file path=word\activeX\activeX117.xml><?xml version="1.0" encoding="utf-8"?>
-<ax:ocx xmlns:ax="http://schemas.microsoft.com/office/2006/activeX" xmlns:r="http://schemas.openxmlformats.org/officeDocument/2006/relationships" ax:classid="{5512D118-5CC6-11CF-8D67-00AA00BDCE1D}" r:id="rId1" ax:persistence="persistStorage"/>
-</file>
-
-<file path=word\activeX\activeX118.xml><?xml version="1.0" encoding="utf-8"?>
-<ax:ocx xmlns:ax="http://schemas.microsoft.com/office/2006/activeX" xmlns:r="http://schemas.openxmlformats.org/officeDocument/2006/relationships" ax:classid="{5512D118-5CC6-11CF-8D67-00AA00BDCE1D}" r:id="rId1" ax:persistence="persistStorage"/>
-</file>
-
-<file path=word\activeX\activeX119.xml><?xml version="1.0" encoding="utf-8"?>
-<ax:ocx xmlns:ax="http://schemas.microsoft.com/office/2006/activeX" xmlns:r="http://schemas.openxmlformats.org/officeDocument/2006/relationships" ax:classid="{5512D118-5CC6-11CF-8D67-00AA00BDCE1D}" r:id="rId1" ax:persistence="persistStorage"/>
-</file>
-
-<file path=word\activeX\activeX12.xml><?xml version="1.0" encoding="utf-8"?>
-<ax:ocx xmlns:ax="http://schemas.microsoft.com/office/2006/activeX" xmlns:r="http://schemas.openxmlformats.org/officeDocument/2006/relationships" ax:classid="{5512D118-5CC6-11CF-8D67-00AA00BDCE1D}" r:id="rId1" ax:persistence="persistStorage"/>
-</file>
-
-<file path=word\activeX\activeX120.xml><?xml version="1.0" encoding="utf-8"?>
-<ax:ocx xmlns:ax="http://schemas.microsoft.com/office/2006/activeX" xmlns:r="http://schemas.openxmlformats.org/officeDocument/2006/relationships" ax:classid="{5512D118-5CC6-11CF-8D67-00AA00BDCE1D}" r:id="rId1" ax:persistence="persistStorage"/>
-</file>
-
-<file path=word\activeX\activeX13.xml><?xml version="1.0" encoding="utf-8"?>
-<ax:ocx xmlns:ax="http://schemas.microsoft.com/office/2006/activeX" xmlns:r="http://schemas.openxmlformats.org/officeDocument/2006/relationships" ax:classid="{5512D118-5CC6-11CF-8D67-00AA00BDCE1D}" r:id="rId1" ax:persistence="persistStorage"/>
-</file>
-
-<file path=word\activeX\activeX14.xml><?xml version="1.0" encoding="utf-8"?>
-<ax:ocx xmlns:ax="http://schemas.microsoft.com/office/2006/activeX" xmlns:r="http://schemas.openxmlformats.org/officeDocument/2006/relationships" ax:classid="{5512D118-5CC6-11CF-8D67-00AA00BDCE1D}" r:id="rId1" ax:persistence="persistStorage"/>
-</file>
-
-<file path=word\activeX\activeX15.xml><?xml version="1.0" encoding="utf-8"?>
-<ax:ocx xmlns:ax="http://schemas.microsoft.com/office/2006/activeX" xmlns:r="http://schemas.openxmlformats.org/officeDocument/2006/relationships" ax:classid="{5512D118-5CC6-11CF-8D67-00AA00BDCE1D}" r:id="rId1" ax:persistence="persistStorage"/>
-</file>
-
-<file path=word\activeX\activeX16.xml><?xml version="1.0" encoding="utf-8"?>
-<ax:ocx xmlns:ax="http://schemas.microsoft.com/office/2006/activeX" xmlns:r="http://schemas.openxmlformats.org/officeDocument/2006/relationships" ax:classid="{5512D118-5CC6-11CF-8D67-00AA00BDCE1D}" r:id="rId1" ax:persistence="persistStorage"/>
-</file>
-
-<file path=word\activeX\activeX17.xml><?xml version="1.0" encoding="utf-8"?>
-<ax:ocx xmlns:ax="http://schemas.microsoft.com/office/2006/activeX" xmlns:r="http://schemas.openxmlformats.org/officeDocument/2006/relationships" ax:classid="{5512D118-5CC6-11CF-8D67-00AA00BDCE1D}" r:id="rId1" ax:persistence="persistStorage"/>
-</file>
-
-<file path=word\activeX\activeX18.xml><?xml version="1.0" encoding="utf-8"?>
-<ax:ocx xmlns:ax="http://schemas.microsoft.com/office/2006/activeX" xmlns:r="http://schemas.openxmlformats.org/officeDocument/2006/relationships" ax:classid="{5512D118-5CC6-11CF-8D67-00AA00BDCE1D}" r:id="rId1" ax:persistence="persistStorage"/>
-</file>
-
-<file path=word\activeX\activeX19.xml><?xml version="1.0" encoding="utf-8"?>
-<ax:ocx xmlns:ax="http://schemas.microsoft.com/office/2006/activeX" xmlns:r="http://schemas.openxmlformats.org/officeDocument/2006/relationships" ax:classid="{5512D118-5CC6-11CF-8D67-00AA00BDCE1D}" r:id="rId1" ax:persistence="persistStorage"/>
-</file>
-
-<file path=word\activeX\activeX2.xml><?xml version="1.0" encoding="utf-8"?>
-<ax:ocx xmlns:ax="http://schemas.microsoft.com/office/2006/activeX" xmlns:r="http://schemas.openxmlformats.org/officeDocument/2006/relationships" ax:classid="{5512D118-5CC6-11CF-8D67-00AA00BDCE1D}" r:id="rId1" ax:persistence="persistStorage"/>
-</file>
-
-<file path=word\activeX\activeX20.xml><?xml version="1.0" encoding="utf-8"?>
-<ax:ocx xmlns:ax="http://schemas.microsoft.com/office/2006/activeX" xmlns:r="http://schemas.openxmlformats.org/officeDocument/2006/relationships" ax:classid="{5512D118-5CC6-11CF-8D67-00AA00BDCE1D}" r:id="rId1" ax:persistence="persistStorage"/>
-</file>
-
-<file path=word\activeX\activeX21.xml><?xml version="1.0" encoding="utf-8"?>
-<ax:ocx xmlns:ax="http://schemas.microsoft.com/office/2006/activeX" xmlns:r="http://schemas.openxmlformats.org/officeDocument/2006/relationships" ax:classid="{5512D118-5CC6-11CF-8D67-00AA00BDCE1D}" r:id="rId1" ax:persistence="persistStorage"/>
-</file>
-
-<file path=word\activeX\activeX22.xml><?xml version="1.0" encoding="utf-8"?>
-<ax:ocx xmlns:ax="http://schemas.microsoft.com/office/2006/activeX" xmlns:r="http://schemas.openxmlformats.org/officeDocument/2006/relationships" ax:classid="{5512D118-5CC6-11CF-8D67-00AA00BDCE1D}" r:id="rId1" ax:persistence="persistStorage"/>
-</file>
-
-<file path=word\activeX\activeX23.xml><?xml version="1.0" encoding="utf-8"?>
-<ax:ocx xmlns:ax="http://schemas.microsoft.com/office/2006/activeX" xmlns:r="http://schemas.openxmlformats.org/officeDocument/2006/relationships" ax:classid="{5512D118-5CC6-11CF-8D67-00AA00BDCE1D}" r:id="rId1" ax:persistence="persistStorage"/>
-</file>
-
-<file path=word\activeX\activeX24.xml><?xml version="1.0" encoding="utf-8"?>
-<ax:ocx xmlns:ax="http://schemas.microsoft.com/office/2006/activeX" xmlns:r="http://schemas.openxmlformats.org/officeDocument/2006/relationships" ax:classid="{5512D118-5CC6-11CF-8D67-00AA00BDCE1D}" r:id="rId1" ax:persistence="persistStorage"/>
-</file>
-
-<file path=word\activeX\activeX25.xml><?xml version="1.0" encoding="utf-8"?>
-<ax:ocx xmlns:ax="http://schemas.microsoft.com/office/2006/activeX" xmlns:r="http://schemas.openxmlformats.org/officeDocument/2006/relationships" ax:classid="{5512D118-5CC6-11CF-8D67-00AA00BDCE1D}" r:id="rId1" ax:persistence="persistStorage"/>
-</file>
-
-<file path=word\activeX\activeX26.xml><?xml version="1.0" encoding="utf-8"?>
-<ax:ocx xmlns:ax="http://schemas.microsoft.com/office/2006/activeX" xmlns:r="http://schemas.openxmlformats.org/officeDocument/2006/relationships" ax:classid="{5512D118-5CC6-11CF-8D67-00AA00BDCE1D}" r:id="rId1" ax:persistence="persistStorage"/>
-</file>
-
-<file path=word\activeX\activeX27.xml><?xml version="1.0" encoding="utf-8"?>
-<ax:ocx xmlns:ax="http://schemas.microsoft.com/office/2006/activeX" xmlns:r="http://schemas.openxmlformats.org/officeDocument/2006/relationships" ax:classid="{5512D118-5CC6-11CF-8D67-00AA00BDCE1D}" r:id="rId1" ax:persistence="persistStorage"/>
-</file>
-
-<file path=word\activeX\activeX28.xml><?xml version="1.0" encoding="utf-8"?>
-<ax:ocx xmlns:ax="http://schemas.microsoft.com/office/2006/activeX" xmlns:r="http://schemas.openxmlformats.org/officeDocument/2006/relationships" ax:classid="{5512D118-5CC6-11CF-8D67-00AA00BDCE1D}" r:id="rId1" ax:persistence="persistStorage"/>
-</file>
-
-<file path=word\activeX\activeX29.xml><?xml version="1.0" encoding="utf-8"?>
-<ax:ocx xmlns:ax="http://schemas.microsoft.com/office/2006/activeX" xmlns:r="http://schemas.openxmlformats.org/officeDocument/2006/relationships" ax:classid="{5512D118-5CC6-11CF-8D67-00AA00BDCE1D}" r:id="rId1" ax:persistence="persistStorage"/>
-</file>
-
-<file path=word\activeX\activeX3.xml><?xml version="1.0" encoding="utf-8"?>
-<ax:ocx xmlns:ax="http://schemas.microsoft.com/office/2006/activeX" xmlns:r="http://schemas.openxmlformats.org/officeDocument/2006/relationships" ax:classid="{5512D118-5CC6-11CF-8D67-00AA00BDCE1D}" r:id="rId1" ax:persistence="persistStorage"/>
-</file>
-
-<file path=word\activeX\activeX30.xml><?xml version="1.0" encoding="utf-8"?>
-<ax:ocx xmlns:ax="http://schemas.microsoft.com/office/2006/activeX" xmlns:r="http://schemas.openxmlformats.org/officeDocument/2006/relationships" ax:classid="{5512D118-5CC6-11CF-8D67-00AA00BDCE1D}" r:id="rId1" ax:persistence="persistStorage"/>
-</file>
-
-<file path=word\activeX\activeX31.xml><?xml version="1.0" encoding="utf-8"?>
-<ax:ocx xmlns:ax="http://schemas.microsoft.com/office/2006/activeX" xmlns:r="http://schemas.openxmlformats.org/officeDocument/2006/relationships" ax:classid="{5512D118-5CC6-11CF-8D67-00AA00BDCE1D}" r:id="rId1" ax:persistence="persistStorage"/>
-</file>
-
-<file path=word\activeX\activeX32.xml><?xml version="1.0" encoding="utf-8"?>
-<ax:ocx xmlns:ax="http://schemas.microsoft.com/office/2006/activeX" xmlns:r="http://schemas.openxmlformats.org/officeDocument/2006/relationships" ax:classid="{5512D118-5CC6-11CF-8D67-00AA00BDCE1D}" r:id="rId1" ax:persistence="persistStorage"/>
-</file>
-
-<file path=word\activeX\activeX33.xml><?xml version="1.0" encoding="utf-8"?>
-<ax:ocx xmlns:ax="http://schemas.microsoft.com/office/2006/activeX" xmlns:r="http://schemas.openxmlformats.org/officeDocument/2006/relationships" ax:classid="{5512D118-5CC6-11CF-8D67-00AA00BDCE1D}" r:id="rId1" ax:persistence="persistStorage"/>
-</file>
-
-<file path=word\activeX\activeX34.xml><?xml version="1.0" encoding="utf-8"?>
-<ax:ocx xmlns:ax="http://schemas.microsoft.com/office/2006/activeX" xmlns:r="http://schemas.openxmlformats.org/officeDocument/2006/relationships" ax:classid="{5512D118-5CC6-11CF-8D67-00AA00BDCE1D}" r:id="rId1" ax:persistence="persistStorage"/>
-</file>
-
-<file path=word\activeX\activeX35.xml><?xml version="1.0" encoding="utf-8"?>
-<ax:ocx xmlns:ax="http://schemas.microsoft.com/office/2006/activeX" xmlns:r="http://schemas.openxmlformats.org/officeDocument/2006/relationships" ax:classid="{5512D118-5CC6-11CF-8D67-00AA00BDCE1D}" r:id="rId1" ax:persistence="persistStorage"/>
-</file>
-
-<file path=word\activeX\activeX36.xml><?xml version="1.0" encoding="utf-8"?>
-<ax:ocx xmlns:ax="http://schemas.microsoft.com/office/2006/activeX" xmlns:r="http://schemas.openxmlformats.org/officeDocument/2006/relationships" ax:classid="{5512D118-5CC6-11CF-8D67-00AA00BDCE1D}" r:id="rId1" ax:persistence="persistStorage"/>
-</file>
-
-<file path=word\activeX\activeX37.xml><?xml version="1.0" encoding="utf-8"?>
-<ax:ocx xmlns:ax="http://schemas.microsoft.com/office/2006/activeX" xmlns:r="http://schemas.openxmlformats.org/officeDocument/2006/relationships" ax:classid="{5512D118-5CC6-11CF-8D67-00AA00BDCE1D}" r:id="rId1" ax:persistence="persistStorage"/>
-</file>
-
-<file path=word\activeX\activeX38.xml><?xml version="1.0" encoding="utf-8"?>
-<ax:ocx xmlns:ax="http://schemas.microsoft.com/office/2006/activeX" xmlns:r="http://schemas.openxmlformats.org/officeDocument/2006/relationships" ax:classid="{5512D118-5CC6-11CF-8D67-00AA00BDCE1D}" r:id="rId1" ax:persistence="persistStorage"/>
-</file>
-
-<file path=word\activeX\activeX39.xml><?xml version="1.0" encoding="utf-8"?>
-<ax:ocx xmlns:ax="http://schemas.microsoft.com/office/2006/activeX" xmlns:r="http://schemas.openxmlformats.org/officeDocument/2006/relationships" ax:classid="{5512D118-5CC6-11CF-8D67-00AA00BDCE1D}" r:id="rId1" ax:persistence="persistStorage"/>
-</file>
-
-<file path=word\activeX\activeX4.xml><?xml version="1.0" encoding="utf-8"?>
-<ax:ocx xmlns:ax="http://schemas.microsoft.com/office/2006/activeX" xmlns:r="http://schemas.openxmlformats.org/officeDocument/2006/relationships" ax:classid="{5512D118-5CC6-11CF-8D67-00AA00BDCE1D}" r:id="rId1" ax:persistence="persistStorage"/>
-</file>
-
-<file path=word\activeX\activeX40.xml><?xml version="1.0" encoding="utf-8"?>
-<ax:ocx xmlns:ax="http://schemas.microsoft.com/office/2006/activeX" xmlns:r="http://schemas.openxmlformats.org/officeDocument/2006/relationships" ax:classid="{5512D118-5CC6-11CF-8D67-00AA00BDCE1D}" r:id="rId1" ax:persistence="persistStorage"/>
-</file>
-
-<file path=word\activeX\activeX41.xml><?xml version="1.0" encoding="utf-8"?>
-<ax:ocx xmlns:ax="http://schemas.microsoft.com/office/2006/activeX" xmlns:r="http://schemas.openxmlformats.org/officeDocument/2006/relationships" ax:classid="{5512D118-5CC6-11CF-8D67-00AA00BDCE1D}" r:id="rId1" ax:persistence="persistStorage"/>
-</file>
-
-<file path=word\activeX\activeX42.xml><?xml version="1.0" encoding="utf-8"?>
-<ax:ocx xmlns:ax="http://schemas.microsoft.com/office/2006/activeX" xmlns:r="http://schemas.openxmlformats.org/officeDocument/2006/relationships" ax:classid="{5512D118-5CC6-11CF-8D67-00AA00BDCE1D}" r:id="rId1" ax:persistence="persistStorage"/>
-</file>
-
-<file path=word\activeX\activeX43.xml><?xml version="1.0" encoding="utf-8"?>
-<ax:ocx xmlns:ax="http://schemas.microsoft.com/office/2006/activeX" xmlns:r="http://schemas.openxmlformats.org/officeDocument/2006/relationships" ax:classid="{5512D118-5CC6-11CF-8D67-00AA00BDCE1D}" r:id="rId1" ax:persistence="persistStorage"/>
-</file>
-
-<file path=word\activeX\activeX44.xml><?xml version="1.0" encoding="utf-8"?>
-<ax:ocx xmlns:ax="http://schemas.microsoft.com/office/2006/activeX" xmlns:r="http://schemas.openxmlformats.org/officeDocument/2006/relationships" ax:classid="{5512D118-5CC6-11CF-8D67-00AA00BDCE1D}" r:id="rId1" ax:persistence="persistStorage"/>
-</file>
-
-<file path=word\activeX\activeX45.xml><?xml version="1.0" encoding="utf-8"?>
-<ax:ocx xmlns:ax="http://schemas.microsoft.com/office/2006/activeX" xmlns:r="http://schemas.openxmlformats.org/officeDocument/2006/relationships" ax:classid="{5512D118-5CC6-11CF-8D67-00AA00BDCE1D}" r:id="rId1" ax:persistence="persistStorage"/>
-</file>
-
-<file path=word\activeX\activeX46.xml><?xml version="1.0" encoding="utf-8"?>
-<ax:ocx xmlns:ax="http://schemas.microsoft.com/office/2006/activeX" xmlns:r="http://schemas.openxmlformats.org/officeDocument/2006/relationships" ax:classid="{5512D118-5CC6-11CF-8D67-00AA00BDCE1D}" r:id="rId1" ax:persistence="persistStorage"/>
-</file>
-
-<file path=word\activeX\activeX47.xml><?xml version="1.0" encoding="utf-8"?>
-<ax:ocx xmlns:ax="http://schemas.microsoft.com/office/2006/activeX" xmlns:r="http://schemas.openxmlformats.org/officeDocument/2006/relationships" ax:classid="{5512D118-5CC6-11CF-8D67-00AA00BDCE1D}" r:id="rId1" ax:persistence="persistStorage"/>
-</file>
-
-<file path=word\activeX\activeX48.xml><?xml version="1.0" encoding="utf-8"?>
-<ax:ocx xmlns:ax="http://schemas.microsoft.com/office/2006/activeX" xmlns:r="http://schemas.openxmlformats.org/officeDocument/2006/relationships" ax:classid="{5512D118-5CC6-11CF-8D67-00AA00BDCE1D}" r:id="rId1" ax:persistence="persistStorage"/>
-</file>
-
-<file path=word\activeX\activeX49.xml><?xml version="1.0" encoding="utf-8"?>
-<ax:ocx xmlns:ax="http://schemas.microsoft.com/office/2006/activeX" xmlns:r="http://schemas.openxmlformats.org/officeDocument/2006/relationships" ax:classid="{5512D118-5CC6-11CF-8D67-00AA00BDCE1D}" r:id="rId1" ax:persistence="persistStorage"/>
-</file>
-
-<file path=word\activeX\activeX5.xml><?xml version="1.0" encoding="utf-8"?>
-<ax:ocx xmlns:ax="http://schemas.microsoft.com/office/2006/activeX" xmlns:r="http://schemas.openxmlformats.org/officeDocument/2006/relationships" ax:classid="{5512D118-5CC6-11CF-8D67-00AA00BDCE1D}" r:id="rId1" ax:persistence="persistStorage"/>
-</file>
-
-<file path=word\activeX\activeX50.xml><?xml version="1.0" encoding="utf-8"?>
-<ax:ocx xmlns:ax="http://schemas.microsoft.com/office/2006/activeX" xmlns:r="http://schemas.openxmlformats.org/officeDocument/2006/relationships" ax:classid="{5512D118-5CC6-11CF-8D67-00AA00BDCE1D}" r:id="rId1" ax:persistence="persistStorage"/>
-</file>
-
-<file path=word\activeX\activeX51.xml><?xml version="1.0" encoding="utf-8"?>
-<ax:ocx xmlns:ax="http://schemas.microsoft.com/office/2006/activeX" xmlns:r="http://schemas.openxmlformats.org/officeDocument/2006/relationships" ax:classid="{5512D118-5CC6-11CF-8D67-00AA00BDCE1D}" r:id="rId1" ax:persistence="persistStorage"/>
-</file>
-
-<file path=word\activeX\activeX52.xml><?xml version="1.0" encoding="utf-8"?>
-<ax:ocx xmlns:ax="http://schemas.microsoft.com/office/2006/activeX" xmlns:r="http://schemas.openxmlformats.org/officeDocument/2006/relationships" ax:classid="{5512D118-5CC6-11CF-8D67-00AA00BDCE1D}" r:id="rId1" ax:persistence="persistStorage"/>
-</file>
-
-<file path=word\activeX\activeX53.xml><?xml version="1.0" encoding="utf-8"?>
-<ax:ocx xmlns:ax="http://schemas.microsoft.com/office/2006/activeX" xmlns:r="http://schemas.openxmlformats.org/officeDocument/2006/relationships" ax:classid="{5512D118-5CC6-11CF-8D67-00AA00BDCE1D}" r:id="rId1" ax:persistence="persistStorage"/>
-</file>
-
-<file path=word\activeX\activeX54.xml><?xml version="1.0" encoding="utf-8"?>
-<ax:ocx xmlns:ax="http://schemas.microsoft.com/office/2006/activeX" xmlns:r="http://schemas.openxmlformats.org/officeDocument/2006/relationships" ax:classid="{5512D118-5CC6-11CF-8D67-00AA00BDCE1D}" r:id="rId1" ax:persistence="persistStorage"/>
-</file>
-
-<file path=word\activeX\activeX55.xml><?xml version="1.0" encoding="utf-8"?>
-<ax:ocx xmlns:ax="http://schemas.microsoft.com/office/2006/activeX" xmlns:r="http://schemas.openxmlformats.org/officeDocument/2006/relationships" ax:classid="{5512D118-5CC6-11CF-8D67-00AA00BDCE1D}" r:id="rId1" ax:persistence="persistStorage"/>
-</file>
-
-<file path=word\activeX\activeX56.xml><?xml version="1.0" encoding="utf-8"?>
-<ax:ocx xmlns:ax="http://schemas.microsoft.com/office/2006/activeX" xmlns:r="http://schemas.openxmlformats.org/officeDocument/2006/relationships" ax:classid="{5512D118-5CC6-11CF-8D67-00AA00BDCE1D}" r:id="rId1" ax:persistence="persistStorage"/>
-</file>
-
-<file path=word\activeX\activeX57.xml><?xml version="1.0" encoding="utf-8"?>
-<ax:ocx xmlns:ax="http://schemas.microsoft.com/office/2006/activeX" xmlns:r="http://schemas.openxmlformats.org/officeDocument/2006/relationships" ax:classid="{5512D118-5CC6-11CF-8D67-00AA00BDCE1D}" r:id="rId1" ax:persistence="persistStorage"/>
-</file>
-
-<file path=word\activeX\activeX58.xml><?xml version="1.0" encoding="utf-8"?>
-<ax:ocx xmlns:ax="http://schemas.microsoft.com/office/2006/activeX" xmlns:r="http://schemas.openxmlformats.org/officeDocument/2006/relationships" ax:classid="{5512D118-5CC6-11CF-8D67-00AA00BDCE1D}" r:id="rId1" ax:persistence="persistStorage"/>
-</file>
-
-<file path=word\activeX\activeX59.xml><?xml version="1.0" encoding="utf-8"?>
-<ax:ocx xmlns:ax="http://schemas.microsoft.com/office/2006/activeX" xmlns:r="http://schemas.openxmlformats.org/officeDocument/2006/relationships" ax:classid="{5512D118-5CC6-11CF-8D67-00AA00BDCE1D}" r:id="rId1" ax:persistence="persistStorage"/>
-</file>
-
-<file path=word\activeX\activeX6.xml><?xml version="1.0" encoding="utf-8"?>
-<ax:ocx xmlns:ax="http://schemas.microsoft.com/office/2006/activeX" xmlns:r="http://schemas.openxmlformats.org/officeDocument/2006/relationships" ax:classid="{5512D118-5CC6-11CF-8D67-00AA00BDCE1D}" r:id="rId1" ax:persistence="persistStorage"/>
-</file>
-
-<file path=word\activeX\activeX60.xml><?xml version="1.0" encoding="utf-8"?>
-<ax:ocx xmlns:ax="http://schemas.microsoft.com/office/2006/activeX" xmlns:r="http://schemas.openxmlformats.org/officeDocument/2006/relationships" ax:classid="{5512D118-5CC6-11CF-8D67-00AA00BDCE1D}" r:id="rId1" ax:persistence="persistStorage"/>
-</file>
-
-<file path=word\activeX\activeX61.xml><?xml version="1.0" encoding="utf-8"?>
-<ax:ocx xmlns:ax="http://schemas.microsoft.com/office/2006/activeX" xmlns:r="http://schemas.openxmlformats.org/officeDocument/2006/relationships" ax:classid="{5512D118-5CC6-11CF-8D67-00AA00BDCE1D}" r:id="rId1" ax:persistence="persistStorage"/>
-</file>
-
-<file path=word\activeX\activeX62.xml><?xml version="1.0" encoding="utf-8"?>
-<ax:ocx xmlns:ax="http://schemas.microsoft.com/office/2006/activeX" xmlns:r="http://schemas.openxmlformats.org/officeDocument/2006/relationships" ax:classid="{5512D118-5CC6-11CF-8D67-00AA00BDCE1D}" r:id="rId1" ax:persistence="persistStorage"/>
-</file>
-
-<file path=word\activeX\activeX63.xml><?xml version="1.0" encoding="utf-8"?>
-<ax:ocx xmlns:ax="http://schemas.microsoft.com/office/2006/activeX" xmlns:r="http://schemas.openxmlformats.org/officeDocument/2006/relationships" ax:classid="{5512D118-5CC6-11CF-8D67-00AA00BDCE1D}" r:id="rId1" ax:persistence="persistStorage"/>
-</file>
-
-<file path=word\activeX\activeX64.xml><?xml version="1.0" encoding="utf-8"?>
-<ax:ocx xmlns:ax="http://schemas.microsoft.com/office/2006/activeX" xmlns:r="http://schemas.openxmlformats.org/officeDocument/2006/relationships" ax:classid="{5512D118-5CC6-11CF-8D67-00AA00BDCE1D}" r:id="rId1" ax:persistence="persistStorage"/>
-</file>
-
-<file path=word\activeX\activeX65.xml><?xml version="1.0" encoding="utf-8"?>
-<ax:ocx xmlns:ax="http://schemas.microsoft.com/office/2006/activeX" xmlns:r="http://schemas.openxmlformats.org/officeDocument/2006/relationships" ax:classid="{5512D118-5CC6-11CF-8D67-00AA00BDCE1D}" r:id="rId1" ax:persistence="persistStorage"/>
-</file>
-
-<file path=word\activeX\activeX66.xml><?xml version="1.0" encoding="utf-8"?>
-<ax:ocx xmlns:ax="http://schemas.microsoft.com/office/2006/activeX" xmlns:r="http://schemas.openxmlformats.org/officeDocument/2006/relationships" ax:classid="{5512D118-5CC6-11CF-8D67-00AA00BDCE1D}" r:id="rId1" ax:persistence="persistStorage"/>
-</file>
-
-<file path=word\activeX\activeX67.xml><?xml version="1.0" encoding="utf-8"?>
-<ax:ocx xmlns:ax="http://schemas.microsoft.com/office/2006/activeX" xmlns:r="http://schemas.openxmlformats.org/officeDocument/2006/relationships" ax:classid="{5512D118-5CC6-11CF-8D67-00AA00BDCE1D}" r:id="rId1" ax:persistence="persistStorage"/>
-</file>
-
-<file path=word\activeX\activeX68.xml><?xml version="1.0" encoding="utf-8"?>
-<ax:ocx xmlns:ax="http://schemas.microsoft.com/office/2006/activeX" xmlns:r="http://schemas.openxmlformats.org/officeDocument/2006/relationships" ax:classid="{5512D118-5CC6-11CF-8D67-00AA00BDCE1D}" r:id="rId1" ax:persistence="persistStorage"/>
-</file>
-
-<file path=word\activeX\activeX69.xml><?xml version="1.0" encoding="utf-8"?>
-<ax:ocx xmlns:ax="http://schemas.microsoft.com/office/2006/activeX" xmlns:r="http://schemas.openxmlformats.org/officeDocument/2006/relationships" ax:classid="{5512D118-5CC6-11CF-8D67-00AA00BDCE1D}" r:id="rId1" ax:persistence="persistStorage"/>
-</file>
-
-<file path=word\activeX\activeX7.xml><?xml version="1.0" encoding="utf-8"?>
-<ax:ocx xmlns:ax="http://schemas.microsoft.com/office/2006/activeX" xmlns:r="http://schemas.openxmlformats.org/officeDocument/2006/relationships" ax:classid="{5512D118-5CC6-11CF-8D67-00AA00BDCE1D}" r:id="rId1" ax:persistence="persistStorage"/>
-</file>
-
-<file path=word\activeX\activeX70.xml><?xml version="1.0" encoding="utf-8"?>
-<ax:ocx xmlns:ax="http://schemas.microsoft.com/office/2006/activeX" xmlns:r="http://schemas.openxmlformats.org/officeDocument/2006/relationships" ax:classid="{5512D118-5CC6-11CF-8D67-00AA00BDCE1D}" r:id="rId1" ax:persistence="persistStorage"/>
-</file>
-
-<file path=word\activeX\activeX71.xml><?xml version="1.0" encoding="utf-8"?>
-<ax:ocx xmlns:ax="http://schemas.microsoft.com/office/2006/activeX" xmlns:r="http://schemas.openxmlformats.org/officeDocument/2006/relationships" ax:classid="{5512D118-5CC6-11CF-8D67-00AA00BDCE1D}" r:id="rId1" ax:persistence="persistStorage"/>
-</file>
-
-<file path=word\activeX\activeX72.xml><?xml version="1.0" encoding="utf-8"?>
-<ax:ocx xmlns:ax="http://schemas.microsoft.com/office/2006/activeX" xmlns:r="http://schemas.openxmlformats.org/officeDocument/2006/relationships" ax:classid="{5512D118-5CC6-11CF-8D67-00AA00BDCE1D}" r:id="rId1" ax:persistence="persistStorage"/>
-</file>
-
-<file path=word\activeX\activeX73.xml><?xml version="1.0" encoding="utf-8"?>
-<ax:ocx xmlns:ax="http://schemas.microsoft.com/office/2006/activeX" xmlns:r="http://schemas.openxmlformats.org/officeDocument/2006/relationships" ax:classid="{5512D118-5CC6-11CF-8D67-00AA00BDCE1D}" r:id="rId1" ax:persistence="persistStorage"/>
-</file>
-
-<file path=word\activeX\activeX74.xml><?xml version="1.0" encoding="utf-8"?>
-<ax:ocx xmlns:ax="http://schemas.microsoft.com/office/2006/activeX" xmlns:r="http://schemas.openxmlformats.org/officeDocument/2006/relationships" ax:classid="{5512D118-5CC6-11CF-8D67-00AA00BDCE1D}" r:id="rId1" ax:persistence="persistStorage"/>
-</file>
-
-<file path=word\activeX\activeX75.xml><?xml version="1.0" encoding="utf-8"?>
-<ax:ocx xmlns:ax="http://schemas.microsoft.com/office/2006/activeX" xmlns:r="http://schemas.openxmlformats.org/officeDocument/2006/relationships" ax:classid="{5512D118-5CC6-11CF-8D67-00AA00BDCE1D}" r:id="rId1" ax:persistence="persistStorage"/>
-</file>
-
-<file path=word\activeX\activeX76.xml><?xml version="1.0" encoding="utf-8"?>
-<ax:ocx xmlns:ax="http://schemas.microsoft.com/office/2006/activeX" xmlns:r="http://schemas.openxmlformats.org/officeDocument/2006/relationships" ax:classid="{5512D118-5CC6-11CF-8D67-00AA00BDCE1D}" r:id="rId1" ax:persistence="persistStorage"/>
-</file>
-
-<file path=word\activeX\activeX77.xml><?xml version="1.0" encoding="utf-8"?>
-<ax:ocx xmlns:ax="http://schemas.microsoft.com/office/2006/activeX" xmlns:r="http://schemas.openxmlformats.org/officeDocument/2006/relationships" ax:classid="{5512D118-5CC6-11CF-8D67-00AA00BDCE1D}" r:id="rId1" ax:persistence="persistStorage"/>
-</file>
-
-<file path=word\activeX\activeX78.xml><?xml version="1.0" encoding="utf-8"?>
-<ax:ocx xmlns:ax="http://schemas.microsoft.com/office/2006/activeX" xmlns:r="http://schemas.openxmlformats.org/officeDocument/2006/relationships" ax:classid="{5512D118-5CC6-11CF-8D67-00AA00BDCE1D}" r:id="rId1" ax:persistence="persistStorage"/>
-</file>
-
-<file path=word\activeX\activeX79.xml><?xml version="1.0" encoding="utf-8"?>
-<ax:ocx xmlns:ax="http://schemas.microsoft.com/office/2006/activeX" xmlns:r="http://schemas.openxmlformats.org/officeDocument/2006/relationships" ax:classid="{5512D118-5CC6-11CF-8D67-00AA00BDCE1D}" r:id="rId1" ax:persistence="persistStorage"/>
-</file>
-
-<file path=word\activeX\activeX8.xml><?xml version="1.0" encoding="utf-8"?>
-<ax:ocx xmlns:ax="http://schemas.microsoft.com/office/2006/activeX" xmlns:r="http://schemas.openxmlformats.org/officeDocument/2006/relationships" ax:classid="{5512D118-5CC6-11CF-8D67-00AA00BDCE1D}" r:id="rId1" ax:persistence="persistStorage"/>
-</file>
-
-<file path=word\activeX\activeX80.xml><?xml version="1.0" encoding="utf-8"?>
-<ax:ocx xmlns:ax="http://schemas.microsoft.com/office/2006/activeX" xmlns:r="http://schemas.openxmlformats.org/officeDocument/2006/relationships" ax:classid="{5512D118-5CC6-11CF-8D67-00AA00BDCE1D}" r:id="rId1" ax:persistence="persistStorage"/>
-</file>
-
-<file path=word\activeX\activeX81.xml><?xml version="1.0" encoding="utf-8"?>
-<ax:ocx xmlns:ax="http://schemas.microsoft.com/office/2006/activeX" xmlns:r="http://schemas.openxmlformats.org/officeDocument/2006/relationships" ax:classid="{5512D118-5CC6-11CF-8D67-00AA00BDCE1D}" r:id="rId1" ax:persistence="persistStorage"/>
-</file>
-
-<file path=word\activeX\activeX82.xml><?xml version="1.0" encoding="utf-8"?>
-<ax:ocx xmlns:ax="http://schemas.microsoft.com/office/2006/activeX" xmlns:r="http://schemas.openxmlformats.org/officeDocument/2006/relationships" ax:classid="{5512D118-5CC6-11CF-8D67-00AA00BDCE1D}" r:id="rId1" ax:persistence="persistStorage"/>
-</file>
-
-<file path=word\activeX\activeX83.xml><?xml version="1.0" encoding="utf-8"?>
-<ax:ocx xmlns:ax="http://schemas.microsoft.com/office/2006/activeX" xmlns:r="http://schemas.openxmlformats.org/officeDocument/2006/relationships" ax:classid="{5512D118-5CC6-11CF-8D67-00AA00BDCE1D}" r:id="rId1" ax:persistence="persistStorage"/>
-</file>
-
-<file path=word\activeX\activeX84.xml><?xml version="1.0" encoding="utf-8"?>
-<ax:ocx xmlns:ax="http://schemas.microsoft.com/office/2006/activeX" xmlns:r="http://schemas.openxmlformats.org/officeDocument/2006/relationships" ax:classid="{5512D118-5CC6-11CF-8D67-00AA00BDCE1D}" r:id="rId1" ax:persistence="persistStorage"/>
-</file>
-
-<file path=word\activeX\activeX85.xml><?xml version="1.0" encoding="utf-8"?>
-<ax:ocx xmlns:ax="http://schemas.microsoft.com/office/2006/activeX" xmlns:r="http://schemas.openxmlformats.org/officeDocument/2006/relationships" ax:classid="{5512D118-5CC6-11CF-8D67-00AA00BDCE1D}" r:id="rId1" ax:persistence="persistStorage"/>
-</file>
-
-<file path=word\activeX\activeX86.xml><?xml version="1.0" encoding="utf-8"?>
-<ax:ocx xmlns:ax="http://schemas.microsoft.com/office/2006/activeX" xmlns:r="http://schemas.openxmlformats.org/officeDocument/2006/relationships" ax:classid="{5512D118-5CC6-11CF-8D67-00AA00BDCE1D}" r:id="rId1" ax:persistence="persistStorage"/>
-</file>
-
-<file path=word\activeX\activeX87.xml><?xml version="1.0" encoding="utf-8"?>
-<ax:ocx xmlns:ax="http://schemas.microsoft.com/office/2006/activeX" xmlns:r="http://schemas.openxmlformats.org/officeDocument/2006/relationships" ax:classid="{5512D118-5CC6-11CF-8D67-00AA00BDCE1D}" r:id="rId1" ax:persistence="persistStorage"/>
-</file>
-
-<file path=word\activeX\activeX88.xml><?xml version="1.0" encoding="utf-8"?>
-<ax:ocx xmlns:ax="http://schemas.microsoft.com/office/2006/activeX" xmlns:r="http://schemas.openxmlformats.org/officeDocument/2006/relationships" ax:classid="{5512D118-5CC6-11CF-8D67-00AA00BDCE1D}" r:id="rId1" ax:persistence="persistStorage"/>
-</file>
-
-<file path=word\activeX\activeX89.xml><?xml version="1.0" encoding="utf-8"?>
-<ax:ocx xmlns:ax="http://schemas.microsoft.com/office/2006/activeX" xmlns:r="http://schemas.openxmlformats.org/officeDocument/2006/relationships" ax:classid="{5512D118-5CC6-11CF-8D67-00AA00BDCE1D}" r:id="rId1" ax:persistence="persistStorage"/>
-</file>
-
-<file path=word\activeX\activeX9.xml><?xml version="1.0" encoding="utf-8"?>
-<ax:ocx xmlns:ax="http://schemas.microsoft.com/office/2006/activeX" xmlns:r="http://schemas.openxmlformats.org/officeDocument/2006/relationships" ax:classid="{5512D118-5CC6-11CF-8D67-00AA00BDCE1D}" r:id="rId1" ax:persistence="persistStorage"/>
-</file>
-
-<file path=word\activeX\activeX90.xml><?xml version="1.0" encoding="utf-8"?>
-<ax:ocx xmlns:ax="http://schemas.microsoft.com/office/2006/activeX" xmlns:r="http://schemas.openxmlformats.org/officeDocument/2006/relationships" ax:classid="{5512D118-5CC6-11CF-8D67-00AA00BDCE1D}" r:id="rId1" ax:persistence="persistStorage"/>
-</file>
-
-<file path=word\activeX\activeX91.xml><?xml version="1.0" encoding="utf-8"?>
-<ax:ocx xmlns:ax="http://schemas.microsoft.com/office/2006/activeX" xmlns:r="http://schemas.openxmlformats.org/officeDocument/2006/relationships" ax:classid="{5512D118-5CC6-11CF-8D67-00AA00BDCE1D}" r:id="rId1" ax:persistence="persistStorage"/>
-</file>
-
-<file path=word\activeX\activeX92.xml><?xml version="1.0" encoding="utf-8"?>
-<ax:ocx xmlns:ax="http://schemas.microsoft.com/office/2006/activeX" xmlns:r="http://schemas.openxmlformats.org/officeDocument/2006/relationships" ax:classid="{5512D118-5CC6-11CF-8D67-00AA00BDCE1D}" r:id="rId1" ax:persistence="persistStorage"/>
-</file>
-
-<file path=word\activeX\activeX93.xml><?xml version="1.0" encoding="utf-8"?>
-<ax:ocx xmlns:ax="http://schemas.microsoft.com/office/2006/activeX" xmlns:r="http://schemas.openxmlformats.org/officeDocument/2006/relationships" ax:classid="{5512D118-5CC6-11CF-8D67-00AA00BDCE1D}" r:id="rId1" ax:persistence="persistStorage"/>
-</file>
-
-<file path=word\activeX\activeX94.xml><?xml version="1.0" encoding="utf-8"?>
-<ax:ocx xmlns:ax="http://schemas.microsoft.com/office/2006/activeX" xmlns:r="http://schemas.openxmlformats.org/officeDocument/2006/relationships" ax:classid="{5512D118-5CC6-11CF-8D67-00AA00BDCE1D}" r:id="rId1" ax:persistence="persistStorage"/>
-</file>
-
-<file path=word\activeX\activeX95.xml><?xml version="1.0" encoding="utf-8"?>
-<ax:ocx xmlns:ax="http://schemas.microsoft.com/office/2006/activeX" xmlns:r="http://schemas.openxmlformats.org/officeDocument/2006/relationships" ax:classid="{5512D118-5CC6-11CF-8D67-00AA00BDCE1D}" r:id="rId1" ax:persistence="persistStorage"/>
-</file>
-
-<file path=word\activeX\activeX96.xml><?xml version="1.0" encoding="utf-8"?>
-<ax:ocx xmlns:ax="http://schemas.microsoft.com/office/2006/activeX" xmlns:r="http://schemas.openxmlformats.org/officeDocument/2006/relationships" ax:classid="{5512D118-5CC6-11CF-8D67-00AA00BDCE1D}" r:id="rId1" ax:persistence="persistStorage"/>
-</file>
-
-<file path=word\activeX\activeX97.xml><?xml version="1.0" encoding="utf-8"?>
-<ax:ocx xmlns:ax="http://schemas.microsoft.com/office/2006/activeX" xmlns:r="http://schemas.openxmlformats.org/officeDocument/2006/relationships" ax:classid="{5512D118-5CC6-11CF-8D67-00AA00BDCE1D}" r:id="rId1" ax:persistence="persistStorage"/>
-</file>
-
-<file path=word\activeX\activeX98.xml><?xml version="1.0" encoding="utf-8"?>
-<ax:ocx xmlns:ax="http://schemas.microsoft.com/office/2006/activeX" xmlns:r="http://schemas.openxmlformats.org/officeDocument/2006/relationships" ax:classid="{5512D118-5CC6-11CF-8D67-00AA00BDCE1D}" r:id="rId1" ax:persistence="persistStorage"/>
-</file>
-
-<file path=word\activeX\activeX99.xml><?xml version="1.0" encoding="utf-8"?>
-<ax:ocx xmlns:ax="http://schemas.microsoft.com/office/2006/activeX" xmlns:r="http://schemas.openxmlformats.org/officeDocument/2006/relationships" ax:classid="{5512D118-5CC6-11CF-8D67-00AA00BDCE1D}" r:id="rId1" ax:persistence="persistStorage"/>
-</file>
-
-<file path=word\document.xml><?xml version="1.0" encoding="utf-8"?>
+<file path=word/document.xml><?xml version="1.0" encoding="utf-8"?>
 <w:document xmlns:w="http://schemas.openxmlformats.org/wordprocessingml/2006/main" xmlns:r="http://schemas.openxmlformats.org/officeDocument/2006/relationships" xmlns:wp="http://schemas.openxmlformats.org/drawingml/2006/wordprocessingDrawing" xmlns:a="http://schemas.openxmlformats.org/drawingml/2006/main" xmlns:pic="http://schemas.openxmlformats.org/drawingml/2006/picture">
   <w:body>
     <w:p>
@@ -1642,23 +1124,23 @@
               </w:rPr>
               <w:drawing>
                 <wp:inline distT="0" distB="0" distL="0" distR="0">
-                  <wp:extent cx="2571750" cy="2857500"/>
+                  <wp:extent cx="137130" cy="106656"/>
                   <wp:effectExtent l="0" t="0" r="0" b="0"/>
-                  <wp:docPr id="112" name="Picture 112" descr="image"/>
+                  <wp:docPr id="230" name="Picture 230" descr="image"/>
                   <wp:cNvGraphicFramePr>
-                    <a:graphicFrameLocks xmlns:a="http://schemas.openxmlformats.org/drawingml/2006/main" noChangeAspect="1"/>
+                    <a:graphicFrameLocks noChangeAspect="1"/>
                   </wp:cNvGraphicFramePr>
-                  <a:graphic xmlns:a="http://schemas.openxmlformats.org/drawingml/2006/main">
+                  <a:graphic>
                     <a:graphicData uri="http://schemas.openxmlformats.org/drawingml/2006/picture">
-                      <pic:pic xmlns:pic="http://schemas.openxmlformats.org/drawingml/2006/picture">
+                      <pic:pic>
                         <pic:nvPicPr>
-                          <pic:cNvPr id="112" name="Picture 112" descr="image"/>
+                          <pic:cNvPr id="230" name="Picture 230" descr="image"/>
                           <pic:cNvPicPr>
                             <a:picLocks noChangeAspect="1"/>
                           </pic:cNvPicPr>
                         </pic:nvPicPr>
                         <pic:blipFill>
-                          <a:blip r:embed="rId6|rId18"/>
+                          <a:blip r:embed="rId6"/>
                           <a:stretch>
                             <a:fillRect/>
                           </a:stretch>
@@ -1666,7 +1148,44 @@
                         <pic:spPr>
                           <a:xfrm>
                             <a:off x="0" y="0"/>
-                            <a:ext cx="2571750" cy="2857500"/>
+                            <a:ext cx="137130" cy="106656"/>
+                          </a:xfrm>
+                          <a:prstGeom prst="rect">
+                            <a:avLst/>
+                          </a:prstGeom>
+                        </pic:spPr>
+                      </pic:pic>
+                    </a:graphicData>
+                  </a:graphic>
+                </wp:inline>
+              </w:drawing>
+              <w:drawing>
+                <wp:inline distT="0" distB="0" distL="0" distR="0">
+                  <wp:extent cx="2742595" cy="1411929"/>
+                  <wp:effectExtent l="0" t="0" r="0" b="0"/>
+                  <wp:docPr id="231" name="Picture 231" descr="image"/>
+                  <wp:cNvGraphicFramePr>
+                    <a:graphicFrameLocks noChangeAspect="1"/>
+                  </wp:cNvGraphicFramePr>
+                  <a:graphic>
+                    <a:graphicData uri="http://schemas.openxmlformats.org/drawingml/2006/picture">
+                      <pic:pic>
+                        <pic:nvPicPr>
+                          <pic:cNvPr id="231" name="Picture 231" descr="image"/>
+                          <pic:cNvPicPr>
+                            <a:picLocks noChangeAspect="1"/>
+                          </pic:cNvPicPr>
+                        </pic:nvPicPr>
+                        <pic:blipFill>
+                          <a:blip r:embed="rId18"/>
+                          <a:stretch>
+                            <a:fillRect/>
+                          </a:stretch>
+                        </pic:blipFill>
+                        <pic:spPr>
+                          <a:xfrm>
+                            <a:off x="0" y="0"/>
+                            <a:ext cx="2742595" cy="1411929"/>
                           </a:xfrm>
                           <a:prstGeom prst="rect">
                             <a:avLst/>
@@ -1730,23 +1249,23 @@
               </w:rPr>
               <w:drawing>
                 <wp:inline distT="0" distB="0" distL="0" distR="0">
-                  <wp:extent cx="2571750" cy="2857500"/>
+                  <wp:extent cx="137130" cy="106656"/>
                   <wp:effectExtent l="0" t="0" r="0" b="0"/>
-                  <wp:docPr id="113" name="Picture 113" descr="image"/>
+                  <wp:docPr id="232" name="Picture 232" descr="image"/>
                   <wp:cNvGraphicFramePr>
-                    <a:graphicFrameLocks xmlns:a="http://schemas.openxmlformats.org/drawingml/2006/main" noChangeAspect="1"/>
+                    <a:graphicFrameLocks noChangeAspect="1"/>
                   </wp:cNvGraphicFramePr>
-                  <a:graphic xmlns:a="http://schemas.openxmlformats.org/drawingml/2006/main">
+                  <a:graphic>
                     <a:graphicData uri="http://schemas.openxmlformats.org/drawingml/2006/picture">
-                      <pic:pic xmlns:pic="http://schemas.openxmlformats.org/drawingml/2006/picture">
+                      <pic:pic>
                         <pic:nvPicPr>
-                          <pic:cNvPr id="113" name="Picture 113" descr="image"/>
+                          <pic:cNvPr id="232" name="Picture 232" descr="image"/>
                           <pic:cNvPicPr>
                             <a:picLocks noChangeAspect="1"/>
                           </pic:cNvPicPr>
                         </pic:nvPicPr>
                         <pic:blipFill>
-                          <a:blip r:embed="rId10|rId20"/>
+                          <a:blip r:embed="rId10"/>
                           <a:stretch>
                             <a:fillRect/>
                           </a:stretch>
@@ -1754,7 +1273,44 @@
                         <pic:spPr>
                           <a:xfrm>
                             <a:off x="0" y="0"/>
-                            <a:ext cx="2571750" cy="2857500"/>
+                            <a:ext cx="137130" cy="106656"/>
+                          </a:xfrm>
+                          <a:prstGeom prst="rect">
+                            <a:avLst/>
+                          </a:prstGeom>
+                        </pic:spPr>
+                      </pic:pic>
+                    </a:graphicData>
+                  </a:graphic>
+                </wp:inline>
+              </w:drawing>
+              <w:drawing>
+                <wp:inline distT="0" distB="0" distL="0" distR="0">
+                  <wp:extent cx="2742595" cy="1447481"/>
+                  <wp:effectExtent l="0" t="0" r="0" b="0"/>
+                  <wp:docPr id="233" name="Picture 233" descr="image"/>
+                  <wp:cNvGraphicFramePr>
+                    <a:graphicFrameLocks noChangeAspect="1"/>
+                  </wp:cNvGraphicFramePr>
+                  <a:graphic>
+                    <a:graphicData uri="http://schemas.openxmlformats.org/drawingml/2006/picture">
+                      <pic:pic>
+                        <pic:nvPicPr>
+                          <pic:cNvPr id="233" name="Picture 233" descr="image"/>
+                          <pic:cNvPicPr>
+                            <a:picLocks noChangeAspect="1"/>
+                          </pic:cNvPicPr>
+                        </pic:nvPicPr>
+                        <pic:blipFill>
+                          <a:blip r:embed="rId20"/>
+                          <a:stretch>
+                            <a:fillRect/>
+                          </a:stretch>
+                        </pic:blipFill>
+                        <pic:spPr>
+                          <a:xfrm>
+                            <a:off x="0" y="0"/>
+                            <a:ext cx="2742595" cy="1447481"/>
                           </a:xfrm>
                           <a:prstGeom prst="rect">
                             <a:avLst/>
@@ -1823,23 +1379,23 @@
               </w:rPr>
               <w:drawing>
                 <wp:inline distT="0" distB="0" distL="0" distR="0">
-                  <wp:extent cx="2571750" cy="2857500"/>
+                  <wp:extent cx="137130" cy="106656"/>
                   <wp:effectExtent l="0" t="0" r="0" b="0"/>
-                  <wp:docPr id="114" name="Picture 114" descr="image"/>
+                  <wp:docPr id="234" name="Picture 234" descr="image"/>
                   <wp:cNvGraphicFramePr>
-                    <a:graphicFrameLocks xmlns:a="http://schemas.openxmlformats.org/drawingml/2006/main" noChangeAspect="1"/>
+                    <a:graphicFrameLocks noChangeAspect="1"/>
                   </wp:cNvGraphicFramePr>
-                  <a:graphic xmlns:a="http://schemas.openxmlformats.org/drawingml/2006/main">
+                  <a:graphic>
                     <a:graphicData uri="http://schemas.openxmlformats.org/drawingml/2006/picture">
-                      <pic:pic xmlns:pic="http://schemas.openxmlformats.org/drawingml/2006/picture">
+                      <pic:pic>
                         <pic:nvPicPr>
-                          <pic:cNvPr id="114" name="Picture 114" descr="image"/>
+                          <pic:cNvPr id="234" name="Picture 234" descr="image"/>
                           <pic:cNvPicPr>
                             <a:picLocks noChangeAspect="1"/>
                           </pic:cNvPicPr>
                         </pic:nvPicPr>
                         <pic:blipFill>
-                          <a:blip r:embed="rId6|rId22"/>
+                          <a:blip r:embed="rId6"/>
                           <a:stretch>
                             <a:fillRect/>
                           </a:stretch>
@@ -1847,7 +1403,44 @@
                         <pic:spPr>
                           <a:xfrm>
                             <a:off x="0" y="0"/>
-                            <a:ext cx="2571750" cy="2857500"/>
+                            <a:ext cx="137130" cy="106656"/>
+                          </a:xfrm>
+                          <a:prstGeom prst="rect">
+                            <a:avLst/>
+                          </a:prstGeom>
+                        </pic:spPr>
+                      </pic:pic>
+                    </a:graphicData>
+                  </a:graphic>
+                </wp:inline>
+              </w:drawing>
+              <w:drawing>
+                <wp:inline distT="0" distB="0" distL="0" distR="0">
+                  <wp:extent cx="2742595" cy="1422086"/>
+                  <wp:effectExtent l="0" t="0" r="0" b="0"/>
+                  <wp:docPr id="235" name="Picture 235" descr="image"/>
+                  <wp:cNvGraphicFramePr>
+                    <a:graphicFrameLocks noChangeAspect="1"/>
+                  </wp:cNvGraphicFramePr>
+                  <a:graphic>
+                    <a:graphicData uri="http://schemas.openxmlformats.org/drawingml/2006/picture">
+                      <pic:pic>
+                        <pic:nvPicPr>
+                          <pic:cNvPr id="235" name="Picture 235" descr="image"/>
+                          <pic:cNvPicPr>
+                            <a:picLocks noChangeAspect="1"/>
+                          </pic:cNvPicPr>
+                        </pic:nvPicPr>
+                        <pic:blipFill>
+                          <a:blip r:embed="rId22"/>
+                          <a:stretch>
+                            <a:fillRect/>
+                          </a:stretch>
+                        </pic:blipFill>
+                        <pic:spPr>
+                          <a:xfrm>
+                            <a:off x="0" y="0"/>
+                            <a:ext cx="2742595" cy="1422086"/>
                           </a:xfrm>
                           <a:prstGeom prst="rect">
                             <a:avLst/>
@@ -1911,23 +1504,23 @@
               </w:rPr>
               <w:drawing>
                 <wp:inline distT="0" distB="0" distL="0" distR="0">
-                  <wp:extent cx="2571750" cy="2857500"/>
+                  <wp:extent cx="137130" cy="106656"/>
                   <wp:effectExtent l="0" t="0" r="0" b="0"/>
-                  <wp:docPr id="115" name="Picture 115" descr="image"/>
+                  <wp:docPr id="236" name="Picture 236" descr="image"/>
                   <wp:cNvGraphicFramePr>
-                    <a:graphicFrameLocks xmlns:a="http://schemas.openxmlformats.org/drawingml/2006/main" noChangeAspect="1"/>
+                    <a:graphicFrameLocks noChangeAspect="1"/>
                   </wp:cNvGraphicFramePr>
-                  <a:graphic xmlns:a="http://schemas.openxmlformats.org/drawingml/2006/main">
+                  <a:graphic>
                     <a:graphicData uri="http://schemas.openxmlformats.org/drawingml/2006/picture">
-                      <pic:pic xmlns:pic="http://schemas.openxmlformats.org/drawingml/2006/picture">
+                      <pic:pic>
                         <pic:nvPicPr>
-                          <pic:cNvPr id="115" name="Picture 115" descr="image"/>
+                          <pic:cNvPr id="236" name="Picture 236" descr="image"/>
                           <pic:cNvPicPr>
                             <a:picLocks noChangeAspect="1"/>
                           </pic:cNvPicPr>
                         </pic:nvPicPr>
                         <pic:blipFill>
-                          <a:blip r:embed="rId6|rId24"/>
+                          <a:blip r:embed="rId6"/>
                           <a:stretch>
                             <a:fillRect/>
                           </a:stretch>
@@ -1935,7 +1528,44 @@
                         <pic:spPr>
                           <a:xfrm>
                             <a:off x="0" y="0"/>
-                            <a:ext cx="2571750" cy="2857500"/>
+                            <a:ext cx="137130" cy="106656"/>
+                          </a:xfrm>
+                          <a:prstGeom prst="rect">
+                            <a:avLst/>
+                          </a:prstGeom>
+                        </pic:spPr>
+                      </pic:pic>
+                    </a:graphicData>
+                  </a:graphic>
+                </wp:inline>
+              </w:drawing>
+              <w:drawing>
+                <wp:inline distT="0" distB="0" distL="0" distR="0">
+                  <wp:extent cx="2742595" cy="1427165"/>
+                  <wp:effectExtent l="0" t="0" r="0" b="0"/>
+                  <wp:docPr id="237" name="Picture 237" descr="image"/>
+                  <wp:cNvGraphicFramePr>
+                    <a:graphicFrameLocks noChangeAspect="1"/>
+                  </wp:cNvGraphicFramePr>
+                  <a:graphic>
+                    <a:graphicData uri="http://schemas.openxmlformats.org/drawingml/2006/picture">
+                      <pic:pic>
+                        <pic:nvPicPr>
+                          <pic:cNvPr id="237" name="Picture 237" descr="image"/>
+                          <pic:cNvPicPr>
+                            <a:picLocks noChangeAspect="1"/>
+                          </pic:cNvPicPr>
+                        </pic:nvPicPr>
+                        <pic:blipFill>
+                          <a:blip r:embed="rId24"/>
+                          <a:stretch>
+                            <a:fillRect/>
+                          </a:stretch>
+                        </pic:blipFill>
+                        <pic:spPr>
+                          <a:xfrm>
+                            <a:off x="0" y="0"/>
+                            <a:ext cx="2742595" cy="1427165"/>
                           </a:xfrm>
                           <a:prstGeom prst="rect">
                             <a:avLst/>
@@ -2063,23 +1693,23 @@
               </w:rPr>
               <w:drawing>
                 <wp:inline distT="0" distB="0" distL="0" distR="0">
-                  <wp:extent cx="2571750" cy="2857500"/>
+                  <wp:extent cx="215381" cy="167519"/>
                   <wp:effectExtent l="0" t="0" r="0" b="0"/>
-                  <wp:docPr id="116" name="Picture 116" descr="image"/>
+                  <wp:docPr id="238" name="Picture 238" descr="image"/>
                   <wp:cNvGraphicFramePr>
-                    <a:graphicFrameLocks xmlns:a="http://schemas.openxmlformats.org/drawingml/2006/main" noChangeAspect="1"/>
+                    <a:graphicFrameLocks noChangeAspect="1"/>
                   </wp:cNvGraphicFramePr>
-                  <a:graphic xmlns:a="http://schemas.openxmlformats.org/drawingml/2006/main">
+                  <a:graphic>
                     <a:graphicData uri="http://schemas.openxmlformats.org/drawingml/2006/picture">
-                      <pic:pic xmlns:pic="http://schemas.openxmlformats.org/drawingml/2006/picture">
+                      <pic:pic>
                         <pic:nvPicPr>
-                          <pic:cNvPr id="116" name="Picture 116" descr="image"/>
+                          <pic:cNvPr id="238" name="Picture 238" descr="image"/>
                           <pic:cNvPicPr>
                             <a:picLocks noChangeAspect="1"/>
                           </pic:cNvPicPr>
                         </pic:nvPicPr>
                         <pic:blipFill>
-                          <a:blip r:embed="rId6|rId26"/>
+                          <a:blip r:embed="rId6"/>
                           <a:stretch>
                             <a:fillRect/>
                           </a:stretch>
@@ -2087,7 +1717,44 @@
                         <pic:spPr>
                           <a:xfrm>
                             <a:off x="0" y="0"/>
-                            <a:ext cx="2571750" cy="2857500"/>
+                            <a:ext cx="215381" cy="167519"/>
+                          </a:xfrm>
+                          <a:prstGeom prst="rect">
+                            <a:avLst/>
+                          </a:prstGeom>
+                        </pic:spPr>
+                      </pic:pic>
+                    </a:graphicData>
+                  </a:graphic>
+                </wp:inline>
+              </w:drawing>
+              <w:drawing>
+                <wp:inline distT="0" distB="0" distL="0" distR="0">
+                  <wp:extent cx="2664344" cy="1005112"/>
+                  <wp:effectExtent l="0" t="0" r="0" b="0"/>
+                  <wp:docPr id="239" name="Picture 239" descr="image"/>
+                  <wp:cNvGraphicFramePr>
+                    <a:graphicFrameLocks noChangeAspect="1"/>
+                  </wp:cNvGraphicFramePr>
+                  <a:graphic>
+                    <a:graphicData uri="http://schemas.openxmlformats.org/drawingml/2006/picture">
+                      <pic:pic>
+                        <pic:nvPicPr>
+                          <pic:cNvPr id="239" name="Picture 239" descr="image"/>
+                          <pic:cNvPicPr>
+                            <a:picLocks noChangeAspect="1"/>
+                          </pic:cNvPicPr>
+                        </pic:nvPicPr>
+                        <pic:blipFill>
+                          <a:blip r:embed="rId26"/>
+                          <a:stretch>
+                            <a:fillRect/>
+                          </a:stretch>
+                        </pic:blipFill>
+                        <pic:spPr>
+                          <a:xfrm>
+                            <a:off x="0" y="0"/>
+                            <a:ext cx="2664344" cy="1005112"/>
                           </a:xfrm>
                           <a:prstGeom prst="rect">
                             <a:avLst/>
@@ -2151,23 +1818,23 @@
               </w:rPr>
               <w:drawing>
                 <wp:inline distT="0" distB="0" distL="0" distR="0">
-                  <wp:extent cx="2571750" cy="2857500"/>
+                  <wp:extent cx="215381" cy="167519"/>
                   <wp:effectExtent l="0" t="0" r="0" b="0"/>
-                  <wp:docPr id="117" name="Picture 117" descr="image"/>
+                  <wp:docPr id="240" name="Picture 240" descr="image"/>
                   <wp:cNvGraphicFramePr>
-                    <a:graphicFrameLocks xmlns:a="http://schemas.openxmlformats.org/drawingml/2006/main" noChangeAspect="1"/>
+                    <a:graphicFrameLocks noChangeAspect="1"/>
                   </wp:cNvGraphicFramePr>
-                  <a:graphic xmlns:a="http://schemas.openxmlformats.org/drawingml/2006/main">
+                  <a:graphic>
                     <a:graphicData uri="http://schemas.openxmlformats.org/drawingml/2006/picture">
-                      <pic:pic xmlns:pic="http://schemas.openxmlformats.org/drawingml/2006/picture">
+                      <pic:pic>
                         <pic:nvPicPr>
-                          <pic:cNvPr id="117" name="Picture 117" descr="image"/>
+                          <pic:cNvPr id="240" name="Picture 240" descr="image"/>
                           <pic:cNvPicPr>
                             <a:picLocks noChangeAspect="1"/>
                           </pic:cNvPicPr>
                         </pic:nvPicPr>
                         <pic:blipFill>
-                          <a:blip r:embed="rId6|rId28"/>
+                          <a:blip r:embed="rId6"/>
                           <a:stretch>
                             <a:fillRect/>
                           </a:stretch>
@@ -2175,7 +1842,44 @@
                         <pic:spPr>
                           <a:xfrm>
                             <a:off x="0" y="0"/>
-                            <a:ext cx="2571750" cy="2857500"/>
+                            <a:ext cx="215381" cy="167519"/>
+                          </a:xfrm>
+                          <a:prstGeom prst="rect">
+                            <a:avLst/>
+                          </a:prstGeom>
+                        </pic:spPr>
+                      </pic:pic>
+                    </a:graphicData>
+                  </a:graphic>
+                </wp:inline>
+              </w:drawing>
+              <w:drawing>
+                <wp:inline distT="0" distB="0" distL="0" distR="0">
+                  <wp:extent cx="2664344" cy="1005112"/>
+                  <wp:effectExtent l="0" t="0" r="0" b="0"/>
+                  <wp:docPr id="241" name="Picture 241" descr="image"/>
+                  <wp:cNvGraphicFramePr>
+                    <a:graphicFrameLocks noChangeAspect="1"/>
+                  </wp:cNvGraphicFramePr>
+                  <a:graphic>
+                    <a:graphicData uri="http://schemas.openxmlformats.org/drawingml/2006/picture">
+                      <pic:pic>
+                        <pic:nvPicPr>
+                          <pic:cNvPr id="241" name="Picture 241" descr="image"/>
+                          <pic:cNvPicPr>
+                            <a:picLocks noChangeAspect="1"/>
+                          </pic:cNvPicPr>
+                        </pic:nvPicPr>
+                        <pic:blipFill>
+                          <a:blip r:embed="rId28"/>
+                          <a:stretch>
+                            <a:fillRect/>
+                          </a:stretch>
+                        </pic:blipFill>
+                        <pic:spPr>
+                          <a:xfrm>
+                            <a:off x="0" y="0"/>
+                            <a:ext cx="2664344" cy="1005112"/>
                           </a:xfrm>
                           <a:prstGeom prst="rect">
                             <a:avLst/>
@@ -2244,23 +1948,23 @@
               </w:rPr>
               <w:drawing>
                 <wp:inline distT="0" distB="0" distL="0" distR="0">
-                  <wp:extent cx="2571750" cy="2857500"/>
+                  <wp:extent cx="217186" cy="168922"/>
                   <wp:effectExtent l="0" t="0" r="0" b="0"/>
-                  <wp:docPr id="118" name="Picture 118" descr="image"/>
+                  <wp:docPr id="242" name="Picture 242" descr="image"/>
                   <wp:cNvGraphicFramePr>
-                    <a:graphicFrameLocks xmlns:a="http://schemas.openxmlformats.org/drawingml/2006/main" noChangeAspect="1"/>
+                    <a:graphicFrameLocks noChangeAspect="1"/>
                   </wp:cNvGraphicFramePr>
-                  <a:graphic xmlns:a="http://schemas.openxmlformats.org/drawingml/2006/main">
+                  <a:graphic>
                     <a:graphicData uri="http://schemas.openxmlformats.org/drawingml/2006/picture">
-                      <pic:pic xmlns:pic="http://schemas.openxmlformats.org/drawingml/2006/picture">
+                      <pic:pic>
                         <pic:nvPicPr>
-                          <pic:cNvPr id="118" name="Picture 118" descr="image"/>
+                          <pic:cNvPr id="242" name="Picture 242" descr="image"/>
                           <pic:cNvPicPr>
                             <a:picLocks noChangeAspect="1"/>
                           </pic:cNvPicPr>
                         </pic:nvPicPr>
                         <pic:blipFill>
-                          <a:blip r:embed="rId10|rId30"/>
+                          <a:blip r:embed="rId10"/>
                           <a:stretch>
                             <a:fillRect/>
                           </a:stretch>
@@ -2268,7 +1972,44 @@
                         <pic:spPr>
                           <a:xfrm>
                             <a:off x="0" y="0"/>
-                            <a:ext cx="2571750" cy="2857500"/>
+                            <a:ext cx="217186" cy="168922"/>
+                          </a:xfrm>
+                          <a:prstGeom prst="rect">
+                            <a:avLst/>
+                          </a:prstGeom>
+                        </pic:spPr>
+                      </pic:pic>
+                    </a:graphicData>
+                  </a:graphic>
+                </wp:inline>
+              </w:drawing>
+              <w:drawing>
+                <wp:inline distT="0" distB="0" distL="0" distR="0">
+                  <wp:extent cx="2662539" cy="1021578"/>
+                  <wp:effectExtent l="0" t="0" r="0" b="0"/>
+                  <wp:docPr id="243" name="Picture 243" descr="image"/>
+                  <wp:cNvGraphicFramePr>
+                    <a:graphicFrameLocks noChangeAspect="1"/>
+                  </wp:cNvGraphicFramePr>
+                  <a:graphic>
+                    <a:graphicData uri="http://schemas.openxmlformats.org/drawingml/2006/picture">
+                      <pic:pic>
+                        <pic:nvPicPr>
+                          <pic:cNvPr id="243" name="Picture 243" descr="image"/>
+                          <pic:cNvPicPr>
+                            <a:picLocks noChangeAspect="1"/>
+                          </pic:cNvPicPr>
+                        </pic:nvPicPr>
+                        <pic:blipFill>
+                          <a:blip r:embed="rId30"/>
+                          <a:stretch>
+                            <a:fillRect/>
+                          </a:stretch>
+                        </pic:blipFill>
+                        <pic:spPr>
+                          <a:xfrm>
+                            <a:off x="0" y="0"/>
+                            <a:ext cx="2662539" cy="1021578"/>
                           </a:xfrm>
                           <a:prstGeom prst="rect">
                             <a:avLst/>
@@ -2332,23 +2073,23 @@
               </w:rPr>
               <w:drawing>
                 <wp:inline distT="0" distB="0" distL="0" distR="0">
-                  <wp:extent cx="2571750" cy="2857500"/>
+                  <wp:extent cx="214786" cy="167056"/>
                   <wp:effectExtent l="0" t="0" r="0" b="0"/>
-                  <wp:docPr id="119" name="Picture 119" descr="image"/>
+                  <wp:docPr id="244" name="Picture 244" descr="image"/>
                   <wp:cNvGraphicFramePr>
-                    <a:graphicFrameLocks xmlns:a="http://schemas.openxmlformats.org/drawingml/2006/main" noChangeAspect="1"/>
+                    <a:graphicFrameLocks noChangeAspect="1"/>
                   </wp:cNvGraphicFramePr>
-                  <a:graphic xmlns:a="http://schemas.openxmlformats.org/drawingml/2006/main">
+                  <a:graphic>
                     <a:graphicData uri="http://schemas.openxmlformats.org/drawingml/2006/picture">
-                      <pic:pic xmlns:pic="http://schemas.openxmlformats.org/drawingml/2006/picture">
+                      <pic:pic>
                         <pic:nvPicPr>
-                          <pic:cNvPr id="119" name="Picture 119" descr="image"/>
+                          <pic:cNvPr id="244" name="Picture 244" descr="image"/>
                           <pic:cNvPicPr>
                             <a:picLocks noChangeAspect="1"/>
                           </pic:cNvPicPr>
                         </pic:nvPicPr>
                         <pic:blipFill>
-                          <a:blip r:embed="rId6|rId32"/>
+                          <a:blip r:embed="rId6"/>
                           <a:stretch>
                             <a:fillRect/>
                           </a:stretch>
@@ -2356,7 +2097,44 @@
                         <pic:spPr>
                           <a:xfrm>
                             <a:off x="0" y="0"/>
-                            <a:ext cx="2571750" cy="2857500"/>
+                            <a:ext cx="214786" cy="167056"/>
+                          </a:xfrm>
+                          <a:prstGeom prst="rect">
+                            <a:avLst/>
+                          </a:prstGeom>
+                        </pic:spPr>
+                      </pic:pic>
+                    </a:graphicData>
+                  </a:graphic>
+                </wp:inline>
+              </w:drawing>
+              <w:drawing>
+                <wp:inline distT="0" distB="0" distL="0" distR="0">
+                  <wp:extent cx="2664939" cy="978470"/>
+                  <wp:effectExtent l="0" t="0" r="0" b="0"/>
+                  <wp:docPr id="245" name="Picture 245" descr="image"/>
+                  <wp:cNvGraphicFramePr>
+                    <a:graphicFrameLocks noChangeAspect="1"/>
+                  </wp:cNvGraphicFramePr>
+                  <a:graphic>
+                    <a:graphicData uri="http://schemas.openxmlformats.org/drawingml/2006/picture">
+                      <pic:pic>
+                        <pic:nvPicPr>
+                          <pic:cNvPr id="245" name="Picture 245" descr="image"/>
+                          <pic:cNvPicPr>
+                            <a:picLocks noChangeAspect="1"/>
+                          </pic:cNvPicPr>
+                        </pic:nvPicPr>
+                        <pic:blipFill>
+                          <a:blip r:embed="rId32"/>
+                          <a:stretch>
+                            <a:fillRect/>
+                          </a:stretch>
+                        </pic:blipFill>
+                        <pic:spPr>
+                          <a:xfrm>
+                            <a:off x="0" y="0"/>
+                            <a:ext cx="2664939" cy="978470"/>
                           </a:xfrm>
                           <a:prstGeom prst="rect">
                             <a:avLst/>
@@ -2484,23 +2262,23 @@
               </w:rPr>
               <w:drawing>
                 <wp:inline distT="0" distB="0" distL="0" distR="0">
-                  <wp:extent cx="2571750" cy="2857500"/>
+                  <wp:extent cx="257175" cy="200025"/>
                   <wp:effectExtent l="0" t="0" r="0" b="0"/>
-                  <wp:docPr id="120" name="Picture 120" descr="image"/>
+                  <wp:docPr id="246" name="Picture 246" descr="image"/>
                   <wp:cNvGraphicFramePr>
-                    <a:graphicFrameLocks xmlns:a="http://schemas.openxmlformats.org/drawingml/2006/main" noChangeAspect="1"/>
+                    <a:graphicFrameLocks noChangeAspect="1"/>
                   </wp:cNvGraphicFramePr>
-                  <a:graphic xmlns:a="http://schemas.openxmlformats.org/drawingml/2006/main">
+                  <a:graphic>
                     <a:graphicData uri="http://schemas.openxmlformats.org/drawingml/2006/picture">
-                      <pic:pic xmlns:pic="http://schemas.openxmlformats.org/drawingml/2006/picture">
+                      <pic:pic>
                         <pic:nvPicPr>
-                          <pic:cNvPr id="120" name="Picture 120" descr="image"/>
+                          <pic:cNvPr id="246" name="Picture 246" descr="image"/>
                           <pic:cNvPicPr>
                             <a:picLocks noChangeAspect="1"/>
                           </pic:cNvPicPr>
                         </pic:nvPicPr>
                         <pic:blipFill>
-                          <a:blip r:embed="rId6|rId34"/>
+                          <a:blip r:embed="rId6"/>
                           <a:stretch>
                             <a:fillRect/>
                           </a:stretch>
@@ -2508,7 +2286,44 @@
                         <pic:spPr>
                           <a:xfrm>
                             <a:off x="0" y="0"/>
-                            <a:ext cx="2571750" cy="2857500"/>
+                            <a:ext cx="257175" cy="200025"/>
+                          </a:xfrm>
+                          <a:prstGeom prst="rect">
+                            <a:avLst/>
+                          </a:prstGeom>
+                        </pic:spPr>
+                      </pic:pic>
+                    </a:graphicData>
+                  </a:graphic>
+                </wp:inline>
+              </w:drawing>
+              <w:drawing>
+                <wp:inline distT="0" distB="0" distL="0" distR="0">
+                  <wp:extent cx="2381250" cy="542925"/>
+                  <wp:effectExtent l="0" t="0" r="0" b="0"/>
+                  <wp:docPr id="247" name="Picture 247" descr="image"/>
+                  <wp:cNvGraphicFramePr>
+                    <a:graphicFrameLocks noChangeAspect="1"/>
+                  </wp:cNvGraphicFramePr>
+                  <a:graphic>
+                    <a:graphicData uri="http://schemas.openxmlformats.org/drawingml/2006/picture">
+                      <pic:pic>
+                        <pic:nvPicPr>
+                          <pic:cNvPr id="247" name="Picture 247" descr="image"/>
+                          <pic:cNvPicPr>
+                            <a:picLocks noChangeAspect="1"/>
+                          </pic:cNvPicPr>
+                        </pic:nvPicPr>
+                        <pic:blipFill>
+                          <a:blip r:embed="rId34"/>
+                          <a:stretch>
+                            <a:fillRect/>
+                          </a:stretch>
+                        </pic:blipFill>
+                        <pic:spPr>
+                          <a:xfrm>
+                            <a:off x="0" y="0"/>
+                            <a:ext cx="2381250" cy="542925"/>
                           </a:xfrm>
                           <a:prstGeom prst="rect">
                             <a:avLst/>
@@ -2572,23 +2387,23 @@
               </w:rPr>
               <w:drawing>
                 <wp:inline distT="0" distB="0" distL="0" distR="0">
-                  <wp:extent cx="2571750" cy="2857500"/>
+                  <wp:extent cx="257175" cy="200025"/>
                   <wp:effectExtent l="0" t="0" r="0" b="0"/>
-                  <wp:docPr id="121" name="Picture 121" descr="image"/>
+                  <wp:docPr id="248" name="Picture 248" descr="image"/>
                   <wp:cNvGraphicFramePr>
-                    <a:graphicFrameLocks xmlns:a="http://schemas.openxmlformats.org/drawingml/2006/main" noChangeAspect="1"/>
+                    <a:graphicFrameLocks noChangeAspect="1"/>
                   </wp:cNvGraphicFramePr>
-                  <a:graphic xmlns:a="http://schemas.openxmlformats.org/drawingml/2006/main">
+                  <a:graphic>
                     <a:graphicData uri="http://schemas.openxmlformats.org/drawingml/2006/picture">
-                      <pic:pic xmlns:pic="http://schemas.openxmlformats.org/drawingml/2006/picture">
+                      <pic:pic>
                         <pic:nvPicPr>
-                          <pic:cNvPr id="121" name="Picture 121" descr="image"/>
+                          <pic:cNvPr id="248" name="Picture 248" descr="image"/>
                           <pic:cNvPicPr>
                             <a:picLocks noChangeAspect="1"/>
                           </pic:cNvPicPr>
                         </pic:nvPicPr>
                         <pic:blipFill>
-                          <a:blip r:embed="rId10|rId36"/>
+                          <a:blip r:embed="rId10"/>
                           <a:stretch>
                             <a:fillRect/>
                           </a:stretch>
@@ -2596,7 +2411,44 @@
                         <pic:spPr>
                           <a:xfrm>
                             <a:off x="0" y="0"/>
-                            <a:ext cx="2571750" cy="2857500"/>
+                            <a:ext cx="257175" cy="200025"/>
+                          </a:xfrm>
+                          <a:prstGeom prst="rect">
+                            <a:avLst/>
+                          </a:prstGeom>
+                        </pic:spPr>
+                      </pic:pic>
+                    </a:graphicData>
+                  </a:graphic>
+                </wp:inline>
+              </w:drawing>
+              <w:drawing>
+                <wp:inline distT="0" distB="0" distL="0" distR="0">
+                  <wp:extent cx="2381250" cy="381000"/>
+                  <wp:effectExtent l="0" t="0" r="0" b="0"/>
+                  <wp:docPr id="249" name="Picture 249" descr="image"/>
+                  <wp:cNvGraphicFramePr>
+                    <a:graphicFrameLocks noChangeAspect="1"/>
+                  </wp:cNvGraphicFramePr>
+                  <a:graphic>
+                    <a:graphicData uri="http://schemas.openxmlformats.org/drawingml/2006/picture">
+                      <pic:pic>
+                        <pic:nvPicPr>
+                          <pic:cNvPr id="249" name="Picture 249" descr="image"/>
+                          <pic:cNvPicPr>
+                            <a:picLocks noChangeAspect="1"/>
+                          </pic:cNvPicPr>
+                        </pic:nvPicPr>
+                        <pic:blipFill>
+                          <a:blip r:embed="rId36"/>
+                          <a:stretch>
+                            <a:fillRect/>
+                          </a:stretch>
+                        </pic:blipFill>
+                        <pic:spPr>
+                          <a:xfrm>
+                            <a:off x="0" y="0"/>
+                            <a:ext cx="2381250" cy="381000"/>
                           </a:xfrm>
                           <a:prstGeom prst="rect">
                             <a:avLst/>
@@ -2665,23 +2517,23 @@
               </w:rPr>
               <w:drawing>
                 <wp:inline distT="0" distB="0" distL="0" distR="0">
-                  <wp:extent cx="2571750" cy="2857500"/>
+                  <wp:extent cx="257175" cy="200025"/>
                   <wp:effectExtent l="0" t="0" r="0" b="0"/>
-                  <wp:docPr id="122" name="Picture 122" descr="image"/>
+                  <wp:docPr id="250" name="Picture 250" descr="image"/>
                   <wp:cNvGraphicFramePr>
-                    <a:graphicFrameLocks xmlns:a="http://schemas.openxmlformats.org/drawingml/2006/main" noChangeAspect="1"/>
+                    <a:graphicFrameLocks noChangeAspect="1"/>
                   </wp:cNvGraphicFramePr>
-                  <a:graphic xmlns:a="http://schemas.openxmlformats.org/drawingml/2006/main">
+                  <a:graphic>
                     <a:graphicData uri="http://schemas.openxmlformats.org/drawingml/2006/picture">
-                      <pic:pic xmlns:pic="http://schemas.openxmlformats.org/drawingml/2006/picture">
+                      <pic:pic>
                         <pic:nvPicPr>
-                          <pic:cNvPr id="122" name="Picture 122" descr="image"/>
+                          <pic:cNvPr id="250" name="Picture 250" descr="image"/>
                           <pic:cNvPicPr>
                             <a:picLocks noChangeAspect="1"/>
                           </pic:cNvPicPr>
                         </pic:nvPicPr>
                         <pic:blipFill>
-                          <a:blip r:embed="rId6|rId38"/>
+                          <a:blip r:embed="rId6"/>
                           <a:stretch>
                             <a:fillRect/>
                           </a:stretch>
@@ -2689,7 +2541,44 @@
                         <pic:spPr>
                           <a:xfrm>
                             <a:off x="0" y="0"/>
-                            <a:ext cx="2571750" cy="2857500"/>
+                            <a:ext cx="257175" cy="200025"/>
+                          </a:xfrm>
+                          <a:prstGeom prst="rect">
+                            <a:avLst/>
+                          </a:prstGeom>
+                        </pic:spPr>
+                      </pic:pic>
+                    </a:graphicData>
+                  </a:graphic>
+                </wp:inline>
+              </w:drawing>
+              <w:drawing>
+                <wp:inline distT="0" distB="0" distL="0" distR="0">
+                  <wp:extent cx="2381250" cy="371475"/>
+                  <wp:effectExtent l="0" t="0" r="0" b="0"/>
+                  <wp:docPr id="251" name="Picture 251" descr="image"/>
+                  <wp:cNvGraphicFramePr>
+                    <a:graphicFrameLocks noChangeAspect="1"/>
+                  </wp:cNvGraphicFramePr>
+                  <a:graphic>
+                    <a:graphicData uri="http://schemas.openxmlformats.org/drawingml/2006/picture">
+                      <pic:pic>
+                        <pic:nvPicPr>
+                          <pic:cNvPr id="251" name="Picture 251" descr="image"/>
+                          <pic:cNvPicPr>
+                            <a:picLocks noChangeAspect="1"/>
+                          </pic:cNvPicPr>
+                        </pic:nvPicPr>
+                        <pic:blipFill>
+                          <a:blip r:embed="rId38"/>
+                          <a:stretch>
+                            <a:fillRect/>
+                          </a:stretch>
+                        </pic:blipFill>
+                        <pic:spPr>
+                          <a:xfrm>
+                            <a:off x="0" y="0"/>
+                            <a:ext cx="2381250" cy="371475"/>
                           </a:xfrm>
                           <a:prstGeom prst="rect">
                             <a:avLst/>
@@ -2753,23 +2642,23 @@
               </w:rPr>
               <w:drawing>
                 <wp:inline distT="0" distB="0" distL="0" distR="0">
-                  <wp:extent cx="2571750" cy="2857500"/>
+                  <wp:extent cx="257175" cy="200025"/>
                   <wp:effectExtent l="0" t="0" r="0" b="0"/>
-                  <wp:docPr id="123" name="Picture 123" descr="image"/>
+                  <wp:docPr id="252" name="Picture 252" descr="image"/>
                   <wp:cNvGraphicFramePr>
-                    <a:graphicFrameLocks xmlns:a="http://schemas.openxmlformats.org/drawingml/2006/main" noChangeAspect="1"/>
+                    <a:graphicFrameLocks noChangeAspect="1"/>
                   </wp:cNvGraphicFramePr>
-                  <a:graphic xmlns:a="http://schemas.openxmlformats.org/drawingml/2006/main">
+                  <a:graphic>
                     <a:graphicData uri="http://schemas.openxmlformats.org/drawingml/2006/picture">
-                      <pic:pic xmlns:pic="http://schemas.openxmlformats.org/drawingml/2006/picture">
+                      <pic:pic>
                         <pic:nvPicPr>
-                          <pic:cNvPr id="123" name="Picture 123" descr="image"/>
+                          <pic:cNvPr id="252" name="Picture 252" descr="image"/>
                           <pic:cNvPicPr>
                             <a:picLocks noChangeAspect="1"/>
                           </pic:cNvPicPr>
                         </pic:nvPicPr>
                         <pic:blipFill>
-                          <a:blip r:embed="rId6|rId40"/>
+                          <a:blip r:embed="rId6"/>
                           <a:stretch>
                             <a:fillRect/>
                           </a:stretch>
@@ -2777,7 +2666,44 @@
                         <pic:spPr>
                           <a:xfrm>
                             <a:off x="0" y="0"/>
-                            <a:ext cx="2571750" cy="2857500"/>
+                            <a:ext cx="257175" cy="200025"/>
+                          </a:xfrm>
+                          <a:prstGeom prst="rect">
+                            <a:avLst/>
+                          </a:prstGeom>
+                        </pic:spPr>
+                      </pic:pic>
+                    </a:graphicData>
+                  </a:graphic>
+                </wp:inline>
+              </w:drawing>
+              <w:drawing>
+                <wp:inline distT="0" distB="0" distL="0" distR="0">
+                  <wp:extent cx="2381250" cy="381000"/>
+                  <wp:effectExtent l="0" t="0" r="0" b="0"/>
+                  <wp:docPr id="253" name="Picture 253" descr="image"/>
+                  <wp:cNvGraphicFramePr>
+                    <a:graphicFrameLocks noChangeAspect="1"/>
+                  </wp:cNvGraphicFramePr>
+                  <a:graphic>
+                    <a:graphicData uri="http://schemas.openxmlformats.org/drawingml/2006/picture">
+                      <pic:pic>
+                        <pic:nvPicPr>
+                          <pic:cNvPr id="253" name="Picture 253" descr="image"/>
+                          <pic:cNvPicPr>
+                            <a:picLocks noChangeAspect="1"/>
+                          </pic:cNvPicPr>
+                        </pic:nvPicPr>
+                        <pic:blipFill>
+                          <a:blip r:embed="rId40"/>
+                          <a:stretch>
+                            <a:fillRect/>
+                          </a:stretch>
+                        </pic:blipFill>
+                        <pic:spPr>
+                          <a:xfrm>
+                            <a:off x="0" y="0"/>
+                            <a:ext cx="2381250" cy="381000"/>
                           </a:xfrm>
                           <a:prstGeom prst="rect">
                             <a:avLst/>
@@ -2905,23 +2831,23 @@
               </w:rPr>
               <w:drawing>
                 <wp:inline distT="0" distB="0" distL="0" distR="0">
-                  <wp:extent cx="2571750" cy="2857500"/>
+                  <wp:extent cx="257175" cy="200025"/>
                   <wp:effectExtent l="0" t="0" r="0" b="0"/>
-                  <wp:docPr id="124" name="Picture 124" descr="image"/>
+                  <wp:docPr id="254" name="Picture 254" descr="image"/>
                   <wp:cNvGraphicFramePr>
-                    <a:graphicFrameLocks xmlns:a="http://schemas.openxmlformats.org/drawingml/2006/main" noChangeAspect="1"/>
+                    <a:graphicFrameLocks noChangeAspect="1"/>
                   </wp:cNvGraphicFramePr>
-                  <a:graphic xmlns:a="http://schemas.openxmlformats.org/drawingml/2006/main">
+                  <a:graphic>
                     <a:graphicData uri="http://schemas.openxmlformats.org/drawingml/2006/picture">
-                      <pic:pic xmlns:pic="http://schemas.openxmlformats.org/drawingml/2006/picture">
+                      <pic:pic>
                         <pic:nvPicPr>
-                          <pic:cNvPr id="124" name="Picture 124" descr="image"/>
+                          <pic:cNvPr id="254" name="Picture 254" descr="image"/>
                           <pic:cNvPicPr>
                             <a:picLocks noChangeAspect="1"/>
                           </pic:cNvPicPr>
                         </pic:nvPicPr>
                         <pic:blipFill>
-                          <a:blip r:embed="rId6|rId42"/>
+                          <a:blip r:embed="rId6"/>
                           <a:stretch>
                             <a:fillRect/>
                           </a:stretch>
@@ -2929,7 +2855,44 @@
                         <pic:spPr>
                           <a:xfrm>
                             <a:off x="0" y="0"/>
-                            <a:ext cx="2571750" cy="2857500"/>
+                            <a:ext cx="257175" cy="200025"/>
+                          </a:xfrm>
+                          <a:prstGeom prst="rect">
+                            <a:avLst/>
+                          </a:prstGeom>
+                        </pic:spPr>
+                      </pic:pic>
+                    </a:graphicData>
+                  </a:graphic>
+                </wp:inline>
+              </w:drawing>
+              <w:drawing>
+                <wp:inline distT="0" distB="0" distL="0" distR="0">
+                  <wp:extent cx="2381250" cy="371475"/>
+                  <wp:effectExtent l="0" t="0" r="0" b="0"/>
+                  <wp:docPr id="255" name="Picture 255" descr="image"/>
+                  <wp:cNvGraphicFramePr>
+                    <a:graphicFrameLocks noChangeAspect="1"/>
+                  </wp:cNvGraphicFramePr>
+                  <a:graphic>
+                    <a:graphicData uri="http://schemas.openxmlformats.org/drawingml/2006/picture">
+                      <pic:pic>
+                        <pic:nvPicPr>
+                          <pic:cNvPr id="255" name="Picture 255" descr="image"/>
+                          <pic:cNvPicPr>
+                            <a:picLocks noChangeAspect="1"/>
+                          </pic:cNvPicPr>
+                        </pic:nvPicPr>
+                        <pic:blipFill>
+                          <a:blip r:embed="rId42"/>
+                          <a:stretch>
+                            <a:fillRect/>
+                          </a:stretch>
+                        </pic:blipFill>
+                        <pic:spPr>
+                          <a:xfrm>
+                            <a:off x="0" y="0"/>
+                            <a:ext cx="2381250" cy="371475"/>
                           </a:xfrm>
                           <a:prstGeom prst="rect">
                             <a:avLst/>
@@ -2993,23 +2956,23 @@
               </w:rPr>
               <w:drawing>
                 <wp:inline distT="0" distB="0" distL="0" distR="0">
-                  <wp:extent cx="2571750" cy="2857500"/>
+                  <wp:extent cx="257175" cy="200025"/>
                   <wp:effectExtent l="0" t="0" r="0" b="0"/>
-                  <wp:docPr id="125" name="Picture 125" descr="image"/>
+                  <wp:docPr id="256" name="Picture 256" descr="image"/>
                   <wp:cNvGraphicFramePr>
-                    <a:graphicFrameLocks xmlns:a="http://schemas.openxmlformats.org/drawingml/2006/main" noChangeAspect="1"/>
+                    <a:graphicFrameLocks noChangeAspect="1"/>
                   </wp:cNvGraphicFramePr>
-                  <a:graphic xmlns:a="http://schemas.openxmlformats.org/drawingml/2006/main">
+                  <a:graphic>
                     <a:graphicData uri="http://schemas.openxmlformats.org/drawingml/2006/picture">
-                      <pic:pic xmlns:pic="http://schemas.openxmlformats.org/drawingml/2006/picture">
+                      <pic:pic>
                         <pic:nvPicPr>
-                          <pic:cNvPr id="125" name="Picture 125" descr="image"/>
+                          <pic:cNvPr id="256" name="Picture 256" descr="image"/>
                           <pic:cNvPicPr>
                             <a:picLocks noChangeAspect="1"/>
                           </pic:cNvPicPr>
                         </pic:nvPicPr>
                         <pic:blipFill>
-                          <a:blip r:embed="rId6|rId44"/>
+                          <a:blip r:embed="rId6"/>
                           <a:stretch>
                             <a:fillRect/>
                           </a:stretch>
@@ -3017,7 +2980,44 @@
                         <pic:spPr>
                           <a:xfrm>
                             <a:off x="0" y="0"/>
-                            <a:ext cx="2571750" cy="2857500"/>
+                            <a:ext cx="257175" cy="200025"/>
+                          </a:xfrm>
+                          <a:prstGeom prst="rect">
+                            <a:avLst/>
+                          </a:prstGeom>
+                        </pic:spPr>
+                      </pic:pic>
+                    </a:graphicData>
+                  </a:graphic>
+                </wp:inline>
+              </w:drawing>
+              <w:drawing>
+                <wp:inline distT="0" distB="0" distL="0" distR="0">
+                  <wp:extent cx="2381250" cy="371475"/>
+                  <wp:effectExtent l="0" t="0" r="0" b="0"/>
+                  <wp:docPr id="257" name="Picture 257" descr="image"/>
+                  <wp:cNvGraphicFramePr>
+                    <a:graphicFrameLocks noChangeAspect="1"/>
+                  </wp:cNvGraphicFramePr>
+                  <a:graphic>
+                    <a:graphicData uri="http://schemas.openxmlformats.org/drawingml/2006/picture">
+                      <pic:pic>
+                        <pic:nvPicPr>
+                          <pic:cNvPr id="257" name="Picture 257" descr="image"/>
+                          <pic:cNvPicPr>
+                            <a:picLocks noChangeAspect="1"/>
+                          </pic:cNvPicPr>
+                        </pic:nvPicPr>
+                        <pic:blipFill>
+                          <a:blip r:embed="rId44"/>
+                          <a:stretch>
+                            <a:fillRect/>
+                          </a:stretch>
+                        </pic:blipFill>
+                        <pic:spPr>
+                          <a:xfrm>
+                            <a:off x="0" y="0"/>
+                            <a:ext cx="2381250" cy="371475"/>
                           </a:xfrm>
                           <a:prstGeom prst="rect">
                             <a:avLst/>
@@ -3086,23 +3086,23 @@
               </w:rPr>
               <w:drawing>
                 <wp:inline distT="0" distB="0" distL="0" distR="0">
-                  <wp:extent cx="2571750" cy="2857500"/>
+                  <wp:extent cx="257175" cy="200025"/>
                   <wp:effectExtent l="0" t="0" r="0" b="0"/>
-                  <wp:docPr id="126" name="Picture 126" descr="image"/>
+                  <wp:docPr id="258" name="Picture 258" descr="image"/>
                   <wp:cNvGraphicFramePr>
-                    <a:graphicFrameLocks xmlns:a="http://schemas.openxmlformats.org/drawingml/2006/main" noChangeAspect="1"/>
+                    <a:graphicFrameLocks noChangeAspect="1"/>
                   </wp:cNvGraphicFramePr>
-                  <a:graphic xmlns:a="http://schemas.openxmlformats.org/drawingml/2006/main">
+                  <a:graphic>
                     <a:graphicData uri="http://schemas.openxmlformats.org/drawingml/2006/picture">
-                      <pic:pic xmlns:pic="http://schemas.openxmlformats.org/drawingml/2006/picture">
+                      <pic:pic>
                         <pic:nvPicPr>
-                          <pic:cNvPr id="126" name="Picture 126" descr="image"/>
+                          <pic:cNvPr id="258" name="Picture 258" descr="image"/>
                           <pic:cNvPicPr>
                             <a:picLocks noChangeAspect="1"/>
                           </pic:cNvPicPr>
                         </pic:nvPicPr>
                         <pic:blipFill>
-                          <a:blip r:embed="rId6|rId46"/>
+                          <a:blip r:embed="rId6"/>
                           <a:stretch>
                             <a:fillRect/>
                           </a:stretch>
@@ -3110,7 +3110,44 @@
                         <pic:spPr>
                           <a:xfrm>
                             <a:off x="0" y="0"/>
-                            <a:ext cx="2571750" cy="2857500"/>
+                            <a:ext cx="257175" cy="200025"/>
+                          </a:xfrm>
+                          <a:prstGeom prst="rect">
+                            <a:avLst/>
+                          </a:prstGeom>
+                        </pic:spPr>
+                      </pic:pic>
+                    </a:graphicData>
+                  </a:graphic>
+                </wp:inline>
+              </w:drawing>
+              <w:drawing>
+                <wp:inline distT="0" distB="0" distL="0" distR="0">
+                  <wp:extent cx="2381250" cy="361950"/>
+                  <wp:effectExtent l="0" t="0" r="0" b="0"/>
+                  <wp:docPr id="259" name="Picture 259" descr="image"/>
+                  <wp:cNvGraphicFramePr>
+                    <a:graphicFrameLocks noChangeAspect="1"/>
+                  </wp:cNvGraphicFramePr>
+                  <a:graphic>
+                    <a:graphicData uri="http://schemas.openxmlformats.org/drawingml/2006/picture">
+                      <pic:pic>
+                        <pic:nvPicPr>
+                          <pic:cNvPr id="259" name="Picture 259" descr="image"/>
+                          <pic:cNvPicPr>
+                            <a:picLocks noChangeAspect="1"/>
+                          </pic:cNvPicPr>
+                        </pic:nvPicPr>
+                        <pic:blipFill>
+                          <a:blip r:embed="rId46"/>
+                          <a:stretch>
+                            <a:fillRect/>
+                          </a:stretch>
+                        </pic:blipFill>
+                        <pic:spPr>
+                          <a:xfrm>
+                            <a:off x="0" y="0"/>
+                            <a:ext cx="2381250" cy="361950"/>
                           </a:xfrm>
                           <a:prstGeom prst="rect">
                             <a:avLst/>
@@ -3174,23 +3211,23 @@
               </w:rPr>
               <w:drawing>
                 <wp:inline distT="0" distB="0" distL="0" distR="0">
-                  <wp:extent cx="2571750" cy="2857500"/>
+                  <wp:extent cx="257175" cy="200025"/>
                   <wp:effectExtent l="0" t="0" r="0" b="0"/>
-                  <wp:docPr id="127" name="Picture 127" descr="image"/>
+                  <wp:docPr id="260" name="Picture 260" descr="image"/>
                   <wp:cNvGraphicFramePr>
-                    <a:graphicFrameLocks xmlns:a="http://schemas.openxmlformats.org/drawingml/2006/main" noChangeAspect="1"/>
+                    <a:graphicFrameLocks noChangeAspect="1"/>
                   </wp:cNvGraphicFramePr>
-                  <a:graphic xmlns:a="http://schemas.openxmlformats.org/drawingml/2006/main">
+                  <a:graphic>
                     <a:graphicData uri="http://schemas.openxmlformats.org/drawingml/2006/picture">
-                      <pic:pic xmlns:pic="http://schemas.openxmlformats.org/drawingml/2006/picture">
+                      <pic:pic>
                         <pic:nvPicPr>
-                          <pic:cNvPr id="127" name="Picture 127" descr="image"/>
+                          <pic:cNvPr id="260" name="Picture 260" descr="image"/>
                           <pic:cNvPicPr>
                             <a:picLocks noChangeAspect="1"/>
                           </pic:cNvPicPr>
                         </pic:nvPicPr>
                         <pic:blipFill>
-                          <a:blip r:embed="rId10|rId48"/>
+                          <a:blip r:embed="rId10"/>
                           <a:stretch>
                             <a:fillRect/>
                           </a:stretch>
@@ -3198,7 +3235,44 @@
                         <pic:spPr>
                           <a:xfrm>
                             <a:off x="0" y="0"/>
-                            <a:ext cx="2571750" cy="2857500"/>
+                            <a:ext cx="257175" cy="200025"/>
+                          </a:xfrm>
+                          <a:prstGeom prst="rect">
+                            <a:avLst/>
+                          </a:prstGeom>
+                        </pic:spPr>
+                      </pic:pic>
+                    </a:graphicData>
+                  </a:graphic>
+                </wp:inline>
+              </w:drawing>
+              <w:drawing>
+                <wp:inline distT="0" distB="0" distL="0" distR="0">
+                  <wp:extent cx="2381250" cy="361950"/>
+                  <wp:effectExtent l="0" t="0" r="0" b="0"/>
+                  <wp:docPr id="261" name="Picture 261" descr="image"/>
+                  <wp:cNvGraphicFramePr>
+                    <a:graphicFrameLocks noChangeAspect="1"/>
+                  </wp:cNvGraphicFramePr>
+                  <a:graphic>
+                    <a:graphicData uri="http://schemas.openxmlformats.org/drawingml/2006/picture">
+                      <pic:pic>
+                        <pic:nvPicPr>
+                          <pic:cNvPr id="261" name="Picture 261" descr="image"/>
+                          <pic:cNvPicPr>
+                            <a:picLocks noChangeAspect="1"/>
+                          </pic:cNvPicPr>
+                        </pic:nvPicPr>
+                        <pic:blipFill>
+                          <a:blip r:embed="rId48"/>
+                          <a:stretch>
+                            <a:fillRect/>
+                          </a:stretch>
+                        </pic:blipFill>
+                        <pic:spPr>
+                          <a:xfrm>
+                            <a:off x="0" y="0"/>
+                            <a:ext cx="2381250" cy="361950"/>
                           </a:xfrm>
                           <a:prstGeom prst="rect">
                             <a:avLst/>
@@ -3383,23 +3457,23 @@
               </w:rPr>
               <w:drawing>
                 <wp:inline distT="0" distB="0" distL="0" distR="0">
-                  <wp:extent cx="2571750" cy="2857500"/>
+                  <wp:extent cx="127673" cy="99301"/>
                   <wp:effectExtent l="0" t="0" r="0" b="0"/>
-                  <wp:docPr id="129" name="Picture 129" descr="image"/>
+                  <wp:docPr id="262" name="Picture 262" descr="image"/>
                   <wp:cNvGraphicFramePr>
-                    <a:graphicFrameLocks xmlns:a="http://schemas.openxmlformats.org/drawingml/2006/main" noChangeAspect="1"/>
+                    <a:graphicFrameLocks noChangeAspect="1"/>
                   </wp:cNvGraphicFramePr>
-                  <a:graphic xmlns:a="http://schemas.openxmlformats.org/drawingml/2006/main">
+                  <a:graphic>
                     <a:graphicData uri="http://schemas.openxmlformats.org/drawingml/2006/picture">
-                      <pic:pic xmlns:pic="http://schemas.openxmlformats.org/drawingml/2006/picture">
+                      <pic:pic>
                         <pic:nvPicPr>
-                          <pic:cNvPr id="129" name="Picture 129" descr="image"/>
+                          <pic:cNvPr id="262" name="Picture 262" descr="image"/>
                           <pic:cNvPicPr>
                             <a:picLocks noChangeAspect="1"/>
                           </pic:cNvPicPr>
                         </pic:nvPicPr>
                         <pic:blipFill>
-                          <a:blip r:embed="rId6|rId51"/>
+                          <a:blip r:embed="rId6"/>
                           <a:stretch>
                             <a:fillRect/>
                           </a:stretch>
@@ -3407,7 +3481,44 @@
                         <pic:spPr>
                           <a:xfrm>
                             <a:off x="0" y="0"/>
-                            <a:ext cx="2571750" cy="2857500"/>
+                            <a:ext cx="127673" cy="99301"/>
+                          </a:xfrm>
+                          <a:prstGeom prst="rect">
+                            <a:avLst/>
+                          </a:prstGeom>
+                        </pic:spPr>
+                      </pic:pic>
+                    </a:graphicData>
+                  </a:graphic>
+                </wp:inline>
+              </w:drawing>
+              <w:drawing>
+                <wp:inline distT="0" distB="0" distL="0" distR="0">
+                  <wp:extent cx="2752052" cy="255345"/>
+                  <wp:effectExtent l="0" t="0" r="0" b="0"/>
+                  <wp:docPr id="263" name="Picture 263" descr="image"/>
+                  <wp:cNvGraphicFramePr>
+                    <a:graphicFrameLocks noChangeAspect="1"/>
+                  </wp:cNvGraphicFramePr>
+                  <a:graphic>
+                    <a:graphicData uri="http://schemas.openxmlformats.org/drawingml/2006/picture">
+                      <pic:pic>
+                        <pic:nvPicPr>
+                          <pic:cNvPr id="263" name="Picture 263" descr="image"/>
+                          <pic:cNvPicPr>
+                            <a:picLocks noChangeAspect="1"/>
+                          </pic:cNvPicPr>
+                        </pic:nvPicPr>
+                        <pic:blipFill>
+                          <a:blip r:embed="rId51"/>
+                          <a:stretch>
+                            <a:fillRect/>
+                          </a:stretch>
+                        </pic:blipFill>
+                        <pic:spPr>
+                          <a:xfrm>
+                            <a:off x="0" y="0"/>
+                            <a:ext cx="2752052" cy="255345"/>
                           </a:xfrm>
                           <a:prstGeom prst="rect">
                             <a:avLst/>
@@ -3471,23 +3582,23 @@
               </w:rPr>
               <w:drawing>
                 <wp:inline distT="0" distB="0" distL="0" distR="0">
-                  <wp:extent cx="2571750" cy="2857500"/>
+                  <wp:extent cx="200911" cy="156264"/>
                   <wp:effectExtent l="0" t="0" r="0" b="0"/>
-                  <wp:docPr id="130" name="Picture 130" descr="image"/>
+                  <wp:docPr id="264" name="Picture 264" descr="image"/>
                   <wp:cNvGraphicFramePr>
-                    <a:graphicFrameLocks xmlns:a="http://schemas.openxmlformats.org/drawingml/2006/main" noChangeAspect="1"/>
+                    <a:graphicFrameLocks noChangeAspect="1"/>
                   </wp:cNvGraphicFramePr>
-                  <a:graphic xmlns:a="http://schemas.openxmlformats.org/drawingml/2006/main">
+                  <a:graphic>
                     <a:graphicData uri="http://schemas.openxmlformats.org/drawingml/2006/picture">
-                      <pic:pic xmlns:pic="http://schemas.openxmlformats.org/drawingml/2006/picture">
+                      <pic:pic>
                         <pic:nvPicPr>
-                          <pic:cNvPr id="130" name="Picture 130" descr="image"/>
+                          <pic:cNvPr id="264" name="Picture 264" descr="image"/>
                           <pic:cNvPicPr>
                             <a:picLocks noChangeAspect="1"/>
                           </pic:cNvPicPr>
                         </pic:nvPicPr>
                         <pic:blipFill>
-                          <a:blip r:embed="rId6|rId53"/>
+                          <a:blip r:embed="rId6"/>
                           <a:stretch>
                             <a:fillRect/>
                           </a:stretch>
@@ -3495,7 +3606,44 @@
                         <pic:spPr>
                           <a:xfrm>
                             <a:off x="0" y="0"/>
-                            <a:ext cx="2571750" cy="2857500"/>
+                            <a:ext cx="200911" cy="156264"/>
+                          </a:xfrm>
+                          <a:prstGeom prst="rect">
+                            <a:avLst/>
+                          </a:prstGeom>
+                        </pic:spPr>
+                      </pic:pic>
+                    </a:graphicData>
+                  </a:graphic>
+                </wp:inline>
+              </w:drawing>
+              <w:drawing>
+                <wp:inline distT="0" distB="0" distL="0" distR="0">
+                  <wp:extent cx="2678814" cy="401822"/>
+                  <wp:effectExtent l="0" t="0" r="0" b="0"/>
+                  <wp:docPr id="265" name="Picture 265" descr="image"/>
+                  <wp:cNvGraphicFramePr>
+                    <a:graphicFrameLocks noChangeAspect="1"/>
+                  </wp:cNvGraphicFramePr>
+                  <a:graphic>
+                    <a:graphicData uri="http://schemas.openxmlformats.org/drawingml/2006/picture">
+                      <pic:pic>
+                        <pic:nvPicPr>
+                          <pic:cNvPr id="265" name="Picture 265" descr="image"/>
+                          <pic:cNvPicPr>
+                            <a:picLocks noChangeAspect="1"/>
+                          </pic:cNvPicPr>
+                        </pic:nvPicPr>
+                        <pic:blipFill>
+                          <a:blip r:embed="rId53"/>
+                          <a:stretch>
+                            <a:fillRect/>
+                          </a:stretch>
+                        </pic:blipFill>
+                        <pic:spPr>
+                          <a:xfrm>
+                            <a:off x="0" y="0"/>
+                            <a:ext cx="2678814" cy="401822"/>
                           </a:xfrm>
                           <a:prstGeom prst="rect">
                             <a:avLst/>
@@ -3564,23 +3712,23 @@
               </w:rPr>
               <w:drawing>
                 <wp:inline distT="0" distB="0" distL="0" distR="0">
-                  <wp:extent cx="2571750" cy="2857500"/>
+                  <wp:extent cx="200911" cy="156264"/>
                   <wp:effectExtent l="0" t="0" r="0" b="0"/>
-                  <wp:docPr id="131" name="Picture 131" descr="image"/>
+                  <wp:docPr id="266" name="Picture 266" descr="image"/>
                   <wp:cNvGraphicFramePr>
-                    <a:graphicFrameLocks xmlns:a="http://schemas.openxmlformats.org/drawingml/2006/main" noChangeAspect="1"/>
+                    <a:graphicFrameLocks noChangeAspect="1"/>
                   </wp:cNvGraphicFramePr>
-                  <a:graphic xmlns:a="http://schemas.openxmlformats.org/drawingml/2006/main">
+                  <a:graphic>
                     <a:graphicData uri="http://schemas.openxmlformats.org/drawingml/2006/picture">
-                      <pic:pic xmlns:pic="http://schemas.openxmlformats.org/drawingml/2006/picture">
+                      <pic:pic>
                         <pic:nvPicPr>
-                          <pic:cNvPr id="131" name="Picture 131" descr="image"/>
+                          <pic:cNvPr id="266" name="Picture 266" descr="image"/>
                           <pic:cNvPicPr>
                             <a:picLocks noChangeAspect="1"/>
                           </pic:cNvPicPr>
                         </pic:nvPicPr>
                         <pic:blipFill>
-                          <a:blip r:embed="rId10|rId55"/>
+                          <a:blip r:embed="rId10"/>
                           <a:stretch>
                             <a:fillRect/>
                           </a:stretch>
@@ -3588,7 +3736,44 @@
                         <pic:spPr>
                           <a:xfrm>
                             <a:off x="0" y="0"/>
-                            <a:ext cx="2571750" cy="2857500"/>
+                            <a:ext cx="200911" cy="156264"/>
+                          </a:xfrm>
+                          <a:prstGeom prst="rect">
+                            <a:avLst/>
+                          </a:prstGeom>
+                        </pic:spPr>
+                      </pic:pic>
+                    </a:graphicData>
+                  </a:graphic>
+                </wp:inline>
+              </w:drawing>
+              <w:drawing>
+                <wp:inline distT="0" distB="0" distL="0" distR="0">
+                  <wp:extent cx="2678814" cy="394381"/>
+                  <wp:effectExtent l="0" t="0" r="0" b="0"/>
+                  <wp:docPr id="267" name="Picture 267" descr="image"/>
+                  <wp:cNvGraphicFramePr>
+                    <a:graphicFrameLocks noChangeAspect="1"/>
+                  </wp:cNvGraphicFramePr>
+                  <a:graphic>
+                    <a:graphicData uri="http://schemas.openxmlformats.org/drawingml/2006/picture">
+                      <pic:pic>
+                        <pic:nvPicPr>
+                          <pic:cNvPr id="267" name="Picture 267" descr="image"/>
+                          <pic:cNvPicPr>
+                            <a:picLocks noChangeAspect="1"/>
+                          </pic:cNvPicPr>
+                        </pic:nvPicPr>
+                        <pic:blipFill>
+                          <a:blip r:embed="rId55"/>
+                          <a:stretch>
+                            <a:fillRect/>
+                          </a:stretch>
+                        </pic:blipFill>
+                        <pic:spPr>
+                          <a:xfrm>
+                            <a:off x="0" y="0"/>
+                            <a:ext cx="2678814" cy="394381"/>
                           </a:xfrm>
                           <a:prstGeom prst="rect">
                             <a:avLst/>
@@ -3652,23 +3837,23 @@
               </w:rPr>
               <w:drawing>
                 <wp:inline distT="0" distB="0" distL="0" distR="0">
-                  <wp:extent cx="2571750" cy="2857500"/>
+                  <wp:extent cx="200911" cy="156264"/>
                   <wp:effectExtent l="0" t="0" r="0" b="0"/>
-                  <wp:docPr id="132" name="Picture 132" descr="image"/>
+                  <wp:docPr id="268" name="Picture 268" descr="image"/>
                   <wp:cNvGraphicFramePr>
-                    <a:graphicFrameLocks xmlns:a="http://schemas.openxmlformats.org/drawingml/2006/main" noChangeAspect="1"/>
+                    <a:graphicFrameLocks noChangeAspect="1"/>
                   </wp:cNvGraphicFramePr>
-                  <a:graphic xmlns:a="http://schemas.openxmlformats.org/drawingml/2006/main">
+                  <a:graphic>
                     <a:graphicData uri="http://schemas.openxmlformats.org/drawingml/2006/picture">
-                      <pic:pic xmlns:pic="http://schemas.openxmlformats.org/drawingml/2006/picture">
+                      <pic:pic>
                         <pic:nvPicPr>
-                          <pic:cNvPr id="132" name="Picture 132" descr="image"/>
+                          <pic:cNvPr id="268" name="Picture 268" descr="image"/>
                           <pic:cNvPicPr>
                             <a:picLocks noChangeAspect="1"/>
                           </pic:cNvPicPr>
                         </pic:nvPicPr>
                         <pic:blipFill>
-                          <a:blip r:embed="rId6|rId57"/>
+                          <a:blip r:embed="rId6"/>
                           <a:stretch>
                             <a:fillRect/>
                           </a:stretch>
@@ -3676,7 +3861,44 @@
                         <pic:spPr>
                           <a:xfrm>
                             <a:off x="0" y="0"/>
-                            <a:ext cx="2571750" cy="2857500"/>
+                            <a:ext cx="200911" cy="156264"/>
+                          </a:xfrm>
+                          <a:prstGeom prst="rect">
+                            <a:avLst/>
+                          </a:prstGeom>
+                        </pic:spPr>
+                      </pic:pic>
+                    </a:graphicData>
+                  </a:graphic>
+                </wp:inline>
+              </w:drawing>
+              <w:drawing>
+                <wp:inline distT="0" distB="0" distL="0" distR="0">
+                  <wp:extent cx="2678814" cy="409263"/>
+                  <wp:effectExtent l="0" t="0" r="0" b="0"/>
+                  <wp:docPr id="269" name="Picture 269" descr="image"/>
+                  <wp:cNvGraphicFramePr>
+                    <a:graphicFrameLocks noChangeAspect="1"/>
+                  </wp:cNvGraphicFramePr>
+                  <a:graphic>
+                    <a:graphicData uri="http://schemas.openxmlformats.org/drawingml/2006/picture">
+                      <pic:pic>
+                        <pic:nvPicPr>
+                          <pic:cNvPr id="269" name="Picture 269" descr="image"/>
+                          <pic:cNvPicPr>
+                            <a:picLocks noChangeAspect="1"/>
+                          </pic:cNvPicPr>
+                        </pic:nvPicPr>
+                        <pic:blipFill>
+                          <a:blip r:embed="rId57"/>
+                          <a:stretch>
+                            <a:fillRect/>
+                          </a:stretch>
+                        </pic:blipFill>
+                        <pic:spPr>
+                          <a:xfrm>
+                            <a:off x="0" y="0"/>
+                            <a:ext cx="2678814" cy="409263"/>
                           </a:xfrm>
                           <a:prstGeom prst="rect">
                             <a:avLst/>
@@ -5334,23 +5556,23 @@
               </w:rPr>
               <w:drawing>
                 <wp:inline distT="0" distB="0" distL="0" distR="0">
-                  <wp:extent cx="2571750" cy="2857500"/>
+                  <wp:extent cx="257175" cy="200025"/>
                   <wp:effectExtent l="0" t="0" r="0" b="0"/>
-                  <wp:docPr id="151" name="Picture 151" descr="image"/>
+                  <wp:docPr id="270" name="Picture 270" descr="image"/>
                   <wp:cNvGraphicFramePr>
-                    <a:graphicFrameLocks xmlns:a="http://schemas.openxmlformats.org/drawingml/2006/main" noChangeAspect="1"/>
+                    <a:graphicFrameLocks noChangeAspect="1"/>
                   </wp:cNvGraphicFramePr>
-                  <a:graphic xmlns:a="http://schemas.openxmlformats.org/drawingml/2006/main">
+                  <a:graphic>
                     <a:graphicData uri="http://schemas.openxmlformats.org/drawingml/2006/picture">
-                      <pic:pic xmlns:pic="http://schemas.openxmlformats.org/drawingml/2006/picture">
+                      <pic:pic>
                         <pic:nvPicPr>
-                          <pic:cNvPr id="151" name="Picture 151" descr="image"/>
+                          <pic:cNvPr id="270" name="Picture 270" descr="image"/>
                           <pic:cNvPicPr>
                             <a:picLocks noChangeAspect="1"/>
                           </pic:cNvPicPr>
                         </pic:nvPicPr>
                         <pic:blipFill>
-                          <a:blip r:embed="rId6|rId77"/>
+                          <a:blip r:embed="rId6"/>
                           <a:stretch>
                             <a:fillRect/>
                           </a:stretch>
@@ -5358,7 +5580,44 @@
                         <pic:spPr>
                           <a:xfrm>
                             <a:off x="0" y="0"/>
-                            <a:ext cx="2571750" cy="2857500"/>
+                            <a:ext cx="257175" cy="200025"/>
+                          </a:xfrm>
+                          <a:prstGeom prst="rect">
+                            <a:avLst/>
+                          </a:prstGeom>
+                        </pic:spPr>
+                      </pic:pic>
+                    </a:graphicData>
+                  </a:graphic>
+                </wp:inline>
+              </w:drawing>
+              <w:drawing>
+                <wp:inline distT="0" distB="0" distL="0" distR="0">
+                  <wp:extent cx="2447925" cy="3238500"/>
+                  <wp:effectExtent l="0" t="0" r="0" b="0"/>
+                  <wp:docPr id="271" name="Picture 271" descr="image"/>
+                  <wp:cNvGraphicFramePr>
+                    <a:graphicFrameLocks noChangeAspect="1"/>
+                  </wp:cNvGraphicFramePr>
+                  <a:graphic>
+                    <a:graphicData uri="http://schemas.openxmlformats.org/drawingml/2006/picture">
+                      <pic:pic>
+                        <pic:nvPicPr>
+                          <pic:cNvPr id="271" name="Picture 271" descr="image"/>
+                          <pic:cNvPicPr>
+                            <a:picLocks noChangeAspect="1"/>
+                          </pic:cNvPicPr>
+                        </pic:nvPicPr>
+                        <pic:blipFill>
+                          <a:blip r:embed="rId77"/>
+                          <a:stretch>
+                            <a:fillRect/>
+                          </a:stretch>
+                        </pic:blipFill>
+                        <pic:spPr>
+                          <a:xfrm>
+                            <a:off x="0" y="0"/>
+                            <a:ext cx="2447925" cy="3238500"/>
                           </a:xfrm>
                           <a:prstGeom prst="rect">
                             <a:avLst/>
@@ -5422,23 +5681,23 @@
               </w:rPr>
               <w:drawing>
                 <wp:inline distT="0" distB="0" distL="0" distR="0">
-                  <wp:extent cx="2571750" cy="2857500"/>
+                  <wp:extent cx="218406" cy="169871"/>
                   <wp:effectExtent l="0" t="0" r="0" b="0"/>
-                  <wp:docPr id="152" name="Picture 152" descr="image"/>
+                  <wp:docPr id="272" name="Picture 272" descr="image"/>
                   <wp:cNvGraphicFramePr>
-                    <a:graphicFrameLocks xmlns:a="http://schemas.openxmlformats.org/drawingml/2006/main" noChangeAspect="1"/>
+                    <a:graphicFrameLocks noChangeAspect="1"/>
                   </wp:cNvGraphicFramePr>
-                  <a:graphic xmlns:a="http://schemas.openxmlformats.org/drawingml/2006/main">
+                  <a:graphic>
                     <a:graphicData uri="http://schemas.openxmlformats.org/drawingml/2006/picture">
-                      <pic:pic xmlns:pic="http://schemas.openxmlformats.org/drawingml/2006/picture">
+                      <pic:pic>
                         <pic:nvPicPr>
-                          <pic:cNvPr id="152" name="Picture 152" descr="image"/>
+                          <pic:cNvPr id="272" name="Picture 272" descr="image"/>
                           <pic:cNvPicPr>
                             <a:picLocks noChangeAspect="1"/>
                           </pic:cNvPicPr>
                         </pic:nvPicPr>
                         <pic:blipFill>
-                          <a:blip r:embed="rId10|rId79"/>
+                          <a:blip r:embed="rId10"/>
                           <a:stretch>
                             <a:fillRect/>
                           </a:stretch>
@@ -5446,7 +5705,44 @@
                         <pic:spPr>
                           <a:xfrm>
                             <a:off x="0" y="0"/>
-                            <a:ext cx="2571750" cy="2857500"/>
+                            <a:ext cx="218406" cy="169871"/>
+                          </a:xfrm>
+                          <a:prstGeom prst="rect">
+                            <a:avLst/>
+                          </a:prstGeom>
+                        </pic:spPr>
+                      </pic:pic>
+                    </a:graphicData>
+                  </a:graphic>
+                </wp:inline>
+              </w:drawing>
+              <w:drawing>
+                <wp:inline distT="0" distB="0" distL="0" distR="0">
+                  <wp:extent cx="2661319" cy="2758388"/>
+                  <wp:effectExtent l="0" t="0" r="0" b="0"/>
+                  <wp:docPr id="273" name="Picture 273" descr="image"/>
+                  <wp:cNvGraphicFramePr>
+                    <a:graphicFrameLocks noChangeAspect="1"/>
+                  </wp:cNvGraphicFramePr>
+                  <a:graphic>
+                    <a:graphicData uri="http://schemas.openxmlformats.org/drawingml/2006/picture">
+                      <pic:pic>
+                        <pic:nvPicPr>
+                          <pic:cNvPr id="273" name="Picture 273" descr="image"/>
+                          <pic:cNvPicPr>
+                            <a:picLocks noChangeAspect="1"/>
+                          </pic:cNvPicPr>
+                        </pic:nvPicPr>
+                        <pic:blipFill>
+                          <a:blip r:embed="rId79"/>
+                          <a:stretch>
+                            <a:fillRect/>
+                          </a:stretch>
+                        </pic:blipFill>
+                        <pic:spPr>
+                          <a:xfrm>
+                            <a:off x="0" y="0"/>
+                            <a:ext cx="2661319" cy="2758388"/>
                           </a:xfrm>
                           <a:prstGeom prst="rect">
                             <a:avLst/>
@@ -5515,23 +5811,23 @@
               </w:rPr>
               <w:drawing>
                 <wp:inline distT="0" distB="0" distL="0" distR="0">
-                  <wp:extent cx="2571750" cy="2857500"/>
+                  <wp:extent cx="257175" cy="200025"/>
                   <wp:effectExtent l="0" t="0" r="0" b="0"/>
-                  <wp:docPr id="153" name="Picture 153" descr="image"/>
+                  <wp:docPr id="274" name="Picture 274" descr="image"/>
                   <wp:cNvGraphicFramePr>
-                    <a:graphicFrameLocks xmlns:a="http://schemas.openxmlformats.org/drawingml/2006/main" noChangeAspect="1"/>
+                    <a:graphicFrameLocks noChangeAspect="1"/>
                   </wp:cNvGraphicFramePr>
-                  <a:graphic xmlns:a="http://schemas.openxmlformats.org/drawingml/2006/main">
+                  <a:graphic>
                     <a:graphicData uri="http://schemas.openxmlformats.org/drawingml/2006/picture">
-                      <pic:pic xmlns:pic="http://schemas.openxmlformats.org/drawingml/2006/picture">
+                      <pic:pic>
                         <pic:nvPicPr>
-                          <pic:cNvPr id="153" name="Picture 153" descr="image"/>
+                          <pic:cNvPr id="274" name="Picture 274" descr="image"/>
                           <pic:cNvPicPr>
                             <a:picLocks noChangeAspect="1"/>
                           </pic:cNvPicPr>
                         </pic:nvPicPr>
                         <pic:blipFill>
-                          <a:blip r:embed="rId6|rId81"/>
+                          <a:blip r:embed="rId6"/>
                           <a:stretch>
                             <a:fillRect/>
                           </a:stretch>
@@ -5539,7 +5835,44 @@
                         <pic:spPr>
                           <a:xfrm>
                             <a:off x="0" y="0"/>
-                            <a:ext cx="2571750" cy="2857500"/>
+                            <a:ext cx="257175" cy="200025"/>
+                          </a:xfrm>
+                          <a:prstGeom prst="rect">
+                            <a:avLst/>
+                          </a:prstGeom>
+                        </pic:spPr>
+                      </pic:pic>
+                    </a:graphicData>
+                  </a:graphic>
+                </wp:inline>
+              </w:drawing>
+              <w:drawing>
+                <wp:inline distT="0" distB="0" distL="0" distR="0">
+                  <wp:extent cx="2362200" cy="2781300"/>
+                  <wp:effectExtent l="0" t="0" r="0" b="0"/>
+                  <wp:docPr id="275" name="Picture 275" descr="image"/>
+                  <wp:cNvGraphicFramePr>
+                    <a:graphicFrameLocks noChangeAspect="1"/>
+                  </wp:cNvGraphicFramePr>
+                  <a:graphic>
+                    <a:graphicData uri="http://schemas.openxmlformats.org/drawingml/2006/picture">
+                      <pic:pic>
+                        <pic:nvPicPr>
+                          <pic:cNvPr id="275" name="Picture 275" descr="image"/>
+                          <pic:cNvPicPr>
+                            <a:picLocks noChangeAspect="1"/>
+                          </pic:cNvPicPr>
+                        </pic:nvPicPr>
+                        <pic:blipFill>
+                          <a:blip r:embed="rId81"/>
+                          <a:stretch>
+                            <a:fillRect/>
+                          </a:stretch>
+                        </pic:blipFill>
+                        <pic:spPr>
+                          <a:xfrm>
+                            <a:off x="0" y="0"/>
+                            <a:ext cx="2362200" cy="2781300"/>
                           </a:xfrm>
                           <a:prstGeom prst="rect">
                             <a:avLst/>
@@ -5603,23 +5936,23 @@
               </w:rPr>
               <w:drawing>
                 <wp:inline distT="0" distB="0" distL="0" distR="0">
-                  <wp:extent cx="2571750" cy="2857500"/>
+                  <wp:extent cx="218406" cy="169871"/>
                   <wp:effectExtent l="0" t="0" r="0" b="0"/>
-                  <wp:docPr id="154" name="Picture 154" descr="image"/>
+                  <wp:docPr id="276" name="Picture 276" descr="image"/>
                   <wp:cNvGraphicFramePr>
-                    <a:graphicFrameLocks xmlns:a="http://schemas.openxmlformats.org/drawingml/2006/main" noChangeAspect="1"/>
+                    <a:graphicFrameLocks noChangeAspect="1"/>
                   </wp:cNvGraphicFramePr>
-                  <a:graphic xmlns:a="http://schemas.openxmlformats.org/drawingml/2006/main">
+                  <a:graphic>
                     <a:graphicData uri="http://schemas.openxmlformats.org/drawingml/2006/picture">
-                      <pic:pic xmlns:pic="http://schemas.openxmlformats.org/drawingml/2006/picture">
+                      <pic:pic>
                         <pic:nvPicPr>
-                          <pic:cNvPr id="154" name="Picture 154" descr="image"/>
+                          <pic:cNvPr id="276" name="Picture 276" descr="image"/>
                           <pic:cNvPicPr>
                             <a:picLocks noChangeAspect="1"/>
                           </pic:cNvPicPr>
                         </pic:nvPicPr>
                         <pic:blipFill>
-                          <a:blip r:embed="rId6|rId83"/>
+                          <a:blip r:embed="rId6"/>
                           <a:stretch>
                             <a:fillRect/>
                           </a:stretch>
@@ -5627,7 +5960,44 @@
                         <pic:spPr>
                           <a:xfrm>
                             <a:off x="0" y="0"/>
-                            <a:ext cx="2571750" cy="2857500"/>
+                            <a:ext cx="218406" cy="169871"/>
+                          </a:xfrm>
+                          <a:prstGeom prst="rect">
+                            <a:avLst/>
+                          </a:prstGeom>
+                        </pic:spPr>
+                      </pic:pic>
+                    </a:graphicData>
+                  </a:graphic>
+                </wp:inline>
+              </w:drawing>
+              <w:drawing>
+                <wp:inline distT="0" distB="0" distL="0" distR="0">
+                  <wp:extent cx="2661319" cy="2386289"/>
+                  <wp:effectExtent l="0" t="0" r="0" b="0"/>
+                  <wp:docPr id="277" name="Picture 277" descr="image"/>
+                  <wp:cNvGraphicFramePr>
+                    <a:graphicFrameLocks noChangeAspect="1"/>
+                  </wp:cNvGraphicFramePr>
+                  <a:graphic>
+                    <a:graphicData uri="http://schemas.openxmlformats.org/drawingml/2006/picture">
+                      <pic:pic>
+                        <pic:nvPicPr>
+                          <pic:cNvPr id="277" name="Picture 277" descr="image"/>
+                          <pic:cNvPicPr>
+                            <a:picLocks noChangeAspect="1"/>
+                          </pic:cNvPicPr>
+                        </pic:nvPicPr>
+                        <pic:blipFill>
+                          <a:blip r:embed="rId83"/>
+                          <a:stretch>
+                            <a:fillRect/>
+                          </a:stretch>
+                        </pic:blipFill>
+                        <pic:spPr>
+                          <a:xfrm>
+                            <a:off x="0" y="0"/>
+                            <a:ext cx="2661319" cy="2386289"/>
                           </a:xfrm>
                           <a:prstGeom prst="rect">
                             <a:avLst/>
@@ -5755,23 +6125,23 @@
               </w:rPr>
               <w:drawing>
                 <wp:inline distT="0" distB="0" distL="0" distR="0">
-                  <wp:extent cx="2571750" cy="2857500"/>
+                  <wp:extent cx="257175" cy="200025"/>
                   <wp:effectExtent l="0" t="0" r="0" b="0"/>
-                  <wp:docPr id="155" name="Picture 155" descr="image"/>
+                  <wp:docPr id="278" name="Picture 278" descr="image"/>
                   <wp:cNvGraphicFramePr>
-                    <a:graphicFrameLocks xmlns:a="http://schemas.openxmlformats.org/drawingml/2006/main" noChangeAspect="1"/>
+                    <a:graphicFrameLocks noChangeAspect="1"/>
                   </wp:cNvGraphicFramePr>
-                  <a:graphic xmlns:a="http://schemas.openxmlformats.org/drawingml/2006/main">
+                  <a:graphic>
                     <a:graphicData uri="http://schemas.openxmlformats.org/drawingml/2006/picture">
-                      <pic:pic xmlns:pic="http://schemas.openxmlformats.org/drawingml/2006/picture">
+                      <pic:pic>
                         <pic:nvPicPr>
-                          <pic:cNvPr id="155" name="Picture 155" descr="image"/>
+                          <pic:cNvPr id="278" name="Picture 278" descr="image"/>
                           <pic:cNvPicPr>
                             <a:picLocks noChangeAspect="1"/>
                           </pic:cNvPicPr>
                         </pic:nvPicPr>
                         <pic:blipFill>
-                          <a:blip r:embed="rId6|rId85"/>
+                          <a:blip r:embed="rId6"/>
                           <a:stretch>
                             <a:fillRect/>
                           </a:stretch>
@@ -5779,7 +6149,44 @@
                         <pic:spPr>
                           <a:xfrm>
                             <a:off x="0" y="0"/>
-                            <a:ext cx="2571750" cy="2857500"/>
+                            <a:ext cx="257175" cy="200025"/>
+                          </a:xfrm>
+                          <a:prstGeom prst="rect">
+                            <a:avLst/>
+                          </a:prstGeom>
+                        </pic:spPr>
+                      </pic:pic>
+                    </a:graphicData>
+                  </a:graphic>
+                </wp:inline>
+              </w:drawing>
+              <w:drawing>
+                <wp:inline distT="0" distB="0" distL="0" distR="0">
+                  <wp:extent cx="2581275" cy="3676650"/>
+                  <wp:effectExtent l="0" t="0" r="0" b="0"/>
+                  <wp:docPr id="279" name="Picture 279" descr="image"/>
+                  <wp:cNvGraphicFramePr>
+                    <a:graphicFrameLocks noChangeAspect="1"/>
+                  </wp:cNvGraphicFramePr>
+                  <a:graphic>
+                    <a:graphicData uri="http://schemas.openxmlformats.org/drawingml/2006/picture">
+                      <pic:pic>
+                        <pic:nvPicPr>
+                          <pic:cNvPr id="279" name="Picture 279" descr="image"/>
+                          <pic:cNvPicPr>
+                            <a:picLocks noChangeAspect="1"/>
+                          </pic:cNvPicPr>
+                        </pic:nvPicPr>
+                        <pic:blipFill>
+                          <a:blip r:embed="rId85"/>
+                          <a:stretch>
+                            <a:fillRect/>
+                          </a:stretch>
+                        </pic:blipFill>
+                        <pic:spPr>
+                          <a:xfrm>
+                            <a:off x="0" y="0"/>
+                            <a:ext cx="2581275" cy="3676650"/>
                           </a:xfrm>
                           <a:prstGeom prst="rect">
                             <a:avLst/>
@@ -5843,23 +6250,23 @@
               </w:rPr>
               <w:drawing>
                 <wp:inline distT="0" distB="0" distL="0" distR="0">
-                  <wp:extent cx="2571750" cy="2857500"/>
+                  <wp:extent cx="257175" cy="200025"/>
                   <wp:effectExtent l="0" t="0" r="0" b="0"/>
-                  <wp:docPr id="156" name="Picture 156" descr="image"/>
+                  <wp:docPr id="280" name="Picture 280" descr="image"/>
                   <wp:cNvGraphicFramePr>
-                    <a:graphicFrameLocks xmlns:a="http://schemas.openxmlformats.org/drawingml/2006/main" noChangeAspect="1"/>
+                    <a:graphicFrameLocks noChangeAspect="1"/>
                   </wp:cNvGraphicFramePr>
-                  <a:graphic xmlns:a="http://schemas.openxmlformats.org/drawingml/2006/main">
+                  <a:graphic>
                     <a:graphicData uri="http://schemas.openxmlformats.org/drawingml/2006/picture">
-                      <pic:pic xmlns:pic="http://schemas.openxmlformats.org/drawingml/2006/picture">
+                      <pic:pic>
                         <pic:nvPicPr>
-                          <pic:cNvPr id="156" name="Picture 156" descr="image"/>
+                          <pic:cNvPr id="280" name="Picture 280" descr="image"/>
                           <pic:cNvPicPr>
                             <a:picLocks noChangeAspect="1"/>
                           </pic:cNvPicPr>
                         </pic:nvPicPr>
                         <pic:blipFill>
-                          <a:blip r:embed="rId6|rId87"/>
+                          <a:blip r:embed="rId6"/>
                           <a:stretch>
                             <a:fillRect/>
                           </a:stretch>
@@ -5867,7 +6274,44 @@
                         <pic:spPr>
                           <a:xfrm>
                             <a:off x="0" y="0"/>
-                            <a:ext cx="2571750" cy="2857500"/>
+                            <a:ext cx="257175" cy="200025"/>
+                          </a:xfrm>
+                          <a:prstGeom prst="rect">
+                            <a:avLst/>
+                          </a:prstGeom>
+                        </pic:spPr>
+                      </pic:pic>
+                    </a:graphicData>
+                  </a:graphic>
+                </wp:inline>
+              </w:drawing>
+              <w:drawing>
+                <wp:inline distT="0" distB="0" distL="0" distR="0">
+                  <wp:extent cx="2562225" cy="3686175"/>
+                  <wp:effectExtent l="0" t="0" r="0" b="0"/>
+                  <wp:docPr id="281" name="Picture 281" descr="image"/>
+                  <wp:cNvGraphicFramePr>
+                    <a:graphicFrameLocks noChangeAspect="1"/>
+                  </wp:cNvGraphicFramePr>
+                  <a:graphic>
+                    <a:graphicData uri="http://schemas.openxmlformats.org/drawingml/2006/picture">
+                      <pic:pic>
+                        <pic:nvPicPr>
+                          <pic:cNvPr id="281" name="Picture 281" descr="image"/>
+                          <pic:cNvPicPr>
+                            <a:picLocks noChangeAspect="1"/>
+                          </pic:cNvPicPr>
+                        </pic:nvPicPr>
+                        <pic:blipFill>
+                          <a:blip r:embed="rId87"/>
+                          <a:stretch>
+                            <a:fillRect/>
+                          </a:stretch>
+                        </pic:blipFill>
+                        <pic:spPr>
+                          <a:xfrm>
+                            <a:off x="0" y="0"/>
+                            <a:ext cx="2562225" cy="3686175"/>
                           </a:xfrm>
                           <a:prstGeom prst="rect">
                             <a:avLst/>
@@ -5936,23 +6380,23 @@
               </w:rPr>
               <w:drawing>
                 <wp:inline distT="0" distB="0" distL="0" distR="0">
-                  <wp:extent cx="2571750" cy="2857500"/>
+                  <wp:extent cx="248411" cy="193208"/>
                   <wp:effectExtent l="0" t="0" r="0" b="0"/>
-                  <wp:docPr id="157" name="Picture 157" descr="image"/>
+                  <wp:docPr id="282" name="Picture 282" descr="image"/>
                   <wp:cNvGraphicFramePr>
-                    <a:graphicFrameLocks xmlns:a="http://schemas.openxmlformats.org/drawingml/2006/main" noChangeAspect="1"/>
+                    <a:graphicFrameLocks noChangeAspect="1"/>
                   </wp:cNvGraphicFramePr>
-                  <a:graphic xmlns:a="http://schemas.openxmlformats.org/drawingml/2006/main">
+                  <a:graphic>
                     <a:graphicData uri="http://schemas.openxmlformats.org/drawingml/2006/picture">
-                      <pic:pic xmlns:pic="http://schemas.openxmlformats.org/drawingml/2006/picture">
+                      <pic:pic>
                         <pic:nvPicPr>
-                          <pic:cNvPr id="157" name="Picture 157" descr="image"/>
+                          <pic:cNvPr id="282" name="Picture 282" descr="image"/>
                           <pic:cNvPicPr>
                             <a:picLocks noChangeAspect="1"/>
                           </pic:cNvPicPr>
                         </pic:nvPicPr>
                         <pic:blipFill>
-                          <a:blip r:embed="rId6|rId89"/>
+                          <a:blip r:embed="rId6"/>
                           <a:stretch>
                             <a:fillRect/>
                           </a:stretch>
@@ -5960,7 +6404,44 @@
                         <pic:spPr>
                           <a:xfrm>
                             <a:off x="0" y="0"/>
-                            <a:ext cx="2571750" cy="2857500"/>
+                            <a:ext cx="248411" cy="193208"/>
+                          </a:xfrm>
+                          <a:prstGeom prst="rect">
+                            <a:avLst/>
+                          </a:prstGeom>
+                        </pic:spPr>
+                      </pic:pic>
+                    </a:graphicData>
+                  </a:graphic>
+                </wp:inline>
+              </w:drawing>
+              <w:drawing>
+                <wp:inline distT="0" distB="0" distL="0" distR="0">
+                  <wp:extent cx="2631314" cy="4278186"/>
+                  <wp:effectExtent l="0" t="0" r="0" b="0"/>
+                  <wp:docPr id="283" name="Picture 283" descr="image"/>
+                  <wp:cNvGraphicFramePr>
+                    <a:graphicFrameLocks noChangeAspect="1"/>
+                  </wp:cNvGraphicFramePr>
+                  <a:graphic>
+                    <a:graphicData uri="http://schemas.openxmlformats.org/drawingml/2006/picture">
+                      <pic:pic>
+                        <pic:nvPicPr>
+                          <pic:cNvPr id="283" name="Picture 283" descr="image"/>
+                          <pic:cNvPicPr>
+                            <a:picLocks noChangeAspect="1"/>
+                          </pic:cNvPicPr>
+                        </pic:nvPicPr>
+                        <pic:blipFill>
+                          <a:blip r:embed="rId89"/>
+                          <a:stretch>
+                            <a:fillRect/>
+                          </a:stretch>
+                        </pic:blipFill>
+                        <pic:spPr>
+                          <a:xfrm>
+                            <a:off x="0" y="0"/>
+                            <a:ext cx="2631314" cy="4278186"/>
                           </a:xfrm>
                           <a:prstGeom prst="rect">
                             <a:avLst/>
@@ -6024,23 +6505,23 @@
               </w:rPr>
               <w:drawing>
                 <wp:inline distT="0" distB="0" distL="0" distR="0">
-                  <wp:extent cx="2571750" cy="2857500"/>
+                  <wp:extent cx="250008" cy="194451"/>
                   <wp:effectExtent l="0" t="0" r="0" b="0"/>
-                  <wp:docPr id="158" name="Picture 158" descr="image"/>
+                  <wp:docPr id="284" name="Picture 284" descr="image"/>
                   <wp:cNvGraphicFramePr>
-                    <a:graphicFrameLocks xmlns:a="http://schemas.openxmlformats.org/drawingml/2006/main" noChangeAspect="1"/>
+                    <a:graphicFrameLocks noChangeAspect="1"/>
                   </wp:cNvGraphicFramePr>
-                  <a:graphic xmlns:a="http://schemas.openxmlformats.org/drawingml/2006/main">
+                  <a:graphic>
                     <a:graphicData uri="http://schemas.openxmlformats.org/drawingml/2006/picture">
-                      <pic:pic xmlns:pic="http://schemas.openxmlformats.org/drawingml/2006/picture">
+                      <pic:pic>
                         <pic:nvPicPr>
-                          <pic:cNvPr id="158" name="Picture 158" descr="image"/>
+                          <pic:cNvPr id="284" name="Picture 284" descr="image"/>
                           <pic:cNvPicPr>
                             <a:picLocks noChangeAspect="1"/>
                           </pic:cNvPicPr>
                         </pic:nvPicPr>
                         <pic:blipFill>
-                          <a:blip r:embed="rId10|rId91"/>
+                          <a:blip r:embed="rId10"/>
                           <a:stretch>
                             <a:fillRect/>
                           </a:stretch>
@@ -6048,7 +6529,44 @@
                         <pic:spPr>
                           <a:xfrm>
                             <a:off x="0" y="0"/>
-                            <a:ext cx="2571750" cy="2857500"/>
+                            <a:ext cx="250008" cy="194451"/>
+                          </a:xfrm>
+                          <a:prstGeom prst="rect">
+                            <a:avLst/>
+                          </a:prstGeom>
+                        </pic:spPr>
+                      </pic:pic>
+                    </a:graphicData>
+                  </a:graphic>
+                </wp:inline>
+              </w:drawing>
+              <w:drawing>
+                <wp:inline distT="0" distB="0" distL="0" distR="0">
+                  <wp:extent cx="2629717" cy="4268660"/>
+                  <wp:effectExtent l="0" t="0" r="0" b="0"/>
+                  <wp:docPr id="285" name="Picture 285" descr="image"/>
+                  <wp:cNvGraphicFramePr>
+                    <a:graphicFrameLocks noChangeAspect="1"/>
+                  </wp:cNvGraphicFramePr>
+                  <a:graphic>
+                    <a:graphicData uri="http://schemas.openxmlformats.org/drawingml/2006/picture">
+                      <pic:pic>
+                        <pic:nvPicPr>
+                          <pic:cNvPr id="285" name="Picture 285" descr="image"/>
+                          <pic:cNvPicPr>
+                            <a:picLocks noChangeAspect="1"/>
+                          </pic:cNvPicPr>
+                        </pic:nvPicPr>
+                        <pic:blipFill>
+                          <a:blip r:embed="rId91"/>
+                          <a:stretch>
+                            <a:fillRect/>
+                          </a:stretch>
+                        </pic:blipFill>
+                        <pic:spPr>
+                          <a:xfrm>
+                            <a:off x="0" y="0"/>
+                            <a:ext cx="2629717" cy="4268660"/>
                           </a:xfrm>
                           <a:prstGeom prst="rect">
                             <a:avLst/>
@@ -6233,23 +6751,23 @@
               </w:rPr>
               <w:drawing>
                 <wp:inline distT="0" distB="0" distL="0" distR="0">
-                  <wp:extent cx="2571750" cy="2857500"/>
+                  <wp:extent cx="257175" cy="200025"/>
                   <wp:effectExtent l="0" t="0" r="0" b="0"/>
-                  <wp:docPr id="160" name="Picture 160" descr="image"/>
+                  <wp:docPr id="286" name="Picture 286" descr="image"/>
                   <wp:cNvGraphicFramePr>
-                    <a:graphicFrameLocks xmlns:a="http://schemas.openxmlformats.org/drawingml/2006/main" noChangeAspect="1"/>
+                    <a:graphicFrameLocks noChangeAspect="1"/>
                   </wp:cNvGraphicFramePr>
-                  <a:graphic xmlns:a="http://schemas.openxmlformats.org/drawingml/2006/main">
+                  <a:graphic>
                     <a:graphicData uri="http://schemas.openxmlformats.org/drawingml/2006/picture">
-                      <pic:pic xmlns:pic="http://schemas.openxmlformats.org/drawingml/2006/picture">
+                      <pic:pic>
                         <pic:nvPicPr>
-                          <pic:cNvPr id="160" name="Picture 160" descr="image"/>
+                          <pic:cNvPr id="286" name="Picture 286" descr="image"/>
                           <pic:cNvPicPr>
                             <a:picLocks noChangeAspect="1"/>
                           </pic:cNvPicPr>
                         </pic:nvPicPr>
                         <pic:blipFill>
-                          <a:blip r:embed="rId6|rId94"/>
+                          <a:blip r:embed="rId6"/>
                           <a:stretch>
                             <a:fillRect/>
                           </a:stretch>
@@ -6257,7 +6775,44 @@
                         <pic:spPr>
                           <a:xfrm>
                             <a:off x="0" y="0"/>
-                            <a:ext cx="2571750" cy="2857500"/>
+                            <a:ext cx="257175" cy="200025"/>
+                          </a:xfrm>
+                          <a:prstGeom prst="rect">
+                            <a:avLst/>
+                          </a:prstGeom>
+                        </pic:spPr>
+                      </pic:pic>
+                    </a:graphicData>
+                  </a:graphic>
+                </wp:inline>
+              </w:drawing>
+              <w:drawing>
+                <wp:inline distT="0" distB="0" distL="0" distR="0">
+                  <wp:extent cx="2286000" cy="2914650"/>
+                  <wp:effectExtent l="0" t="0" r="0" b="0"/>
+                  <wp:docPr id="287" name="Picture 287" descr="image"/>
+                  <wp:cNvGraphicFramePr>
+                    <a:graphicFrameLocks noChangeAspect="1"/>
+                  </wp:cNvGraphicFramePr>
+                  <a:graphic>
+                    <a:graphicData uri="http://schemas.openxmlformats.org/drawingml/2006/picture">
+                      <pic:pic>
+                        <pic:nvPicPr>
+                          <pic:cNvPr id="287" name="Picture 287" descr="image"/>
+                          <pic:cNvPicPr>
+                            <a:picLocks noChangeAspect="1"/>
+                          </pic:cNvPicPr>
+                        </pic:nvPicPr>
+                        <pic:blipFill>
+                          <a:blip r:embed="rId94"/>
+                          <a:stretch>
+                            <a:fillRect/>
+                          </a:stretch>
+                        </pic:blipFill>
+                        <pic:spPr>
+                          <a:xfrm>
+                            <a:off x="0" y="0"/>
+                            <a:ext cx="2286000" cy="2914650"/>
                           </a:xfrm>
                           <a:prstGeom prst="rect">
                             <a:avLst/>
@@ -6321,23 +6876,23 @@
               </w:rPr>
               <w:drawing>
                 <wp:inline distT="0" distB="0" distL="0" distR="0">
-                  <wp:extent cx="2571750" cy="2857500"/>
+                  <wp:extent cx="257175" cy="200025"/>
                   <wp:effectExtent l="0" t="0" r="0" b="0"/>
-                  <wp:docPr id="161" name="Picture 161" descr="image"/>
+                  <wp:docPr id="288" name="Picture 288" descr="image"/>
                   <wp:cNvGraphicFramePr>
-                    <a:graphicFrameLocks xmlns:a="http://schemas.openxmlformats.org/drawingml/2006/main" noChangeAspect="1"/>
+                    <a:graphicFrameLocks noChangeAspect="1"/>
                   </wp:cNvGraphicFramePr>
-                  <a:graphic xmlns:a="http://schemas.openxmlformats.org/drawingml/2006/main">
+                  <a:graphic>
                     <a:graphicData uri="http://schemas.openxmlformats.org/drawingml/2006/picture">
-                      <pic:pic xmlns:pic="http://schemas.openxmlformats.org/drawingml/2006/picture">
+                      <pic:pic>
                         <pic:nvPicPr>
-                          <pic:cNvPr id="161" name="Picture 161" descr="image"/>
+                          <pic:cNvPr id="288" name="Picture 288" descr="image"/>
                           <pic:cNvPicPr>
                             <a:picLocks noChangeAspect="1"/>
                           </pic:cNvPicPr>
                         </pic:nvPicPr>
                         <pic:blipFill>
-                          <a:blip r:embed="rId10|rId96"/>
+                          <a:blip r:embed="rId10"/>
                           <a:stretch>
                             <a:fillRect/>
                           </a:stretch>
@@ -6345,7 +6900,44 @@
                         <pic:spPr>
                           <a:xfrm>
                             <a:off x="0" y="0"/>
-                            <a:ext cx="2571750" cy="2857500"/>
+                            <a:ext cx="257175" cy="200025"/>
+                          </a:xfrm>
+                          <a:prstGeom prst="rect">
+                            <a:avLst/>
+                          </a:prstGeom>
+                        </pic:spPr>
+                      </pic:pic>
+                    </a:graphicData>
+                  </a:graphic>
+                </wp:inline>
+              </w:drawing>
+              <w:drawing>
+                <wp:inline distT="0" distB="0" distL="0" distR="0">
+                  <wp:extent cx="2286000" cy="3343275"/>
+                  <wp:effectExtent l="0" t="0" r="0" b="0"/>
+                  <wp:docPr id="289" name="Picture 289" descr="image"/>
+                  <wp:cNvGraphicFramePr>
+                    <a:graphicFrameLocks noChangeAspect="1"/>
+                  </wp:cNvGraphicFramePr>
+                  <a:graphic>
+                    <a:graphicData uri="http://schemas.openxmlformats.org/drawingml/2006/picture">
+                      <pic:pic>
+                        <pic:nvPicPr>
+                          <pic:cNvPr id="289" name="Picture 289" descr="image"/>
+                          <pic:cNvPicPr>
+                            <a:picLocks noChangeAspect="1"/>
+                          </pic:cNvPicPr>
+                        </pic:nvPicPr>
+                        <pic:blipFill>
+                          <a:blip r:embed="rId96"/>
+                          <a:stretch>
+                            <a:fillRect/>
+                          </a:stretch>
+                        </pic:blipFill>
+                        <pic:spPr>
+                          <a:xfrm>
+                            <a:off x="0" y="0"/>
+                            <a:ext cx="2286000" cy="3343275"/>
                           </a:xfrm>
                           <a:prstGeom prst="rect">
                             <a:avLst/>
@@ -6414,23 +7006,23 @@
               </w:rPr>
               <w:drawing>
                 <wp:inline distT="0" distB="0" distL="0" distR="0">
-                  <wp:extent cx="2571750" cy="2857500"/>
+                  <wp:extent cx="257175" cy="200025"/>
                   <wp:effectExtent l="0" t="0" r="0" b="0"/>
-                  <wp:docPr id="162" name="Picture 162" descr="image"/>
+                  <wp:docPr id="290" name="Picture 290" descr="image"/>
                   <wp:cNvGraphicFramePr>
-                    <a:graphicFrameLocks xmlns:a="http://schemas.openxmlformats.org/drawingml/2006/main" noChangeAspect="1"/>
+                    <a:graphicFrameLocks noChangeAspect="1"/>
                   </wp:cNvGraphicFramePr>
-                  <a:graphic xmlns:a="http://schemas.openxmlformats.org/drawingml/2006/main">
+                  <a:graphic>
                     <a:graphicData uri="http://schemas.openxmlformats.org/drawingml/2006/picture">
-                      <pic:pic xmlns:pic="http://schemas.openxmlformats.org/drawingml/2006/picture">
+                      <pic:pic>
                         <pic:nvPicPr>
-                          <pic:cNvPr id="162" name="Picture 162" descr="image"/>
+                          <pic:cNvPr id="290" name="Picture 290" descr="image"/>
                           <pic:cNvPicPr>
                             <a:picLocks noChangeAspect="1"/>
                           </pic:cNvPicPr>
                         </pic:nvPicPr>
                         <pic:blipFill>
-                          <a:blip r:embed="rId6|rId98"/>
+                          <a:blip r:embed="rId6"/>
                           <a:stretch>
                             <a:fillRect/>
                           </a:stretch>
@@ -6438,7 +7030,44 @@
                         <pic:spPr>
                           <a:xfrm>
                             <a:off x="0" y="0"/>
-                            <a:ext cx="2571750" cy="2857500"/>
+                            <a:ext cx="257175" cy="200025"/>
+                          </a:xfrm>
+                          <a:prstGeom prst="rect">
+                            <a:avLst/>
+                          </a:prstGeom>
+                        </pic:spPr>
+                      </pic:pic>
+                    </a:graphicData>
+                  </a:graphic>
+                </wp:inline>
+              </w:drawing>
+              <w:drawing>
+                <wp:inline distT="0" distB="0" distL="0" distR="0">
+                  <wp:extent cx="2286000" cy="2867025"/>
+                  <wp:effectExtent l="0" t="0" r="0" b="0"/>
+                  <wp:docPr id="291" name="Picture 291" descr="image"/>
+                  <wp:cNvGraphicFramePr>
+                    <a:graphicFrameLocks noChangeAspect="1"/>
+                  </wp:cNvGraphicFramePr>
+                  <a:graphic>
+                    <a:graphicData uri="http://schemas.openxmlformats.org/drawingml/2006/picture">
+                      <pic:pic>
+                        <pic:nvPicPr>
+                          <pic:cNvPr id="291" name="Picture 291" descr="image"/>
+                          <pic:cNvPicPr>
+                            <a:picLocks noChangeAspect="1"/>
+                          </pic:cNvPicPr>
+                        </pic:nvPicPr>
+                        <pic:blipFill>
+                          <a:blip r:embed="rId98"/>
+                          <a:stretch>
+                            <a:fillRect/>
+                          </a:stretch>
+                        </pic:blipFill>
+                        <pic:spPr>
+                          <a:xfrm>
+                            <a:off x="0" y="0"/>
+                            <a:ext cx="2286000" cy="2867025"/>
                           </a:xfrm>
                           <a:prstGeom prst="rect">
                             <a:avLst/>
@@ -6502,23 +7131,23 @@
               </w:rPr>
               <w:drawing>
                 <wp:inline distT="0" distB="0" distL="0" distR="0">
-                  <wp:extent cx="2571750" cy="2857500"/>
+                  <wp:extent cx="257175" cy="200025"/>
                   <wp:effectExtent l="0" t="0" r="0" b="0"/>
-                  <wp:docPr id="163" name="Picture 163" descr="image"/>
+                  <wp:docPr id="292" name="Picture 292" descr="image"/>
                   <wp:cNvGraphicFramePr>
-                    <a:graphicFrameLocks xmlns:a="http://schemas.openxmlformats.org/drawingml/2006/main" noChangeAspect="1"/>
+                    <a:graphicFrameLocks noChangeAspect="1"/>
                   </wp:cNvGraphicFramePr>
-                  <a:graphic xmlns:a="http://schemas.openxmlformats.org/drawingml/2006/main">
+                  <a:graphic>
                     <a:graphicData uri="http://schemas.openxmlformats.org/drawingml/2006/picture">
-                      <pic:pic xmlns:pic="http://schemas.openxmlformats.org/drawingml/2006/picture">
+                      <pic:pic>
                         <pic:nvPicPr>
-                          <pic:cNvPr id="163" name="Picture 163" descr="image"/>
+                          <pic:cNvPr id="292" name="Picture 292" descr="image"/>
                           <pic:cNvPicPr>
                             <a:picLocks noChangeAspect="1"/>
                           </pic:cNvPicPr>
                         </pic:nvPicPr>
                         <pic:blipFill>
-                          <a:blip r:embed="rId6|rId100"/>
+                          <a:blip r:embed="rId6"/>
                           <a:stretch>
                             <a:fillRect/>
                           </a:stretch>
@@ -6526,7 +7155,44 @@
                         <pic:spPr>
                           <a:xfrm>
                             <a:off x="0" y="0"/>
-                            <a:ext cx="2571750" cy="2857500"/>
+                            <a:ext cx="257175" cy="200025"/>
+                          </a:xfrm>
+                          <a:prstGeom prst="rect">
+                            <a:avLst/>
+                          </a:prstGeom>
+                        </pic:spPr>
+                      </pic:pic>
+                    </a:graphicData>
+                  </a:graphic>
+                </wp:inline>
+              </w:drawing>
+              <w:drawing>
+                <wp:inline distT="0" distB="0" distL="0" distR="0">
+                  <wp:extent cx="2286000" cy="3295650"/>
+                  <wp:effectExtent l="0" t="0" r="0" b="0"/>
+                  <wp:docPr id="293" name="Picture 293" descr="image"/>
+                  <wp:cNvGraphicFramePr>
+                    <a:graphicFrameLocks noChangeAspect="1"/>
+                  </wp:cNvGraphicFramePr>
+                  <a:graphic>
+                    <a:graphicData uri="http://schemas.openxmlformats.org/drawingml/2006/picture">
+                      <pic:pic>
+                        <pic:nvPicPr>
+                          <pic:cNvPr id="293" name="Picture 293" descr="image"/>
+                          <pic:cNvPicPr>
+                            <a:picLocks noChangeAspect="1"/>
+                          </pic:cNvPicPr>
+                        </pic:nvPicPr>
+                        <pic:blipFill>
+                          <a:blip r:embed="rId100"/>
+                          <a:stretch>
+                            <a:fillRect/>
+                          </a:stretch>
+                        </pic:blipFill>
+                        <pic:spPr>
+                          <a:xfrm>
+                            <a:off x="0" y="0"/>
+                            <a:ext cx="2286000" cy="3295650"/>
                           </a:xfrm>
                           <a:prstGeom prst="rect">
                             <a:avLst/>
@@ -6654,23 +7320,23 @@
               </w:rPr>
               <w:drawing>
                 <wp:inline distT="0" distB="0" distL="0" distR="0">
-                  <wp:extent cx="2571750" cy="2857500"/>
+                  <wp:extent cx="257175" cy="200025"/>
                   <wp:effectExtent l="0" t="0" r="0" b="0"/>
-                  <wp:docPr id="164" name="Picture 164" descr="image"/>
+                  <wp:docPr id="294" name="Picture 294" descr="image"/>
                   <wp:cNvGraphicFramePr>
-                    <a:graphicFrameLocks xmlns:a="http://schemas.openxmlformats.org/drawingml/2006/main" noChangeAspect="1"/>
+                    <a:graphicFrameLocks noChangeAspect="1"/>
                   </wp:cNvGraphicFramePr>
-                  <a:graphic xmlns:a="http://schemas.openxmlformats.org/drawingml/2006/main">
+                  <a:graphic>
                     <a:graphicData uri="http://schemas.openxmlformats.org/drawingml/2006/picture">
-                      <pic:pic xmlns:pic="http://schemas.openxmlformats.org/drawingml/2006/picture">
+                      <pic:pic>
                         <pic:nvPicPr>
-                          <pic:cNvPr id="164" name="Picture 164" descr="image"/>
+                          <pic:cNvPr id="294" name="Picture 294" descr="image"/>
                           <pic:cNvPicPr>
                             <a:picLocks noChangeAspect="1"/>
                           </pic:cNvPicPr>
                         </pic:nvPicPr>
                         <pic:blipFill>
-                          <a:blip r:embed="rId6|rId102"/>
+                          <a:blip r:embed="rId6"/>
                           <a:stretch>
                             <a:fillRect/>
                           </a:stretch>
@@ -6678,7 +7344,44 @@
                         <pic:spPr>
                           <a:xfrm>
                             <a:off x="0" y="0"/>
-                            <a:ext cx="2571750" cy="2857500"/>
+                            <a:ext cx="257175" cy="200025"/>
+                          </a:xfrm>
+                          <a:prstGeom prst="rect">
+                            <a:avLst/>
+                          </a:prstGeom>
+                        </pic:spPr>
+                      </pic:pic>
+                    </a:graphicData>
+                  </a:graphic>
+                </wp:inline>
+              </w:drawing>
+              <w:drawing>
+                <wp:inline distT="0" distB="0" distL="0" distR="0">
+                  <wp:extent cx="2286000" cy="4457700"/>
+                  <wp:effectExtent l="0" t="0" r="0" b="0"/>
+                  <wp:docPr id="295" name="Picture 295" descr="image"/>
+                  <wp:cNvGraphicFramePr>
+                    <a:graphicFrameLocks noChangeAspect="1"/>
+                  </wp:cNvGraphicFramePr>
+                  <a:graphic>
+                    <a:graphicData uri="http://schemas.openxmlformats.org/drawingml/2006/picture">
+                      <pic:pic>
+                        <pic:nvPicPr>
+                          <pic:cNvPr id="295" name="Picture 295" descr="image"/>
+                          <pic:cNvPicPr>
+                            <a:picLocks noChangeAspect="1"/>
+                          </pic:cNvPicPr>
+                        </pic:nvPicPr>
+                        <pic:blipFill>
+                          <a:blip r:embed="rId102"/>
+                          <a:stretch>
+                            <a:fillRect/>
+                          </a:stretch>
+                        </pic:blipFill>
+                        <pic:spPr>
+                          <a:xfrm>
+                            <a:off x="0" y="0"/>
+                            <a:ext cx="2286000" cy="4457700"/>
                           </a:xfrm>
                           <a:prstGeom prst="rect">
                             <a:avLst/>
@@ -6742,23 +7445,23 @@
               </w:rPr>
               <w:drawing>
                 <wp:inline distT="0" distB="0" distL="0" distR="0">
-                  <wp:extent cx="2571750" cy="2857500"/>
+                  <wp:extent cx="257175" cy="200025"/>
                   <wp:effectExtent l="0" t="0" r="0" b="0"/>
-                  <wp:docPr id="165" name="Picture 165" descr="image"/>
+                  <wp:docPr id="296" name="Picture 296" descr="image"/>
                   <wp:cNvGraphicFramePr>
-                    <a:graphicFrameLocks xmlns:a="http://schemas.openxmlformats.org/drawingml/2006/main" noChangeAspect="1"/>
+                    <a:graphicFrameLocks noChangeAspect="1"/>
                   </wp:cNvGraphicFramePr>
-                  <a:graphic xmlns:a="http://schemas.openxmlformats.org/drawingml/2006/main">
+                  <a:graphic>
                     <a:graphicData uri="http://schemas.openxmlformats.org/drawingml/2006/picture">
-                      <pic:pic xmlns:pic="http://schemas.openxmlformats.org/drawingml/2006/picture">
+                      <pic:pic>
                         <pic:nvPicPr>
-                          <pic:cNvPr id="165" name="Picture 165" descr="image"/>
+                          <pic:cNvPr id="296" name="Picture 296" descr="image"/>
                           <pic:cNvPicPr>
                             <a:picLocks noChangeAspect="1"/>
                           </pic:cNvPicPr>
                         </pic:nvPicPr>
                         <pic:blipFill>
-                          <a:blip r:embed="rId6|rId104"/>
+                          <a:blip r:embed="rId6"/>
                           <a:stretch>
                             <a:fillRect/>
                           </a:stretch>
@@ -6766,7 +7469,44 @@
                         <pic:spPr>
                           <a:xfrm>
                             <a:off x="0" y="0"/>
-                            <a:ext cx="2571750" cy="2857500"/>
+                            <a:ext cx="257175" cy="200025"/>
+                          </a:xfrm>
+                          <a:prstGeom prst="rect">
+                            <a:avLst/>
+                          </a:prstGeom>
+                        </pic:spPr>
+                      </pic:pic>
+                    </a:graphicData>
+                  </a:graphic>
+                </wp:inline>
+              </w:drawing>
+              <w:drawing>
+                <wp:inline distT="0" distB="0" distL="0" distR="0">
+                  <wp:extent cx="2286000" cy="4743450"/>
+                  <wp:effectExtent l="0" t="0" r="0" b="0"/>
+                  <wp:docPr id="297" name="Picture 297" descr="image"/>
+                  <wp:cNvGraphicFramePr>
+                    <a:graphicFrameLocks noChangeAspect="1"/>
+                  </wp:cNvGraphicFramePr>
+                  <a:graphic>
+                    <a:graphicData uri="http://schemas.openxmlformats.org/drawingml/2006/picture">
+                      <pic:pic>
+                        <pic:nvPicPr>
+                          <pic:cNvPr id="297" name="Picture 297" descr="image"/>
+                          <pic:cNvPicPr>
+                            <a:picLocks noChangeAspect="1"/>
+                          </pic:cNvPicPr>
+                        </pic:nvPicPr>
+                        <pic:blipFill>
+                          <a:blip r:embed="rId104"/>
+                          <a:stretch>
+                            <a:fillRect/>
+                          </a:stretch>
+                        </pic:blipFill>
+                        <pic:spPr>
+                          <a:xfrm>
+                            <a:off x="0" y="0"/>
+                            <a:ext cx="2286000" cy="4743450"/>
                           </a:xfrm>
                           <a:prstGeom prst="rect">
                             <a:avLst/>
@@ -6835,23 +7575,23 @@
               </w:rPr>
               <w:drawing>
                 <wp:inline distT="0" distB="0" distL="0" distR="0">
-                  <wp:extent cx="2571750" cy="2857500"/>
+                  <wp:extent cx="200911" cy="156264"/>
                   <wp:effectExtent l="0" t="0" r="0" b="0"/>
-                  <wp:docPr id="166" name="Picture 166" descr="image"/>
+                  <wp:docPr id="298" name="Picture 298" descr="image"/>
                   <wp:cNvGraphicFramePr>
-                    <a:graphicFrameLocks xmlns:a="http://schemas.openxmlformats.org/drawingml/2006/main" noChangeAspect="1"/>
+                    <a:graphicFrameLocks noChangeAspect="1"/>
                   </wp:cNvGraphicFramePr>
-                  <a:graphic xmlns:a="http://schemas.openxmlformats.org/drawingml/2006/main">
+                  <a:graphic>
                     <a:graphicData uri="http://schemas.openxmlformats.org/drawingml/2006/picture">
-                      <pic:pic xmlns:pic="http://schemas.openxmlformats.org/drawingml/2006/picture">
+                      <pic:pic>
                         <pic:nvPicPr>
-                          <pic:cNvPr id="166" name="Picture 166" descr="image"/>
+                          <pic:cNvPr id="298" name="Picture 298" descr="image"/>
                           <pic:cNvPicPr>
                             <a:picLocks noChangeAspect="1"/>
                           </pic:cNvPicPr>
                         </pic:nvPicPr>
                         <pic:blipFill>
-                          <a:blip r:embed="rId10|rId106"/>
+                          <a:blip r:embed="rId10"/>
                           <a:stretch>
                             <a:fillRect/>
                           </a:stretch>
@@ -6859,7 +7599,44 @@
                         <pic:spPr>
                           <a:xfrm>
                             <a:off x="0" y="0"/>
-                            <a:ext cx="2571750" cy="2857500"/>
+                            <a:ext cx="200911" cy="156264"/>
+                          </a:xfrm>
+                          <a:prstGeom prst="rect">
+                            <a:avLst/>
+                          </a:prstGeom>
+                        </pic:spPr>
+                      </pic:pic>
+                    </a:graphicData>
+                  </a:graphic>
+                </wp:inline>
+              </w:drawing>
+              <w:drawing>
+                <wp:inline distT="0" distB="0" distL="0" distR="0">
+                  <wp:extent cx="2678814" cy="2745784"/>
+                  <wp:effectExtent l="0" t="0" r="0" b="0"/>
+                  <wp:docPr id="299" name="Picture 299" descr="image"/>
+                  <wp:cNvGraphicFramePr>
+                    <a:graphicFrameLocks noChangeAspect="1"/>
+                  </wp:cNvGraphicFramePr>
+                  <a:graphic>
+                    <a:graphicData uri="http://schemas.openxmlformats.org/drawingml/2006/picture">
+                      <pic:pic>
+                        <pic:nvPicPr>
+                          <pic:cNvPr id="299" name="Picture 299" descr="image"/>
+                          <pic:cNvPicPr>
+                            <a:picLocks noChangeAspect="1"/>
+                          </pic:cNvPicPr>
+                        </pic:nvPicPr>
+                        <pic:blipFill>
+                          <a:blip r:embed="rId106"/>
+                          <a:stretch>
+                            <a:fillRect/>
+                          </a:stretch>
+                        </pic:blipFill>
+                        <pic:spPr>
+                          <a:xfrm>
+                            <a:off x="0" y="0"/>
+                            <a:ext cx="2678814" cy="2745784"/>
                           </a:xfrm>
                           <a:prstGeom prst="rect">
                             <a:avLst/>
@@ -6923,23 +7700,23 @@
               </w:rPr>
               <w:drawing>
                 <wp:inline distT="0" distB="0" distL="0" distR="0">
-                  <wp:extent cx="2571750" cy="2857500"/>
+                  <wp:extent cx="200911" cy="156264"/>
                   <wp:effectExtent l="0" t="0" r="0" b="0"/>
-                  <wp:docPr id="167" name="Picture 167" descr="image"/>
+                  <wp:docPr id="300" name="Picture 300" descr="image"/>
                   <wp:cNvGraphicFramePr>
-                    <a:graphicFrameLocks xmlns:a="http://schemas.openxmlformats.org/drawingml/2006/main" noChangeAspect="1"/>
+                    <a:graphicFrameLocks noChangeAspect="1"/>
                   </wp:cNvGraphicFramePr>
-                  <a:graphic xmlns:a="http://schemas.openxmlformats.org/drawingml/2006/main">
+                  <a:graphic>
                     <a:graphicData uri="http://schemas.openxmlformats.org/drawingml/2006/picture">
-                      <pic:pic xmlns:pic="http://schemas.openxmlformats.org/drawingml/2006/picture">
+                      <pic:pic>
                         <pic:nvPicPr>
-                          <pic:cNvPr id="167" name="Picture 167" descr="image"/>
+                          <pic:cNvPr id="300" name="Picture 300" descr="image"/>
                           <pic:cNvPicPr>
                             <a:picLocks noChangeAspect="1"/>
                           </pic:cNvPicPr>
                         </pic:nvPicPr>
                         <pic:blipFill>
-                          <a:blip r:embed="rId6|rId108"/>
+                          <a:blip r:embed="rId6"/>
                           <a:stretch>
                             <a:fillRect/>
                           </a:stretch>
@@ -6947,7 +7724,44 @@
                         <pic:spPr>
                           <a:xfrm>
                             <a:off x="0" y="0"/>
-                            <a:ext cx="2571750" cy="2857500"/>
+                            <a:ext cx="200911" cy="156264"/>
+                          </a:xfrm>
+                          <a:prstGeom prst="rect">
+                            <a:avLst/>
+                          </a:prstGeom>
+                        </pic:spPr>
+                      </pic:pic>
+                    </a:graphicData>
+                  </a:graphic>
+                </wp:inline>
+              </w:drawing>
+              <w:drawing>
+                <wp:inline distT="0" distB="0" distL="0" distR="0">
+                  <wp:extent cx="2678814" cy="3117842"/>
+                  <wp:effectExtent l="0" t="0" r="0" b="0"/>
+                  <wp:docPr id="301" name="Picture 301" descr="image"/>
+                  <wp:cNvGraphicFramePr>
+                    <a:graphicFrameLocks noChangeAspect="1"/>
+                  </wp:cNvGraphicFramePr>
+                  <a:graphic>
+                    <a:graphicData uri="http://schemas.openxmlformats.org/drawingml/2006/picture">
+                      <pic:pic>
+                        <pic:nvPicPr>
+                          <pic:cNvPr id="301" name="Picture 301" descr="image"/>
+                          <pic:cNvPicPr>
+                            <a:picLocks noChangeAspect="1"/>
+                          </pic:cNvPicPr>
+                        </pic:nvPicPr>
+                        <pic:blipFill>
+                          <a:blip r:embed="rId108"/>
+                          <a:stretch>
+                            <a:fillRect/>
+                          </a:stretch>
+                        </pic:blipFill>
+                        <pic:spPr>
+                          <a:xfrm>
+                            <a:off x="0" y="0"/>
+                            <a:ext cx="2678814" cy="3117842"/>
                           </a:xfrm>
                           <a:prstGeom prst="rect">
                             <a:avLst/>
@@ -7075,23 +7889,23 @@
               </w:rPr>
               <w:drawing>
                 <wp:inline distT="0" distB="0" distL="0" distR="0">
-                  <wp:extent cx="2571750" cy="2857500"/>
+                  <wp:extent cx="224071" cy="174277"/>
                   <wp:effectExtent l="0" t="0" r="0" b="0"/>
-                  <wp:docPr id="168" name="Picture 168" descr="image"/>
+                  <wp:docPr id="302" name="Picture 302" descr="image"/>
                   <wp:cNvGraphicFramePr>
-                    <a:graphicFrameLocks xmlns:a="http://schemas.openxmlformats.org/drawingml/2006/main" noChangeAspect="1"/>
+                    <a:graphicFrameLocks noChangeAspect="1"/>
                   </wp:cNvGraphicFramePr>
-                  <a:graphic xmlns:a="http://schemas.openxmlformats.org/drawingml/2006/main">
+                  <a:graphic>
                     <a:graphicData uri="http://schemas.openxmlformats.org/drawingml/2006/picture">
-                      <pic:pic xmlns:pic="http://schemas.openxmlformats.org/drawingml/2006/picture">
+                      <pic:pic>
                         <pic:nvPicPr>
-                          <pic:cNvPr id="168" name="Picture 168" descr="image"/>
+                          <pic:cNvPr id="302" name="Picture 302" descr="image"/>
                           <pic:cNvPicPr>
                             <a:picLocks noChangeAspect="1"/>
                           </pic:cNvPicPr>
                         </pic:nvPicPr>
                         <pic:blipFill>
-                          <a:blip r:embed="rId6|rId110"/>
+                          <a:blip r:embed="rId6"/>
                           <a:stretch>
                             <a:fillRect/>
                           </a:stretch>
@@ -7099,7 +7913,44 @@
                         <pic:spPr>
                           <a:xfrm>
                             <a:off x="0" y="0"/>
-                            <a:ext cx="2571750" cy="2857500"/>
+                            <a:ext cx="224071" cy="174277"/>
+                          </a:xfrm>
+                          <a:prstGeom prst="rect">
+                            <a:avLst/>
+                          </a:prstGeom>
+                        </pic:spPr>
+                      </pic:pic>
+                    </a:graphicData>
+                  </a:graphic>
+                </wp:inline>
+              </w:drawing>
+              <w:drawing>
+                <wp:inline distT="0" distB="0" distL="0" distR="0">
+                  <wp:extent cx="2655654" cy="2439882"/>
+                  <wp:effectExtent l="0" t="0" r="0" b="0"/>
+                  <wp:docPr id="303" name="Picture 303" descr="image"/>
+                  <wp:cNvGraphicFramePr>
+                    <a:graphicFrameLocks noChangeAspect="1"/>
+                  </wp:cNvGraphicFramePr>
+                  <a:graphic>
+                    <a:graphicData uri="http://schemas.openxmlformats.org/drawingml/2006/picture">
+                      <pic:pic>
+                        <pic:nvPicPr>
+                          <pic:cNvPr id="303" name="Picture 303" descr="image"/>
+                          <pic:cNvPicPr>
+                            <a:picLocks noChangeAspect="1"/>
+                          </pic:cNvPicPr>
+                        </pic:nvPicPr>
+                        <pic:blipFill>
+                          <a:blip r:embed="rId110"/>
+                          <a:stretch>
+                            <a:fillRect/>
+                          </a:stretch>
+                        </pic:blipFill>
+                        <pic:spPr>
+                          <a:xfrm>
+                            <a:off x="0" y="0"/>
+                            <a:ext cx="2655654" cy="2439882"/>
                           </a:xfrm>
                           <a:prstGeom prst="rect">
                             <a:avLst/>
@@ -7163,23 +8014,23 @@
               </w:rPr>
               <w:drawing>
                 <wp:inline distT="0" distB="0" distL="0" distR="0">
-                  <wp:extent cx="2571750" cy="2857500"/>
+                  <wp:extent cx="224071" cy="174277"/>
                   <wp:effectExtent l="0" t="0" r="0" b="0"/>
-                  <wp:docPr id="169" name="Picture 169" descr="image"/>
+                  <wp:docPr id="304" name="Picture 304" descr="image"/>
                   <wp:cNvGraphicFramePr>
-                    <a:graphicFrameLocks xmlns:a="http://schemas.openxmlformats.org/drawingml/2006/main" noChangeAspect="1"/>
+                    <a:graphicFrameLocks noChangeAspect="1"/>
                   </wp:cNvGraphicFramePr>
-                  <a:graphic xmlns:a="http://schemas.openxmlformats.org/drawingml/2006/main">
+                  <a:graphic>
                     <a:graphicData uri="http://schemas.openxmlformats.org/drawingml/2006/picture">
-                      <pic:pic xmlns:pic="http://schemas.openxmlformats.org/drawingml/2006/picture">
+                      <pic:pic>
                         <pic:nvPicPr>
-                          <pic:cNvPr id="169" name="Picture 169" descr="image"/>
+                          <pic:cNvPr id="304" name="Picture 304" descr="image"/>
                           <pic:cNvPicPr>
                             <a:picLocks noChangeAspect="1"/>
                           </pic:cNvPicPr>
                         </pic:nvPicPr>
                         <pic:blipFill>
-                          <a:blip r:embed="rId10|rId112"/>
+                          <a:blip r:embed="rId10"/>
                           <a:stretch>
                             <a:fillRect/>
                           </a:stretch>
@@ -7187,7 +8038,44 @@
                         <pic:spPr>
                           <a:xfrm>
                             <a:off x="0" y="0"/>
-                            <a:ext cx="2571750" cy="2857500"/>
+                            <a:ext cx="224071" cy="174277"/>
+                          </a:xfrm>
+                          <a:prstGeom prst="rect">
+                            <a:avLst/>
+                          </a:prstGeom>
+                        </pic:spPr>
+                      </pic:pic>
+                    </a:graphicData>
+                  </a:graphic>
+                </wp:inline>
+              </w:drawing>
+              <w:drawing>
+                <wp:inline distT="0" distB="0" distL="0" distR="0">
+                  <wp:extent cx="2655654" cy="2962714"/>
+                  <wp:effectExtent l="0" t="0" r="0" b="0"/>
+                  <wp:docPr id="305" name="Picture 305" descr="image"/>
+                  <wp:cNvGraphicFramePr>
+                    <a:graphicFrameLocks noChangeAspect="1"/>
+                  </wp:cNvGraphicFramePr>
+                  <a:graphic>
+                    <a:graphicData uri="http://schemas.openxmlformats.org/drawingml/2006/picture">
+                      <pic:pic>
+                        <pic:nvPicPr>
+                          <pic:cNvPr id="305" name="Picture 305" descr="image"/>
+                          <pic:cNvPicPr>
+                            <a:picLocks noChangeAspect="1"/>
+                          </pic:cNvPicPr>
+                        </pic:nvPicPr>
+                        <pic:blipFill>
+                          <a:blip r:embed="rId112"/>
+                          <a:stretch>
+                            <a:fillRect/>
+                          </a:stretch>
+                        </pic:blipFill>
+                        <pic:spPr>
+                          <a:xfrm>
+                            <a:off x="0" y="0"/>
+                            <a:ext cx="2655654" cy="2962714"/>
                           </a:xfrm>
                           <a:prstGeom prst="rect">
                             <a:avLst/>
@@ -7256,23 +8144,23 @@
               </w:rPr>
               <w:drawing>
                 <wp:inline distT="0" distB="0" distL="0" distR="0">
-                  <wp:extent cx="2571750" cy="2857500"/>
+                  <wp:extent cx="224071" cy="174277"/>
                   <wp:effectExtent l="0" t="0" r="0" b="0"/>
-                  <wp:docPr id="170" name="Picture 170" descr="image"/>
+                  <wp:docPr id="306" name="Picture 306" descr="image"/>
                   <wp:cNvGraphicFramePr>
-                    <a:graphicFrameLocks xmlns:a="http://schemas.openxmlformats.org/drawingml/2006/main" noChangeAspect="1"/>
+                    <a:graphicFrameLocks noChangeAspect="1"/>
                   </wp:cNvGraphicFramePr>
-                  <a:graphic xmlns:a="http://schemas.openxmlformats.org/drawingml/2006/main">
+                  <a:graphic>
                     <a:graphicData uri="http://schemas.openxmlformats.org/drawingml/2006/picture">
-                      <pic:pic xmlns:pic="http://schemas.openxmlformats.org/drawingml/2006/picture">
+                      <pic:pic>
                         <pic:nvPicPr>
-                          <pic:cNvPr id="170" name="Picture 170" descr="image"/>
+                          <pic:cNvPr id="306" name="Picture 306" descr="image"/>
                           <pic:cNvPicPr>
                             <a:picLocks noChangeAspect="1"/>
                           </pic:cNvPicPr>
                         </pic:nvPicPr>
                         <pic:blipFill>
-                          <a:blip r:embed="rId6|rId114"/>
+                          <a:blip r:embed="rId6"/>
                           <a:stretch>
                             <a:fillRect/>
                           </a:stretch>
@@ -7280,7 +8168,44 @@
                         <pic:spPr>
                           <a:xfrm>
                             <a:off x="0" y="0"/>
-                            <a:ext cx="2571750" cy="2857500"/>
+                            <a:ext cx="224071" cy="174277"/>
+                          </a:xfrm>
+                          <a:prstGeom prst="rect">
+                            <a:avLst/>
+                          </a:prstGeom>
+                        </pic:spPr>
+                      </pic:pic>
+                    </a:graphicData>
+                  </a:graphic>
+                </wp:inline>
+              </w:drawing>
+              <w:drawing>
+                <wp:inline distT="0" distB="0" distL="0" distR="0">
+                  <wp:extent cx="2655654" cy="2473078"/>
+                  <wp:effectExtent l="0" t="0" r="0" b="0"/>
+                  <wp:docPr id="307" name="Picture 307" descr="image"/>
+                  <wp:cNvGraphicFramePr>
+                    <a:graphicFrameLocks noChangeAspect="1"/>
+                  </wp:cNvGraphicFramePr>
+                  <a:graphic>
+                    <a:graphicData uri="http://schemas.openxmlformats.org/drawingml/2006/picture">
+                      <pic:pic>
+                        <pic:nvPicPr>
+                          <pic:cNvPr id="307" name="Picture 307" descr="image"/>
+                          <pic:cNvPicPr>
+                            <a:picLocks noChangeAspect="1"/>
+                          </pic:cNvPicPr>
+                        </pic:nvPicPr>
+                        <pic:blipFill>
+                          <a:blip r:embed="rId114"/>
+                          <a:stretch>
+                            <a:fillRect/>
+                          </a:stretch>
+                        </pic:blipFill>
+                        <pic:spPr>
+                          <a:xfrm>
+                            <a:off x="0" y="0"/>
+                            <a:ext cx="2655654" cy="2473078"/>
                           </a:xfrm>
                           <a:prstGeom prst="rect">
                             <a:avLst/>
@@ -7344,23 +8269,23 @@
               </w:rPr>
               <w:drawing>
                 <wp:inline distT="0" distB="0" distL="0" distR="0">
-                  <wp:extent cx="2571750" cy="2857500"/>
+                  <wp:extent cx="224071" cy="174277"/>
                   <wp:effectExtent l="0" t="0" r="0" b="0"/>
-                  <wp:docPr id="171" name="Picture 171" descr="image"/>
+                  <wp:docPr id="308" name="Picture 308" descr="image"/>
                   <wp:cNvGraphicFramePr>
-                    <a:graphicFrameLocks xmlns:a="http://schemas.openxmlformats.org/drawingml/2006/main" noChangeAspect="1"/>
+                    <a:graphicFrameLocks noChangeAspect="1"/>
                   </wp:cNvGraphicFramePr>
-                  <a:graphic xmlns:a="http://schemas.openxmlformats.org/drawingml/2006/main">
+                  <a:graphic>
                     <a:graphicData uri="http://schemas.openxmlformats.org/drawingml/2006/picture">
-                      <pic:pic xmlns:pic="http://schemas.openxmlformats.org/drawingml/2006/picture">
+                      <pic:pic>
                         <pic:nvPicPr>
-                          <pic:cNvPr id="171" name="Picture 171" descr="image"/>
+                          <pic:cNvPr id="308" name="Picture 308" descr="image"/>
                           <pic:cNvPicPr>
                             <a:picLocks noChangeAspect="1"/>
                           </pic:cNvPicPr>
                         </pic:nvPicPr>
                         <pic:blipFill>
-                          <a:blip r:embed="rId6|rId116"/>
+                          <a:blip r:embed="rId6"/>
                           <a:stretch>
                             <a:fillRect/>
                           </a:stretch>
@@ -7368,7 +8293,44 @@
                         <pic:spPr>
                           <a:xfrm>
                             <a:off x="0" y="0"/>
-                            <a:ext cx="2571750" cy="2857500"/>
+                            <a:ext cx="224071" cy="174277"/>
+                          </a:xfrm>
+                          <a:prstGeom prst="rect">
+                            <a:avLst/>
+                          </a:prstGeom>
+                        </pic:spPr>
+                      </pic:pic>
+                    </a:graphicData>
+                  </a:graphic>
+                </wp:inline>
+              </w:drawing>
+              <w:drawing>
+                <wp:inline distT="0" distB="0" distL="0" distR="0">
+                  <wp:extent cx="2655654" cy="2871426"/>
+                  <wp:effectExtent l="0" t="0" r="0" b="0"/>
+                  <wp:docPr id="309" name="Picture 309" descr="image"/>
+                  <wp:cNvGraphicFramePr>
+                    <a:graphicFrameLocks noChangeAspect="1"/>
+                  </wp:cNvGraphicFramePr>
+                  <a:graphic>
+                    <a:graphicData uri="http://schemas.openxmlformats.org/drawingml/2006/picture">
+                      <pic:pic>
+                        <pic:nvPicPr>
+                          <pic:cNvPr id="309" name="Picture 309" descr="image"/>
+                          <pic:cNvPicPr>
+                            <a:picLocks noChangeAspect="1"/>
+                          </pic:cNvPicPr>
+                        </pic:nvPicPr>
+                        <pic:blipFill>
+                          <a:blip r:embed="rId116"/>
+                          <a:stretch>
+                            <a:fillRect/>
+                          </a:stretch>
+                        </pic:blipFill>
+                        <pic:spPr>
+                          <a:xfrm>
+                            <a:off x="0" y="0"/>
+                            <a:ext cx="2655654" cy="2871426"/>
                           </a:xfrm>
                           <a:prstGeom prst="rect">
                             <a:avLst/>
@@ -7553,23 +8515,23 @@
               </w:rPr>
               <w:drawing>
                 <wp:inline distT="0" distB="0" distL="0" distR="0">
-                  <wp:extent cx="2571750" cy="2857500"/>
+                  <wp:extent cx="257175" cy="200025"/>
                   <wp:effectExtent l="0" t="0" r="0" b="0"/>
-                  <wp:docPr id="173" name="Picture 173" descr="image"/>
+                  <wp:docPr id="310" name="Picture 310" descr="image"/>
                   <wp:cNvGraphicFramePr>
-                    <a:graphicFrameLocks xmlns:a="http://schemas.openxmlformats.org/drawingml/2006/main" noChangeAspect="1"/>
+                    <a:graphicFrameLocks noChangeAspect="1"/>
                   </wp:cNvGraphicFramePr>
-                  <a:graphic xmlns:a="http://schemas.openxmlformats.org/drawingml/2006/main">
+                  <a:graphic>
                     <a:graphicData uri="http://schemas.openxmlformats.org/drawingml/2006/picture">
-                      <pic:pic xmlns:pic="http://schemas.openxmlformats.org/drawingml/2006/picture">
+                      <pic:pic>
                         <pic:nvPicPr>
-                          <pic:cNvPr id="173" name="Picture 173" descr="image"/>
+                          <pic:cNvPr id="310" name="Picture 310" descr="image"/>
                           <pic:cNvPicPr>
                             <a:picLocks noChangeAspect="1"/>
                           </pic:cNvPicPr>
                         </pic:nvPicPr>
                         <pic:blipFill>
-                          <a:blip r:embed="rId10|rId119"/>
+                          <a:blip r:embed="rId10"/>
                           <a:stretch>
                             <a:fillRect/>
                           </a:stretch>
@@ -7577,7 +8539,44 @@
                         <pic:spPr>
                           <a:xfrm>
                             <a:off x="0" y="0"/>
-                            <a:ext cx="2571750" cy="2857500"/>
+                            <a:ext cx="257175" cy="200025"/>
+                          </a:xfrm>
+                          <a:prstGeom prst="rect">
+                            <a:avLst/>
+                          </a:prstGeom>
+                        </pic:spPr>
+                      </pic:pic>
+                    </a:graphicData>
+                  </a:graphic>
+                </wp:inline>
+              </w:drawing>
+              <w:drawing>
+                <wp:inline distT="0" distB="0" distL="0" distR="0">
+                  <wp:extent cx="952500" cy="428625"/>
+                  <wp:effectExtent l="0" t="0" r="0" b="0"/>
+                  <wp:docPr id="311" name="Picture 311" descr="image"/>
+                  <wp:cNvGraphicFramePr>
+                    <a:graphicFrameLocks noChangeAspect="1"/>
+                  </wp:cNvGraphicFramePr>
+                  <a:graphic>
+                    <a:graphicData uri="http://schemas.openxmlformats.org/drawingml/2006/picture">
+                      <pic:pic>
+                        <pic:nvPicPr>
+                          <pic:cNvPr id="311" name="Picture 311" descr="image"/>
+                          <pic:cNvPicPr>
+                            <a:picLocks noChangeAspect="1"/>
+                          </pic:cNvPicPr>
+                        </pic:nvPicPr>
+                        <pic:blipFill>
+                          <a:blip r:embed="rId119"/>
+                          <a:stretch>
+                            <a:fillRect/>
+                          </a:stretch>
+                        </pic:blipFill>
+                        <pic:spPr>
+                          <a:xfrm>
+                            <a:off x="0" y="0"/>
+                            <a:ext cx="952500" cy="428625"/>
                           </a:xfrm>
                           <a:prstGeom prst="rect">
                             <a:avLst/>
@@ -7641,23 +8640,23 @@
               </w:rPr>
               <w:drawing>
                 <wp:inline distT="0" distB="0" distL="0" distR="0">
-                  <wp:extent cx="2571750" cy="2857500"/>
+                  <wp:extent cx="257175" cy="200025"/>
                   <wp:effectExtent l="0" t="0" r="0" b="0"/>
-                  <wp:docPr id="174" name="Picture 174" descr="image"/>
+                  <wp:docPr id="312" name="Picture 312" descr="image"/>
                   <wp:cNvGraphicFramePr>
-                    <a:graphicFrameLocks xmlns:a="http://schemas.openxmlformats.org/drawingml/2006/main" noChangeAspect="1"/>
+                    <a:graphicFrameLocks noChangeAspect="1"/>
                   </wp:cNvGraphicFramePr>
-                  <a:graphic xmlns:a="http://schemas.openxmlformats.org/drawingml/2006/main">
+                  <a:graphic>
                     <a:graphicData uri="http://schemas.openxmlformats.org/drawingml/2006/picture">
-                      <pic:pic xmlns:pic="http://schemas.openxmlformats.org/drawingml/2006/picture">
+                      <pic:pic>
                         <pic:nvPicPr>
-                          <pic:cNvPr id="174" name="Picture 174" descr="image"/>
+                          <pic:cNvPr id="312" name="Picture 312" descr="image"/>
                           <pic:cNvPicPr>
                             <a:picLocks noChangeAspect="1"/>
                           </pic:cNvPicPr>
                         </pic:nvPicPr>
                         <pic:blipFill>
-                          <a:blip r:embed="rId6|rId121"/>
+                          <a:blip r:embed="rId6"/>
                           <a:stretch>
                             <a:fillRect/>
                           </a:stretch>
@@ -7665,7 +8664,44 @@
                         <pic:spPr>
                           <a:xfrm>
                             <a:off x="0" y="0"/>
-                            <a:ext cx="2571750" cy="2857500"/>
+                            <a:ext cx="257175" cy="200025"/>
+                          </a:xfrm>
+                          <a:prstGeom prst="rect">
+                            <a:avLst/>
+                          </a:prstGeom>
+                        </pic:spPr>
+                      </pic:pic>
+                    </a:graphicData>
+                  </a:graphic>
+                </wp:inline>
+              </w:drawing>
+              <w:drawing>
+                <wp:inline distT="0" distB="0" distL="0" distR="0">
+                  <wp:extent cx="952500" cy="419100"/>
+                  <wp:effectExtent l="0" t="0" r="0" b="0"/>
+                  <wp:docPr id="313" name="Picture 313" descr="image"/>
+                  <wp:cNvGraphicFramePr>
+                    <a:graphicFrameLocks noChangeAspect="1"/>
+                  </wp:cNvGraphicFramePr>
+                  <a:graphic>
+                    <a:graphicData uri="http://schemas.openxmlformats.org/drawingml/2006/picture">
+                      <pic:pic>
+                        <pic:nvPicPr>
+                          <pic:cNvPr id="313" name="Picture 313" descr="image"/>
+                          <pic:cNvPicPr>
+                            <a:picLocks noChangeAspect="1"/>
+                          </pic:cNvPicPr>
+                        </pic:nvPicPr>
+                        <pic:blipFill>
+                          <a:blip r:embed="rId121"/>
+                          <a:stretch>
+                            <a:fillRect/>
+                          </a:stretch>
+                        </pic:blipFill>
+                        <pic:spPr>
+                          <a:xfrm>
+                            <a:off x="0" y="0"/>
+                            <a:ext cx="952500" cy="419100"/>
                           </a:xfrm>
                           <a:prstGeom prst="rect">
                             <a:avLst/>
@@ -7734,23 +8770,23 @@
               </w:rPr>
               <w:drawing>
                 <wp:inline distT="0" distB="0" distL="0" distR="0">
-                  <wp:extent cx="2571750" cy="2857500"/>
+                  <wp:extent cx="257175" cy="200025"/>
                   <wp:effectExtent l="0" t="0" r="0" b="0"/>
-                  <wp:docPr id="175" name="Picture 175" descr="image"/>
+                  <wp:docPr id="314" name="Picture 314" descr="image"/>
                   <wp:cNvGraphicFramePr>
-                    <a:graphicFrameLocks xmlns:a="http://schemas.openxmlformats.org/drawingml/2006/main" noChangeAspect="1"/>
+                    <a:graphicFrameLocks noChangeAspect="1"/>
                   </wp:cNvGraphicFramePr>
-                  <a:graphic xmlns:a="http://schemas.openxmlformats.org/drawingml/2006/main">
+                  <a:graphic>
                     <a:graphicData uri="http://schemas.openxmlformats.org/drawingml/2006/picture">
-                      <pic:pic xmlns:pic="http://schemas.openxmlformats.org/drawingml/2006/picture">
+                      <pic:pic>
                         <pic:nvPicPr>
-                          <pic:cNvPr id="175" name="Picture 175" descr="image"/>
+                          <pic:cNvPr id="314" name="Picture 314" descr="image"/>
                           <pic:cNvPicPr>
                             <a:picLocks noChangeAspect="1"/>
                           </pic:cNvPicPr>
                         </pic:nvPicPr>
                         <pic:blipFill>
-                          <a:blip r:embed="rId6|rId123"/>
+                          <a:blip r:embed="rId6"/>
                           <a:stretch>
                             <a:fillRect/>
                           </a:stretch>
@@ -7758,7 +8794,44 @@
                         <pic:spPr>
                           <a:xfrm>
                             <a:off x="0" y="0"/>
-                            <a:ext cx="2571750" cy="2857500"/>
+                            <a:ext cx="257175" cy="200025"/>
+                          </a:xfrm>
+                          <a:prstGeom prst="rect">
+                            <a:avLst/>
+                          </a:prstGeom>
+                        </pic:spPr>
+                      </pic:pic>
+                    </a:graphicData>
+                  </a:graphic>
+                </wp:inline>
+              </w:drawing>
+              <w:drawing>
+                <wp:inline distT="0" distB="0" distL="0" distR="0">
+                  <wp:extent cx="952500" cy="409575"/>
+                  <wp:effectExtent l="0" t="0" r="0" b="0"/>
+                  <wp:docPr id="315" name="Picture 315" descr="image"/>
+                  <wp:cNvGraphicFramePr>
+                    <a:graphicFrameLocks noChangeAspect="1"/>
+                  </wp:cNvGraphicFramePr>
+                  <a:graphic>
+                    <a:graphicData uri="http://schemas.openxmlformats.org/drawingml/2006/picture">
+                      <pic:pic>
+                        <pic:nvPicPr>
+                          <pic:cNvPr id="315" name="Picture 315" descr="image"/>
+                          <pic:cNvPicPr>
+                            <a:picLocks noChangeAspect="1"/>
+                          </pic:cNvPicPr>
+                        </pic:nvPicPr>
+                        <pic:blipFill>
+                          <a:blip r:embed="rId123"/>
+                          <a:stretch>
+                            <a:fillRect/>
+                          </a:stretch>
+                        </pic:blipFill>
+                        <pic:spPr>
+                          <a:xfrm>
+                            <a:off x="0" y="0"/>
+                            <a:ext cx="952500" cy="409575"/>
                           </a:xfrm>
                           <a:prstGeom prst="rect">
                             <a:avLst/>
@@ -7822,23 +8895,23 @@
               </w:rPr>
               <w:drawing>
                 <wp:inline distT="0" distB="0" distL="0" distR="0">
-                  <wp:extent cx="2571750" cy="2857500"/>
+                  <wp:extent cx="257175" cy="200025"/>
                   <wp:effectExtent l="0" t="0" r="0" b="0"/>
-                  <wp:docPr id="176" name="Picture 176" descr="image"/>
+                  <wp:docPr id="316" name="Picture 316" descr="image"/>
                   <wp:cNvGraphicFramePr>
-                    <a:graphicFrameLocks xmlns:a="http://schemas.openxmlformats.org/drawingml/2006/main" noChangeAspect="1"/>
+                    <a:graphicFrameLocks noChangeAspect="1"/>
                   </wp:cNvGraphicFramePr>
-                  <a:graphic xmlns:a="http://schemas.openxmlformats.org/drawingml/2006/main">
+                  <a:graphic>
                     <a:graphicData uri="http://schemas.openxmlformats.org/drawingml/2006/picture">
-                      <pic:pic xmlns:pic="http://schemas.openxmlformats.org/drawingml/2006/picture">
+                      <pic:pic>
                         <pic:nvPicPr>
-                          <pic:cNvPr id="176" name="Picture 176" descr="image"/>
+                          <pic:cNvPr id="316" name="Picture 316" descr="image"/>
                           <pic:cNvPicPr>
                             <a:picLocks noChangeAspect="1"/>
                           </pic:cNvPicPr>
                         </pic:nvPicPr>
                         <pic:blipFill>
-                          <a:blip r:embed="rId6|rId125"/>
+                          <a:blip r:embed="rId6"/>
                           <a:stretch>
                             <a:fillRect/>
                           </a:stretch>
@@ -7846,7 +8919,44 @@
                         <pic:spPr>
                           <a:xfrm>
                             <a:off x="0" y="0"/>
-                            <a:ext cx="2571750" cy="2857500"/>
+                            <a:ext cx="257175" cy="200025"/>
+                          </a:xfrm>
+                          <a:prstGeom prst="rect">
+                            <a:avLst/>
+                          </a:prstGeom>
+                        </pic:spPr>
+                      </pic:pic>
+                    </a:graphicData>
+                  </a:graphic>
+                </wp:inline>
+              </w:drawing>
+              <w:drawing>
+                <wp:inline distT="0" distB="0" distL="0" distR="0">
+                  <wp:extent cx="952500" cy="400050"/>
+                  <wp:effectExtent l="0" t="0" r="0" b="0"/>
+                  <wp:docPr id="317" name="Picture 317" descr="image"/>
+                  <wp:cNvGraphicFramePr>
+                    <a:graphicFrameLocks noChangeAspect="1"/>
+                  </wp:cNvGraphicFramePr>
+                  <a:graphic>
+                    <a:graphicData uri="http://schemas.openxmlformats.org/drawingml/2006/picture">
+                      <pic:pic>
+                        <pic:nvPicPr>
+                          <pic:cNvPr id="317" name="Picture 317" descr="image"/>
+                          <pic:cNvPicPr>
+                            <a:picLocks noChangeAspect="1"/>
+                          </pic:cNvPicPr>
+                        </pic:nvPicPr>
+                        <pic:blipFill>
+                          <a:blip r:embed="rId125"/>
+                          <a:stretch>
+                            <a:fillRect/>
+                          </a:stretch>
+                        </pic:blipFill>
+                        <pic:spPr>
+                          <a:xfrm>
+                            <a:off x="0" y="0"/>
+                            <a:ext cx="952500" cy="400050"/>
                           </a:xfrm>
                           <a:prstGeom prst="rect">
                             <a:avLst/>
@@ -7916,23 +9026,23 @@
         </w:rPr>
         <w:drawing>
           <wp:inline distT="0" distB="0" distL="0" distR="0">
-            <wp:extent cx="3132000" cy="1905000"/>
+            <wp:extent cx="3886200" cy="2857500"/>
             <wp:effectExtent l="0" t="0" r="0" b="0"/>
-            <wp:docPr id="177" name="Picture 177" descr="image"/>
+            <wp:docPr id="318" name="Picture 318" descr="image"/>
             <wp:cNvGraphicFramePr>
-              <a:graphicFrameLocks xmlns:a="http://schemas.openxmlformats.org/drawingml/2006/main" noChangeAspect="1"/>
+              <a:graphicFrameLocks noChangeAspect="1"/>
             </wp:cNvGraphicFramePr>
-            <a:graphic xmlns:a="http://schemas.openxmlformats.org/drawingml/2006/main">
+            <a:graphic>
               <a:graphicData uri="http://schemas.openxmlformats.org/drawingml/2006/picture">
-                <pic:pic xmlns:pic="http://schemas.openxmlformats.org/drawingml/2006/picture">
+                <pic:pic>
                   <pic:nvPicPr>
-                    <pic:cNvPr id="177" name="Picture 177" descr="image"/>
+                    <pic:cNvPr id="318" name="Picture 318" descr="image"/>
                     <pic:cNvPicPr>
                       <a:picLocks noChangeAspect="1"/>
                     </pic:cNvPicPr>
                   </pic:nvPicPr>
                   <pic:blipFill>
-                    <a:blip r:embed="rId126|rId127"/>
+                    <a:blip r:embed="rId126"/>
                     <a:stretch>
                       <a:fillRect/>
                     </a:stretch>
@@ -7940,7 +9050,44 @@
                   <pic:spPr>
                     <a:xfrm>
                       <a:off x="0" y="0"/>
-                      <a:ext cx="3132000" cy="1905000"/>
+                      <a:ext cx="3886200" cy="2857500"/>
+                    </a:xfrm>
+                    <a:prstGeom prst="rect">
+                      <a:avLst/>
+                    </a:prstGeom>
+                  </pic:spPr>
+                </pic:pic>
+              </a:graphicData>
+            </a:graphic>
+          </wp:inline>
+        </w:drawing>
+        <w:drawing>
+          <wp:inline distT="0" distB="0" distL="0" distR="0">
+            <wp:extent cx="1676400" cy="2857500"/>
+            <wp:effectExtent l="0" t="0" r="0" b="0"/>
+            <wp:docPr id="319" name="Picture 319" descr="image"/>
+            <wp:cNvGraphicFramePr>
+              <a:graphicFrameLocks noChangeAspect="1"/>
+            </wp:cNvGraphicFramePr>
+            <a:graphic>
+              <a:graphicData uri="http://schemas.openxmlformats.org/drawingml/2006/picture">
+                <pic:pic>
+                  <pic:nvPicPr>
+                    <pic:cNvPr id="319" name="Picture 319" descr="image"/>
+                    <pic:cNvPicPr>
+                      <a:picLocks noChangeAspect="1"/>
+                    </pic:cNvPicPr>
+                  </pic:nvPicPr>
+                  <pic:blipFill>
+                    <a:blip r:embed="rId127"/>
+                    <a:stretch>
+                      <a:fillRect/>
+                    </a:stretch>
+                  </pic:blipFill>
+                  <pic:spPr>
+                    <a:xfrm>
+                      <a:off x="0" y="0"/>
+                      <a:ext cx="1676400" cy="2857500"/>
                     </a:xfrm>
                     <a:prstGeom prst="rect">
                       <a:avLst/>
@@ -8031,23 +9178,23 @@
               </w:rPr>
               <w:drawing>
                 <wp:inline distT="0" distB="0" distL="0" distR="0">
-                  <wp:extent cx="2571750" cy="2857500"/>
+                  <wp:extent cx="257175" cy="200025"/>
                   <wp:effectExtent l="0" t="0" r="0" b="0"/>
-                  <wp:docPr id="178" name="Picture 178" descr="image"/>
+                  <wp:docPr id="320" name="Picture 320" descr="image"/>
                   <wp:cNvGraphicFramePr>
-                    <a:graphicFrameLocks xmlns:a="http://schemas.openxmlformats.org/drawingml/2006/main" noChangeAspect="1"/>
+                    <a:graphicFrameLocks noChangeAspect="1"/>
                   </wp:cNvGraphicFramePr>
-                  <a:graphic xmlns:a="http://schemas.openxmlformats.org/drawingml/2006/main">
+                  <a:graphic>
                     <a:graphicData uri="http://schemas.openxmlformats.org/drawingml/2006/picture">
-                      <pic:pic xmlns:pic="http://schemas.openxmlformats.org/drawingml/2006/picture">
+                      <pic:pic>
                         <pic:nvPicPr>
-                          <pic:cNvPr id="178" name="Picture 178" descr="image"/>
+                          <pic:cNvPr id="320" name="Picture 320" descr="image"/>
                           <pic:cNvPicPr>
                             <a:picLocks noChangeAspect="1"/>
                           </pic:cNvPicPr>
                         </pic:nvPicPr>
                         <pic:blipFill>
-                          <a:blip r:embed="rId10|rId129"/>
+                          <a:blip r:embed="rId10"/>
                           <a:stretch>
                             <a:fillRect/>
                           </a:stretch>
@@ -8055,7 +9202,44 @@
                         <pic:spPr>
                           <a:xfrm>
                             <a:off x="0" y="0"/>
-                            <a:ext cx="2571750" cy="2857500"/>
+                            <a:ext cx="257175" cy="200025"/>
+                          </a:xfrm>
+                          <a:prstGeom prst="rect">
+                            <a:avLst/>
+                          </a:prstGeom>
+                        </pic:spPr>
+                      </pic:pic>
+                    </a:graphicData>
+                  </a:graphic>
+                </wp:inline>
+              </w:drawing>
+              <w:drawing>
+                <wp:inline distT="0" distB="0" distL="0" distR="0">
+                  <wp:extent cx="1905000" cy="1466850"/>
+                  <wp:effectExtent l="0" t="0" r="0" b="0"/>
+                  <wp:docPr id="321" name="Picture 321" descr="image"/>
+                  <wp:cNvGraphicFramePr>
+                    <a:graphicFrameLocks noChangeAspect="1"/>
+                  </wp:cNvGraphicFramePr>
+                  <a:graphic>
+                    <a:graphicData uri="http://schemas.openxmlformats.org/drawingml/2006/picture">
+                      <pic:pic>
+                        <pic:nvPicPr>
+                          <pic:cNvPr id="321" name="Picture 321" descr="image"/>
+                          <pic:cNvPicPr>
+                            <a:picLocks noChangeAspect="1"/>
+                          </pic:cNvPicPr>
+                        </pic:nvPicPr>
+                        <pic:blipFill>
+                          <a:blip r:embed="rId129"/>
+                          <a:stretch>
+                            <a:fillRect/>
+                          </a:stretch>
+                        </pic:blipFill>
+                        <pic:spPr>
+                          <a:xfrm>
+                            <a:off x="0" y="0"/>
+                            <a:ext cx="1905000" cy="1466850"/>
                           </a:xfrm>
                           <a:prstGeom prst="rect">
                             <a:avLst/>
@@ -8119,23 +9303,23 @@
               </w:rPr>
               <w:drawing>
                 <wp:inline distT="0" distB="0" distL="0" distR="0">
-                  <wp:extent cx="2571750" cy="2857500"/>
+                  <wp:extent cx="257175" cy="200025"/>
                   <wp:effectExtent l="0" t="0" r="0" b="0"/>
-                  <wp:docPr id="179" name="Picture 179" descr="image"/>
+                  <wp:docPr id="322" name="Picture 322" descr="image"/>
                   <wp:cNvGraphicFramePr>
-                    <a:graphicFrameLocks xmlns:a="http://schemas.openxmlformats.org/drawingml/2006/main" noChangeAspect="1"/>
+                    <a:graphicFrameLocks noChangeAspect="1"/>
                   </wp:cNvGraphicFramePr>
-                  <a:graphic xmlns:a="http://schemas.openxmlformats.org/drawingml/2006/main">
+                  <a:graphic>
                     <a:graphicData uri="http://schemas.openxmlformats.org/drawingml/2006/picture">
-                      <pic:pic xmlns:pic="http://schemas.openxmlformats.org/drawingml/2006/picture">
+                      <pic:pic>
                         <pic:nvPicPr>
-                          <pic:cNvPr id="179" name="Picture 179" descr="image"/>
+                          <pic:cNvPr id="322" name="Picture 322" descr="image"/>
                           <pic:cNvPicPr>
                             <a:picLocks noChangeAspect="1"/>
                           </pic:cNvPicPr>
                         </pic:nvPicPr>
                         <pic:blipFill>
-                          <a:blip r:embed="rId6|rId131"/>
+                          <a:blip r:embed="rId6"/>
                           <a:stretch>
                             <a:fillRect/>
                           </a:stretch>
@@ -8143,7 +9327,44 @@
                         <pic:spPr>
                           <a:xfrm>
                             <a:off x="0" y="0"/>
-                            <a:ext cx="2571750" cy="2857500"/>
+                            <a:ext cx="257175" cy="200025"/>
+                          </a:xfrm>
+                          <a:prstGeom prst="rect">
+                            <a:avLst/>
+                          </a:prstGeom>
+                        </pic:spPr>
+                      </pic:pic>
+                    </a:graphicData>
+                  </a:graphic>
+                </wp:inline>
+              </w:drawing>
+              <w:drawing>
+                <wp:inline distT="0" distB="0" distL="0" distR="0">
+                  <wp:extent cx="1905000" cy="1590675"/>
+                  <wp:effectExtent l="0" t="0" r="0" b="0"/>
+                  <wp:docPr id="323" name="Picture 323" descr="image"/>
+                  <wp:cNvGraphicFramePr>
+                    <a:graphicFrameLocks noChangeAspect="1"/>
+                  </wp:cNvGraphicFramePr>
+                  <a:graphic>
+                    <a:graphicData uri="http://schemas.openxmlformats.org/drawingml/2006/picture">
+                      <pic:pic>
+                        <pic:nvPicPr>
+                          <pic:cNvPr id="323" name="Picture 323" descr="image"/>
+                          <pic:cNvPicPr>
+                            <a:picLocks noChangeAspect="1"/>
+                          </pic:cNvPicPr>
+                        </pic:nvPicPr>
+                        <pic:blipFill>
+                          <a:blip r:embed="rId131"/>
+                          <a:stretch>
+                            <a:fillRect/>
+                          </a:stretch>
+                        </pic:blipFill>
+                        <pic:spPr>
+                          <a:xfrm>
+                            <a:off x="0" y="0"/>
+                            <a:ext cx="1905000" cy="1590675"/>
                           </a:xfrm>
                           <a:prstGeom prst="rect">
                             <a:avLst/>
@@ -8212,23 +9433,23 @@
               </w:rPr>
               <w:drawing>
                 <wp:inline distT="0" distB="0" distL="0" distR="0">
-                  <wp:extent cx="2571750" cy="2857500"/>
+                  <wp:extent cx="257175" cy="200025"/>
                   <wp:effectExtent l="0" t="0" r="0" b="0"/>
-                  <wp:docPr id="180" name="Picture 180" descr="image"/>
+                  <wp:docPr id="324" name="Picture 324" descr="image"/>
                   <wp:cNvGraphicFramePr>
-                    <a:graphicFrameLocks xmlns:a="http://schemas.openxmlformats.org/drawingml/2006/main" noChangeAspect="1"/>
+                    <a:graphicFrameLocks noChangeAspect="1"/>
                   </wp:cNvGraphicFramePr>
-                  <a:graphic xmlns:a="http://schemas.openxmlformats.org/drawingml/2006/main">
+                  <a:graphic>
                     <a:graphicData uri="http://schemas.openxmlformats.org/drawingml/2006/picture">
-                      <pic:pic xmlns:pic="http://schemas.openxmlformats.org/drawingml/2006/picture">
+                      <pic:pic>
                         <pic:nvPicPr>
-                          <pic:cNvPr id="180" name="Picture 180" descr="image"/>
+                          <pic:cNvPr id="324" name="Picture 324" descr="image"/>
                           <pic:cNvPicPr>
                             <a:picLocks noChangeAspect="1"/>
                           </pic:cNvPicPr>
                         </pic:nvPicPr>
                         <pic:blipFill>
-                          <a:blip r:embed="rId6|rId133"/>
+                          <a:blip r:embed="rId6"/>
                           <a:stretch>
                             <a:fillRect/>
                           </a:stretch>
@@ -8236,7 +9457,44 @@
                         <pic:spPr>
                           <a:xfrm>
                             <a:off x="0" y="0"/>
-                            <a:ext cx="2571750" cy="2857500"/>
+                            <a:ext cx="257175" cy="200025"/>
+                          </a:xfrm>
+                          <a:prstGeom prst="rect">
+                            <a:avLst/>
+                          </a:prstGeom>
+                        </pic:spPr>
+                      </pic:pic>
+                    </a:graphicData>
+                  </a:graphic>
+                </wp:inline>
+              </w:drawing>
+              <w:drawing>
+                <wp:inline distT="0" distB="0" distL="0" distR="0">
+                  <wp:extent cx="1905000" cy="1647825"/>
+                  <wp:effectExtent l="0" t="0" r="0" b="0"/>
+                  <wp:docPr id="325" name="Picture 325" descr="image"/>
+                  <wp:cNvGraphicFramePr>
+                    <a:graphicFrameLocks noChangeAspect="1"/>
+                  </wp:cNvGraphicFramePr>
+                  <a:graphic>
+                    <a:graphicData uri="http://schemas.openxmlformats.org/drawingml/2006/picture">
+                      <pic:pic>
+                        <pic:nvPicPr>
+                          <pic:cNvPr id="325" name="Picture 325" descr="image"/>
+                          <pic:cNvPicPr>
+                            <a:picLocks noChangeAspect="1"/>
+                          </pic:cNvPicPr>
+                        </pic:nvPicPr>
+                        <pic:blipFill>
+                          <a:blip r:embed="rId133"/>
+                          <a:stretch>
+                            <a:fillRect/>
+                          </a:stretch>
+                        </pic:blipFill>
+                        <pic:spPr>
+                          <a:xfrm>
+                            <a:off x="0" y="0"/>
+                            <a:ext cx="1905000" cy="1647825"/>
                           </a:xfrm>
                           <a:prstGeom prst="rect">
                             <a:avLst/>
@@ -8300,23 +9558,23 @@
               </w:rPr>
               <w:drawing>
                 <wp:inline distT="0" distB="0" distL="0" distR="0">
-                  <wp:extent cx="2571750" cy="2857500"/>
+                  <wp:extent cx="257175" cy="200025"/>
                   <wp:effectExtent l="0" t="0" r="0" b="0"/>
-                  <wp:docPr id="181" name="Picture 181" descr="image"/>
+                  <wp:docPr id="326" name="Picture 326" descr="image"/>
                   <wp:cNvGraphicFramePr>
-                    <a:graphicFrameLocks xmlns:a="http://schemas.openxmlformats.org/drawingml/2006/main" noChangeAspect="1"/>
+                    <a:graphicFrameLocks noChangeAspect="1"/>
                   </wp:cNvGraphicFramePr>
-                  <a:graphic xmlns:a="http://schemas.openxmlformats.org/drawingml/2006/main">
+                  <a:graphic>
                     <a:graphicData uri="http://schemas.openxmlformats.org/drawingml/2006/picture">
-                      <pic:pic xmlns:pic="http://schemas.openxmlformats.org/drawingml/2006/picture">
+                      <pic:pic>
                         <pic:nvPicPr>
-                          <pic:cNvPr id="181" name="Picture 181" descr="image"/>
+                          <pic:cNvPr id="326" name="Picture 326" descr="image"/>
                           <pic:cNvPicPr>
                             <a:picLocks noChangeAspect="1"/>
                           </pic:cNvPicPr>
                         </pic:nvPicPr>
                         <pic:blipFill>
-                          <a:blip r:embed="rId6|rId135"/>
+                          <a:blip r:embed="rId6"/>
                           <a:stretch>
                             <a:fillRect/>
                           </a:stretch>
@@ -8324,7 +9582,44 @@
                         <pic:spPr>
                           <a:xfrm>
                             <a:off x="0" y="0"/>
-                            <a:ext cx="2571750" cy="2857500"/>
+                            <a:ext cx="257175" cy="200025"/>
+                          </a:xfrm>
+                          <a:prstGeom prst="rect">
+                            <a:avLst/>
+                          </a:prstGeom>
+                        </pic:spPr>
+                      </pic:pic>
+                    </a:graphicData>
+                  </a:graphic>
+                </wp:inline>
+              </w:drawing>
+              <w:drawing>
+                <wp:inline distT="0" distB="0" distL="0" distR="0">
+                  <wp:extent cx="1905000" cy="1857375"/>
+                  <wp:effectExtent l="0" t="0" r="0" b="0"/>
+                  <wp:docPr id="327" name="Picture 327" descr="image"/>
+                  <wp:cNvGraphicFramePr>
+                    <a:graphicFrameLocks noChangeAspect="1"/>
+                  </wp:cNvGraphicFramePr>
+                  <a:graphic>
+                    <a:graphicData uri="http://schemas.openxmlformats.org/drawingml/2006/picture">
+                      <pic:pic>
+                        <pic:nvPicPr>
+                          <pic:cNvPr id="327" name="Picture 327" descr="image"/>
+                          <pic:cNvPicPr>
+                            <a:picLocks noChangeAspect="1"/>
+                          </pic:cNvPicPr>
+                        </pic:nvPicPr>
+                        <pic:blipFill>
+                          <a:blip r:embed="rId135"/>
+                          <a:stretch>
+                            <a:fillRect/>
+                          </a:stretch>
+                        </pic:blipFill>
+                        <pic:spPr>
+                          <a:xfrm>
+                            <a:off x="0" y="0"/>
+                            <a:ext cx="1905000" cy="1857375"/>
                           </a:xfrm>
                           <a:prstGeom prst="rect">
                             <a:avLst/>
@@ -8509,23 +9804,23 @@
               </w:rPr>
               <w:drawing>
                 <wp:inline distT="0" distB="0" distL="0" distR="0">
-                  <wp:extent cx="2571750" cy="2857500"/>
+                  <wp:extent cx="257175" cy="200025"/>
                   <wp:effectExtent l="0" t="0" r="0" b="0"/>
-                  <wp:docPr id="183" name="Picture 183" descr="image"/>
+                  <wp:docPr id="328" name="Picture 328" descr="image"/>
                   <wp:cNvGraphicFramePr>
-                    <a:graphicFrameLocks xmlns:a="http://schemas.openxmlformats.org/drawingml/2006/main" noChangeAspect="1"/>
+                    <a:graphicFrameLocks noChangeAspect="1"/>
                   </wp:cNvGraphicFramePr>
-                  <a:graphic xmlns:a="http://schemas.openxmlformats.org/drawingml/2006/main">
+                  <a:graphic>
                     <a:graphicData uri="http://schemas.openxmlformats.org/drawingml/2006/picture">
-                      <pic:pic xmlns:pic="http://schemas.openxmlformats.org/drawingml/2006/picture">
+                      <pic:pic>
                         <pic:nvPicPr>
-                          <pic:cNvPr id="183" name="Picture 183" descr="image"/>
+                          <pic:cNvPr id="328" name="Picture 328" descr="image"/>
                           <pic:cNvPicPr>
                             <a:picLocks noChangeAspect="1"/>
                           </pic:cNvPicPr>
                         </pic:nvPicPr>
                         <pic:blipFill>
-                          <a:blip r:embed="rId6|rId138"/>
+                          <a:blip r:embed="rId6"/>
                           <a:stretch>
                             <a:fillRect/>
                           </a:stretch>
@@ -8533,7 +9828,44 @@
                         <pic:spPr>
                           <a:xfrm>
                             <a:off x="0" y="0"/>
-                            <a:ext cx="2571750" cy="2857500"/>
+                            <a:ext cx="257175" cy="200025"/>
+                          </a:xfrm>
+                          <a:prstGeom prst="rect">
+                            <a:avLst/>
+                          </a:prstGeom>
+                        </pic:spPr>
+                      </pic:pic>
+                    </a:graphicData>
+                  </a:graphic>
+                </wp:inline>
+              </w:drawing>
+              <w:drawing>
+                <wp:inline distT="0" distB="0" distL="0" distR="0">
+                  <wp:extent cx="2286000" cy="3467100"/>
+                  <wp:effectExtent l="0" t="0" r="0" b="0"/>
+                  <wp:docPr id="329" name="Picture 329" descr="image"/>
+                  <wp:cNvGraphicFramePr>
+                    <a:graphicFrameLocks noChangeAspect="1"/>
+                  </wp:cNvGraphicFramePr>
+                  <a:graphic>
+                    <a:graphicData uri="http://schemas.openxmlformats.org/drawingml/2006/picture">
+                      <pic:pic>
+                        <pic:nvPicPr>
+                          <pic:cNvPr id="329" name="Picture 329" descr="image"/>
+                          <pic:cNvPicPr>
+                            <a:picLocks noChangeAspect="1"/>
+                          </pic:cNvPicPr>
+                        </pic:nvPicPr>
+                        <pic:blipFill>
+                          <a:blip r:embed="rId138"/>
+                          <a:stretch>
+                            <a:fillRect/>
+                          </a:stretch>
+                        </pic:blipFill>
+                        <pic:spPr>
+                          <a:xfrm>
+                            <a:off x="0" y="0"/>
+                            <a:ext cx="2286000" cy="3467100"/>
                           </a:xfrm>
                           <a:prstGeom prst="rect">
                             <a:avLst/>
@@ -8597,23 +9929,23 @@
               </w:rPr>
               <w:drawing>
                 <wp:inline distT="0" distB="0" distL="0" distR="0">
-                  <wp:extent cx="2571750" cy="2857500"/>
+                  <wp:extent cx="257175" cy="200025"/>
                   <wp:effectExtent l="0" t="0" r="0" b="0"/>
-                  <wp:docPr id="184" name="Picture 184" descr="image"/>
+                  <wp:docPr id="330" name="Picture 330" descr="image"/>
                   <wp:cNvGraphicFramePr>
-                    <a:graphicFrameLocks xmlns:a="http://schemas.openxmlformats.org/drawingml/2006/main" noChangeAspect="1"/>
+                    <a:graphicFrameLocks noChangeAspect="1"/>
                   </wp:cNvGraphicFramePr>
-                  <a:graphic xmlns:a="http://schemas.openxmlformats.org/drawingml/2006/main">
+                  <a:graphic>
                     <a:graphicData uri="http://schemas.openxmlformats.org/drawingml/2006/picture">
-                      <pic:pic xmlns:pic="http://schemas.openxmlformats.org/drawingml/2006/picture">
+                      <pic:pic>
                         <pic:nvPicPr>
-                          <pic:cNvPr id="184" name="Picture 184" descr="image"/>
+                          <pic:cNvPr id="330" name="Picture 330" descr="image"/>
                           <pic:cNvPicPr>
                             <a:picLocks noChangeAspect="1"/>
                           </pic:cNvPicPr>
                         </pic:nvPicPr>
                         <pic:blipFill>
-                          <a:blip r:embed="rId6|rId140"/>
+                          <a:blip r:embed="rId6"/>
                           <a:stretch>
                             <a:fillRect/>
                           </a:stretch>
@@ -8621,7 +9953,44 @@
                         <pic:spPr>
                           <a:xfrm>
                             <a:off x="0" y="0"/>
-                            <a:ext cx="2571750" cy="2857500"/>
+                            <a:ext cx="257175" cy="200025"/>
+                          </a:xfrm>
+                          <a:prstGeom prst="rect">
+                            <a:avLst/>
+                          </a:prstGeom>
+                        </pic:spPr>
+                      </pic:pic>
+                    </a:graphicData>
+                  </a:graphic>
+                </wp:inline>
+              </w:drawing>
+              <w:drawing>
+                <wp:inline distT="0" distB="0" distL="0" distR="0">
+                  <wp:extent cx="2286000" cy="3333750"/>
+                  <wp:effectExtent l="0" t="0" r="0" b="0"/>
+                  <wp:docPr id="331" name="Picture 331" descr="image"/>
+                  <wp:cNvGraphicFramePr>
+                    <a:graphicFrameLocks noChangeAspect="1"/>
+                  </wp:cNvGraphicFramePr>
+                  <a:graphic>
+                    <a:graphicData uri="http://schemas.openxmlformats.org/drawingml/2006/picture">
+                      <pic:pic>
+                        <pic:nvPicPr>
+                          <pic:cNvPr id="331" name="Picture 331" descr="image"/>
+                          <pic:cNvPicPr>
+                            <a:picLocks noChangeAspect="1"/>
+                          </pic:cNvPicPr>
+                        </pic:nvPicPr>
+                        <pic:blipFill>
+                          <a:blip r:embed="rId140"/>
+                          <a:stretch>
+                            <a:fillRect/>
+                          </a:stretch>
+                        </pic:blipFill>
+                        <pic:spPr>
+                          <a:xfrm>
+                            <a:off x="0" y="0"/>
+                            <a:ext cx="2286000" cy="3333750"/>
                           </a:xfrm>
                           <a:prstGeom prst="rect">
                             <a:avLst/>
@@ -8690,23 +10059,23 @@
               </w:rPr>
               <w:drawing>
                 <wp:inline distT="0" distB="0" distL="0" distR="0">
-                  <wp:extent cx="2571750" cy="2857500"/>
+                  <wp:extent cx="257175" cy="200025"/>
                   <wp:effectExtent l="0" t="0" r="0" b="0"/>
-                  <wp:docPr id="185" name="Picture 185" descr="image"/>
+                  <wp:docPr id="332" name="Picture 332" descr="image"/>
                   <wp:cNvGraphicFramePr>
-                    <a:graphicFrameLocks xmlns:a="http://schemas.openxmlformats.org/drawingml/2006/main" noChangeAspect="1"/>
+                    <a:graphicFrameLocks noChangeAspect="1"/>
                   </wp:cNvGraphicFramePr>
-                  <a:graphic xmlns:a="http://schemas.openxmlformats.org/drawingml/2006/main">
+                  <a:graphic>
                     <a:graphicData uri="http://schemas.openxmlformats.org/drawingml/2006/picture">
-                      <pic:pic xmlns:pic="http://schemas.openxmlformats.org/drawingml/2006/picture">
+                      <pic:pic>
                         <pic:nvPicPr>
-                          <pic:cNvPr id="185" name="Picture 185" descr="image"/>
+                          <pic:cNvPr id="332" name="Picture 332" descr="image"/>
                           <pic:cNvPicPr>
                             <a:picLocks noChangeAspect="1"/>
                           </pic:cNvPicPr>
                         </pic:nvPicPr>
                         <pic:blipFill>
-                          <a:blip r:embed="rId10|rId142"/>
+                          <a:blip r:embed="rId10"/>
                           <a:stretch>
                             <a:fillRect/>
                           </a:stretch>
@@ -8714,7 +10083,44 @@
                         <pic:spPr>
                           <a:xfrm>
                             <a:off x="0" y="0"/>
-                            <a:ext cx="2571750" cy="2857500"/>
+                            <a:ext cx="257175" cy="200025"/>
+                          </a:xfrm>
+                          <a:prstGeom prst="rect">
+                            <a:avLst/>
+                          </a:prstGeom>
+                        </pic:spPr>
+                      </pic:pic>
+                    </a:graphicData>
+                  </a:graphic>
+                </wp:inline>
+              </w:drawing>
+              <w:drawing>
+                <wp:inline distT="0" distB="0" distL="0" distR="0">
+                  <wp:extent cx="2095500" cy="3648075"/>
+                  <wp:effectExtent l="0" t="0" r="0" b="0"/>
+                  <wp:docPr id="333" name="Picture 333" descr="image"/>
+                  <wp:cNvGraphicFramePr>
+                    <a:graphicFrameLocks noChangeAspect="1"/>
+                  </wp:cNvGraphicFramePr>
+                  <a:graphic>
+                    <a:graphicData uri="http://schemas.openxmlformats.org/drawingml/2006/picture">
+                      <pic:pic>
+                        <pic:nvPicPr>
+                          <pic:cNvPr id="333" name="Picture 333" descr="image"/>
+                          <pic:cNvPicPr>
+                            <a:picLocks noChangeAspect="1"/>
+                          </pic:cNvPicPr>
+                        </pic:nvPicPr>
+                        <pic:blipFill>
+                          <a:blip r:embed="rId142"/>
+                          <a:stretch>
+                            <a:fillRect/>
+                          </a:stretch>
+                        </pic:blipFill>
+                        <pic:spPr>
+                          <a:xfrm>
+                            <a:off x="0" y="0"/>
+                            <a:ext cx="2095500" cy="3648075"/>
                           </a:xfrm>
                           <a:prstGeom prst="rect">
                             <a:avLst/>
@@ -8778,23 +10184,23 @@
               </w:rPr>
               <w:drawing>
                 <wp:inline distT="0" distB="0" distL="0" distR="0">
-                  <wp:extent cx="2571750" cy="2857500"/>
+                  <wp:extent cx="257175" cy="200025"/>
                   <wp:effectExtent l="0" t="0" r="0" b="0"/>
-                  <wp:docPr id="186" name="Picture 186" descr="image"/>
+                  <wp:docPr id="334" name="Picture 334" descr="image"/>
                   <wp:cNvGraphicFramePr>
-                    <a:graphicFrameLocks xmlns:a="http://schemas.openxmlformats.org/drawingml/2006/main" noChangeAspect="1"/>
+                    <a:graphicFrameLocks noChangeAspect="1"/>
                   </wp:cNvGraphicFramePr>
-                  <a:graphic xmlns:a="http://schemas.openxmlformats.org/drawingml/2006/main">
+                  <a:graphic>
                     <a:graphicData uri="http://schemas.openxmlformats.org/drawingml/2006/picture">
-                      <pic:pic xmlns:pic="http://schemas.openxmlformats.org/drawingml/2006/picture">
+                      <pic:pic>
                         <pic:nvPicPr>
-                          <pic:cNvPr id="186" name="Picture 186" descr="image"/>
+                          <pic:cNvPr id="334" name="Picture 334" descr="image"/>
                           <pic:cNvPicPr>
                             <a:picLocks noChangeAspect="1"/>
                           </pic:cNvPicPr>
                         </pic:nvPicPr>
                         <pic:blipFill>
-                          <a:blip r:embed="rId6|rId144"/>
+                          <a:blip r:embed="rId6"/>
                           <a:stretch>
                             <a:fillRect/>
                           </a:stretch>
@@ -8802,7 +10208,44 @@
                         <pic:spPr>
                           <a:xfrm>
                             <a:off x="0" y="0"/>
-                            <a:ext cx="2571750" cy="2857500"/>
+                            <a:ext cx="257175" cy="200025"/>
+                          </a:xfrm>
+                          <a:prstGeom prst="rect">
+                            <a:avLst/>
+                          </a:prstGeom>
+                        </pic:spPr>
+                      </pic:pic>
+                    </a:graphicData>
+                  </a:graphic>
+                </wp:inline>
+              </w:drawing>
+              <w:drawing>
+                <wp:inline distT="0" distB="0" distL="0" distR="0">
+                  <wp:extent cx="2286000" cy="3209925"/>
+                  <wp:effectExtent l="0" t="0" r="0" b="0"/>
+                  <wp:docPr id="335" name="Picture 335" descr="image"/>
+                  <wp:cNvGraphicFramePr>
+                    <a:graphicFrameLocks noChangeAspect="1"/>
+                  </wp:cNvGraphicFramePr>
+                  <a:graphic>
+                    <a:graphicData uri="http://schemas.openxmlformats.org/drawingml/2006/picture">
+                      <pic:pic>
+                        <pic:nvPicPr>
+                          <pic:cNvPr id="335" name="Picture 335" descr="image"/>
+                          <pic:cNvPicPr>
+                            <a:picLocks noChangeAspect="1"/>
+                          </pic:cNvPicPr>
+                        </pic:nvPicPr>
+                        <pic:blipFill>
+                          <a:blip r:embed="rId144"/>
+                          <a:stretch>
+                            <a:fillRect/>
+                          </a:stretch>
+                        </pic:blipFill>
+                        <pic:spPr>
+                          <a:xfrm>
+                            <a:off x="0" y="0"/>
+                            <a:ext cx="2286000" cy="3209925"/>
                           </a:xfrm>
                           <a:prstGeom prst="rect">
                             <a:avLst/>
@@ -10220,23 +11663,23 @@
               </w:rPr>
               <w:drawing>
                 <wp:inline distT="0" distB="0" distL="0" distR="0">
-                  <wp:extent cx="2571750" cy="2857500"/>
+                  <wp:extent cx="257175" cy="200025"/>
                   <wp:effectExtent l="0" t="0" r="0" b="0"/>
-                  <wp:docPr id="203" name="Picture 203" descr="image"/>
+                  <wp:docPr id="336" name="Picture 336" descr="image"/>
                   <wp:cNvGraphicFramePr>
-                    <a:graphicFrameLocks xmlns:a="http://schemas.openxmlformats.org/drawingml/2006/main" noChangeAspect="1"/>
+                    <a:graphicFrameLocks noChangeAspect="1"/>
                   </wp:cNvGraphicFramePr>
-                  <a:graphic xmlns:a="http://schemas.openxmlformats.org/drawingml/2006/main">
+                  <a:graphic>
                     <a:graphicData uri="http://schemas.openxmlformats.org/drawingml/2006/picture">
-                      <pic:pic xmlns:pic="http://schemas.openxmlformats.org/drawingml/2006/picture">
+                      <pic:pic>
                         <pic:nvPicPr>
-                          <pic:cNvPr id="203" name="Picture 203" descr="image"/>
+                          <pic:cNvPr id="336" name="Picture 336" descr="image"/>
                           <pic:cNvPicPr>
                             <a:picLocks noChangeAspect="1"/>
                           </pic:cNvPicPr>
                         </pic:nvPicPr>
                         <pic:blipFill>
-                          <a:blip r:embed="rId6|rId162"/>
+                          <a:blip r:embed="rId6"/>
                           <a:stretch>
                             <a:fillRect/>
                           </a:stretch>
@@ -10244,7 +11687,44 @@
                         <pic:spPr>
                           <a:xfrm>
                             <a:off x="0" y="0"/>
-                            <a:ext cx="2571750" cy="2857500"/>
+                            <a:ext cx="257175" cy="200025"/>
+                          </a:xfrm>
+                          <a:prstGeom prst="rect">
+                            <a:avLst/>
+                          </a:prstGeom>
+                        </pic:spPr>
+                      </pic:pic>
+                    </a:graphicData>
+                  </a:graphic>
+                </wp:inline>
+              </w:drawing>
+              <w:drawing>
+                <wp:inline distT="0" distB="0" distL="0" distR="0">
+                  <wp:extent cx="2286000" cy="571500"/>
+                  <wp:effectExtent l="0" t="0" r="0" b="0"/>
+                  <wp:docPr id="337" name="Picture 337" descr="image"/>
+                  <wp:cNvGraphicFramePr>
+                    <a:graphicFrameLocks noChangeAspect="1"/>
+                  </wp:cNvGraphicFramePr>
+                  <a:graphic>
+                    <a:graphicData uri="http://schemas.openxmlformats.org/drawingml/2006/picture">
+                      <pic:pic>
+                        <pic:nvPicPr>
+                          <pic:cNvPr id="337" name="Picture 337" descr="image"/>
+                          <pic:cNvPicPr>
+                            <a:picLocks noChangeAspect="1"/>
+                          </pic:cNvPicPr>
+                        </pic:nvPicPr>
+                        <pic:blipFill>
+                          <a:blip r:embed="rId162"/>
+                          <a:stretch>
+                            <a:fillRect/>
+                          </a:stretch>
+                        </pic:blipFill>
+                        <pic:spPr>
+                          <a:xfrm>
+                            <a:off x="0" y="0"/>
+                            <a:ext cx="2286000" cy="571500"/>
                           </a:xfrm>
                           <a:prstGeom prst="rect">
                             <a:avLst/>
@@ -10308,23 +11788,23 @@
               </w:rPr>
               <w:drawing>
                 <wp:inline distT="0" distB="0" distL="0" distR="0">
-                  <wp:extent cx="2571750" cy="2857500"/>
+                  <wp:extent cx="257175" cy="200025"/>
                   <wp:effectExtent l="0" t="0" r="0" b="0"/>
-                  <wp:docPr id="204" name="Picture 204" descr="image"/>
+                  <wp:docPr id="338" name="Picture 338" descr="image"/>
                   <wp:cNvGraphicFramePr>
-                    <a:graphicFrameLocks xmlns:a="http://schemas.openxmlformats.org/drawingml/2006/main" noChangeAspect="1"/>
+                    <a:graphicFrameLocks noChangeAspect="1"/>
                   </wp:cNvGraphicFramePr>
-                  <a:graphic xmlns:a="http://schemas.openxmlformats.org/drawingml/2006/main">
+                  <a:graphic>
                     <a:graphicData uri="http://schemas.openxmlformats.org/drawingml/2006/picture">
-                      <pic:pic xmlns:pic="http://schemas.openxmlformats.org/drawingml/2006/picture">
+                      <pic:pic>
                         <pic:nvPicPr>
-                          <pic:cNvPr id="204" name="Picture 204" descr="image"/>
+                          <pic:cNvPr id="338" name="Picture 338" descr="image"/>
                           <pic:cNvPicPr>
                             <a:picLocks noChangeAspect="1"/>
                           </pic:cNvPicPr>
                         </pic:nvPicPr>
                         <pic:blipFill>
-                          <a:blip r:embed="rId6|rId164"/>
+                          <a:blip r:embed="rId6"/>
                           <a:stretch>
                             <a:fillRect/>
                           </a:stretch>
@@ -10332,7 +11812,44 @@
                         <pic:spPr>
                           <a:xfrm>
                             <a:off x="0" y="0"/>
-                            <a:ext cx="2571750" cy="2857500"/>
+                            <a:ext cx="257175" cy="200025"/>
+                          </a:xfrm>
+                          <a:prstGeom prst="rect">
+                            <a:avLst/>
+                          </a:prstGeom>
+                        </pic:spPr>
+                      </pic:pic>
+                    </a:graphicData>
+                  </a:graphic>
+                </wp:inline>
+              </w:drawing>
+              <w:drawing>
+                <wp:inline distT="0" distB="0" distL="0" distR="0">
+                  <wp:extent cx="2286000" cy="628650"/>
+                  <wp:effectExtent l="0" t="0" r="0" b="0"/>
+                  <wp:docPr id="339" name="Picture 339" descr="image"/>
+                  <wp:cNvGraphicFramePr>
+                    <a:graphicFrameLocks noChangeAspect="1"/>
+                  </wp:cNvGraphicFramePr>
+                  <a:graphic>
+                    <a:graphicData uri="http://schemas.openxmlformats.org/drawingml/2006/picture">
+                      <pic:pic>
+                        <pic:nvPicPr>
+                          <pic:cNvPr id="339" name="Picture 339" descr="image"/>
+                          <pic:cNvPicPr>
+                            <a:picLocks noChangeAspect="1"/>
+                          </pic:cNvPicPr>
+                        </pic:nvPicPr>
+                        <pic:blipFill>
+                          <a:blip r:embed="rId164"/>
+                          <a:stretch>
+                            <a:fillRect/>
+                          </a:stretch>
+                        </pic:blipFill>
+                        <pic:spPr>
+                          <a:xfrm>
+                            <a:off x="0" y="0"/>
+                            <a:ext cx="2286000" cy="628650"/>
                           </a:xfrm>
                           <a:prstGeom prst="rect">
                             <a:avLst/>
@@ -10401,23 +11918,23 @@
               </w:rPr>
               <w:drawing>
                 <wp:inline distT="0" distB="0" distL="0" distR="0">
-                  <wp:extent cx="2571750" cy="2857500"/>
+                  <wp:extent cx="257175" cy="200025"/>
                   <wp:effectExtent l="0" t="0" r="0" b="0"/>
-                  <wp:docPr id="205" name="Picture 205" descr="image"/>
+                  <wp:docPr id="340" name="Picture 340" descr="image"/>
                   <wp:cNvGraphicFramePr>
-                    <a:graphicFrameLocks xmlns:a="http://schemas.openxmlformats.org/drawingml/2006/main" noChangeAspect="1"/>
+                    <a:graphicFrameLocks noChangeAspect="1"/>
                   </wp:cNvGraphicFramePr>
-                  <a:graphic xmlns:a="http://schemas.openxmlformats.org/drawingml/2006/main">
+                  <a:graphic>
                     <a:graphicData uri="http://schemas.openxmlformats.org/drawingml/2006/picture">
-                      <pic:pic xmlns:pic="http://schemas.openxmlformats.org/drawingml/2006/picture">
+                      <pic:pic>
                         <pic:nvPicPr>
-                          <pic:cNvPr id="205" name="Picture 205" descr="image"/>
+                          <pic:cNvPr id="340" name="Picture 340" descr="image"/>
                           <pic:cNvPicPr>
                             <a:picLocks noChangeAspect="1"/>
                           </pic:cNvPicPr>
                         </pic:nvPicPr>
                         <pic:blipFill>
-                          <a:blip r:embed="rId10|rId166"/>
+                          <a:blip r:embed="rId10"/>
                           <a:stretch>
                             <a:fillRect/>
                           </a:stretch>
@@ -10425,7 +11942,44 @@
                         <pic:spPr>
                           <a:xfrm>
                             <a:off x="0" y="0"/>
-                            <a:ext cx="2571750" cy="2857500"/>
+                            <a:ext cx="257175" cy="200025"/>
+                          </a:xfrm>
+                          <a:prstGeom prst="rect">
+                            <a:avLst/>
+                          </a:prstGeom>
+                        </pic:spPr>
+                      </pic:pic>
+                    </a:graphicData>
+                  </a:graphic>
+                </wp:inline>
+              </w:drawing>
+              <w:drawing>
+                <wp:inline distT="0" distB="0" distL="0" distR="0">
+                  <wp:extent cx="2286000" cy="600075"/>
+                  <wp:effectExtent l="0" t="0" r="0" b="0"/>
+                  <wp:docPr id="341" name="Picture 341" descr="image"/>
+                  <wp:cNvGraphicFramePr>
+                    <a:graphicFrameLocks noChangeAspect="1"/>
+                  </wp:cNvGraphicFramePr>
+                  <a:graphic>
+                    <a:graphicData uri="http://schemas.openxmlformats.org/drawingml/2006/picture">
+                      <pic:pic>
+                        <pic:nvPicPr>
+                          <pic:cNvPr id="341" name="Picture 341" descr="image"/>
+                          <pic:cNvPicPr>
+                            <a:picLocks noChangeAspect="1"/>
+                          </pic:cNvPicPr>
+                        </pic:nvPicPr>
+                        <pic:blipFill>
+                          <a:blip r:embed="rId166"/>
+                          <a:stretch>
+                            <a:fillRect/>
+                          </a:stretch>
+                        </pic:blipFill>
+                        <pic:spPr>
+                          <a:xfrm>
+                            <a:off x="0" y="0"/>
+                            <a:ext cx="2286000" cy="600075"/>
                           </a:xfrm>
                           <a:prstGeom prst="rect">
                             <a:avLst/>
@@ -10489,23 +12043,23 @@
               </w:rPr>
               <w:drawing>
                 <wp:inline distT="0" distB="0" distL="0" distR="0">
-                  <wp:extent cx="2571750" cy="2857500"/>
+                  <wp:extent cx="257175" cy="200025"/>
                   <wp:effectExtent l="0" t="0" r="0" b="0"/>
-                  <wp:docPr id="206" name="Picture 206" descr="image"/>
+                  <wp:docPr id="342" name="Picture 342" descr="image"/>
                   <wp:cNvGraphicFramePr>
-                    <a:graphicFrameLocks xmlns:a="http://schemas.openxmlformats.org/drawingml/2006/main" noChangeAspect="1"/>
+                    <a:graphicFrameLocks noChangeAspect="1"/>
                   </wp:cNvGraphicFramePr>
-                  <a:graphic xmlns:a="http://schemas.openxmlformats.org/drawingml/2006/main">
+                  <a:graphic>
                     <a:graphicData uri="http://schemas.openxmlformats.org/drawingml/2006/picture">
-                      <pic:pic xmlns:pic="http://schemas.openxmlformats.org/drawingml/2006/picture">
+                      <pic:pic>
                         <pic:nvPicPr>
-                          <pic:cNvPr id="206" name="Picture 206" descr="image"/>
+                          <pic:cNvPr id="342" name="Picture 342" descr="image"/>
                           <pic:cNvPicPr>
                             <a:picLocks noChangeAspect="1"/>
                           </pic:cNvPicPr>
                         </pic:nvPicPr>
                         <pic:blipFill>
-                          <a:blip r:embed="rId6|rId168"/>
+                          <a:blip r:embed="rId6"/>
                           <a:stretch>
                             <a:fillRect/>
                           </a:stretch>
@@ -10513,7 +12067,44 @@
                         <pic:spPr>
                           <a:xfrm>
                             <a:off x="0" y="0"/>
-                            <a:ext cx="2571750" cy="2857500"/>
+                            <a:ext cx="257175" cy="200025"/>
+                          </a:xfrm>
+                          <a:prstGeom prst="rect">
+                            <a:avLst/>
+                          </a:prstGeom>
+                        </pic:spPr>
+                      </pic:pic>
+                    </a:graphicData>
+                  </a:graphic>
+                </wp:inline>
+              </w:drawing>
+              <w:drawing>
+                <wp:inline distT="0" distB="0" distL="0" distR="0">
+                  <wp:extent cx="2286000" cy="666750"/>
+                  <wp:effectExtent l="0" t="0" r="0" b="0"/>
+                  <wp:docPr id="343" name="Picture 343" descr="image"/>
+                  <wp:cNvGraphicFramePr>
+                    <a:graphicFrameLocks noChangeAspect="1"/>
+                  </wp:cNvGraphicFramePr>
+                  <a:graphic>
+                    <a:graphicData uri="http://schemas.openxmlformats.org/drawingml/2006/picture">
+                      <pic:pic>
+                        <pic:nvPicPr>
+                          <pic:cNvPr id="343" name="Picture 343" descr="image"/>
+                          <pic:cNvPicPr>
+                            <a:picLocks noChangeAspect="1"/>
+                          </pic:cNvPicPr>
+                        </pic:nvPicPr>
+                        <pic:blipFill>
+                          <a:blip r:embed="rId168"/>
+                          <a:stretch>
+                            <a:fillRect/>
+                          </a:stretch>
+                        </pic:blipFill>
+                        <pic:spPr>
+                          <a:xfrm>
+                            <a:off x="0" y="0"/>
+                            <a:ext cx="2286000" cy="666750"/>
                           </a:xfrm>
                           <a:prstGeom prst="rect">
                             <a:avLst/>
@@ -14658,68 +16249,7 @@
 </w:document>
 </file>
 
-<file path=word\fontTable.xml><?xml version="1.0" encoding="utf-8"?>
-<w:fonts xmlns:mc="http://schemas.openxmlformats.org/markup-compatibility/2006" xmlns:r="http://schemas.openxmlformats.org/officeDocument/2006/relationships" xmlns:w="http://schemas.openxmlformats.org/wordprocessingml/2006/main" xmlns:w14="http://schemas.microsoft.com/office/word/2010/wordml" mc:Ignorable="w14">
-  <w:font w:name="Times New Roman">
-    <w:panose1 w:val="02020603050405020304"/>
-    <w:charset w:val="00"/>
-    <w:family w:val="roman"/>
-    <w:pitch w:val="variable"/>
-    <w:sig w:usb0="20007A87" w:usb1="80000000" w:usb2="00000008" w:usb3="00000000" w:csb0="000001FF" w:csb1="00000000"/>
-  </w:font>
-  <w:font w:name="宋体">
-    <w:panose1 w:val="02010600030101010101"/>
-    <w:charset w:val="86"/>
-    <w:family w:val="auto"/>
-    <w:pitch w:val="default"/>
-    <w:sig w:usb0="00000003" w:usb1="288F0000" w:usb2="00000006" w:usb3="00000000" w:csb0="00040001" w:csb1="00000000"/>
-  </w:font>
-  <w:font w:name="Wingdings">
-    <w:panose1 w:val="05000000000000000000"/>
-    <w:charset w:val="02"/>
-    <w:family w:val="auto"/>
-    <w:pitch w:val="default"/>
-    <w:sig w:usb0="00000000" w:usb1="00000000" w:usb2="00000000" w:usb3="00000000" w:csb0="80000000" w:csb1="00000000"/>
-  </w:font>
-  <w:font w:name="Arial">
-    <w:panose1 w:val="020B0604020202020204"/>
-    <w:charset w:val="01"/>
-    <w:family w:val="swiss"/>
-    <w:pitch w:val="default"/>
-    <w:sig w:usb0="E0002AFF" w:usb1="C0007843" w:usb2="00000009" w:usb3="00000000" w:csb0="400001FF" w:csb1="FFFF0000"/>
-  </w:font>
-  <w:font w:name="黑体">
-    <w:panose1 w:val="02010609060101010101"/>
-    <w:charset w:val="86"/>
-    <w:family w:val="auto"/>
-    <w:pitch w:val="default"/>
-    <w:sig w:usb0="800002BF" w:usb1="38CF7CFA" w:usb2="00000016" w:usb3="00000000" w:csb0="00040001" w:csb1="00000000"/>
-  </w:font>
-  <w:font w:name="Courier New">
-    <w:panose1 w:val="02070309020205020404"/>
-    <w:charset w:val="01"/>
-    <w:family w:val="modern"/>
-    <w:pitch w:val="default"/>
-    <w:sig w:usb0="E0002AFF" w:usb1="C0007843" w:usb2="00000009" w:usb3="00000000" w:csb0="400001FF" w:csb1="FFFF0000"/>
-  </w:font>
-  <w:font w:name="Symbol">
-    <w:panose1 w:val="05050102010706020507"/>
-    <w:charset w:val="02"/>
-    <w:family w:val="roman"/>
-    <w:pitch w:val="default"/>
-    <w:sig w:usb0="00000000" w:usb1="00000000" w:usb2="00000000" w:usb3="00000000" w:csb0="80000000" w:csb1="00000000"/>
-  </w:font>
-  <w:font w:name="Calibri">
-    <w:panose1 w:val="020F0502020204030204"/>
-    <w:charset w:val="00"/>
-    <w:family w:val="swiss"/>
-    <w:pitch w:val="default"/>
-    <w:sig w:usb0="E10002FF" w:usb1="4000ACFF" w:usb2="00000009" w:usb3="00000000" w:csb0="2000019F" w:csb1="00000000"/>
-  </w:font>
-</w:fonts>
-</file>
-
-<file path=word\footer1.xml><?xml version="1.0" encoding="utf-8"?>
+<file path=word/footer1.xml><?xml version="1.0" encoding="utf-8"?>
 <w:ftr xmlns:w="http://schemas.openxmlformats.org/wordprocessingml/2006/main">
   <w:p>
     <w:pPr>
@@ -14799,62 +16329,7 @@
 </w:ftr>
 </file>
 
-<file path=word\settings.xml><?xml version="1.0" encoding="utf-8"?>
-<w:settings xmlns:mc="http://schemas.openxmlformats.org/markup-compatibility/2006" xmlns:o="urn:schemas-microsoft-com:office:office" xmlns:r="http://schemas.openxmlformats.org/officeDocument/2006/relationships" xmlns:m="http://schemas.openxmlformats.org/officeDocument/2006/math" xmlns:v="urn:schemas-microsoft-com:vml" xmlns:w10="urn:schemas-microsoft-com:office:word" xmlns:w="http://schemas.openxmlformats.org/wordprocessingml/2006/main" xmlns:w14="http://schemas.microsoft.com/office/word/2010/wordml" xmlns:sl="http://schemas.openxmlformats.org/schemaLibrary/2006/main" xmlns:wpsCustomData="http://www.wps.cn/officeDocument/2013/wpsCustomData" mc:Ignorable="w14">
-  <w:zoom w:percent="140"/>
-  <w:embedSystemFonts/>
-  <w:bordersDoNotSurroundHeader w:val="0"/>
-  <w:bordersDoNotSurroundFooter w:val="0"/>
-  <w:documentProtection w:enforcement="0"/>
-  <w:defaultTabStop w:val="420"/>
-  <w:drawingGridVerticalSpacing w:val="156"/>
-  <w:displayHorizontalDrawingGridEvery w:val="1"/>
-  <w:displayVerticalDrawingGridEvery w:val="1"/>
-  <w:noPunctuationKerning w:val="1"/>
-  <w:characterSpacingControl w:val="compressPunctuation"/>
-  <w:compat>
-    <w:spaceForUL/>
-    <w:balanceSingleByteDoubleByteWidth/>
-    <w:doNotLeaveBackslashAlone/>
-    <w:ulTrailSpace/>
-    <w:doNotExpandShiftReturn/>
-    <w:adjustLineHeightInTable/>
-    <w:doNotWrapTextWithPunct/>
-    <w:doNotUseEastAsianBreakRules/>
-    <w:useFELayout/>
-    <w:doNotUseIndentAsNumberingTabStop/>
-    <w:compatSetting w:name="compatibilityMode" w:uri="http://schemas.microsoft.com/office/word" w:val="14"/>
-    <w:compatSetting w:name="overrideTableStyleFontSizeAndJustification" w:uri="http://schemas.microsoft.com/office/word" w:val="1"/>
-    <w:compatSetting w:name="enableOpenTypeFeatures" w:uri="http://schemas.microsoft.com/office/word" w:val="1"/>
-    <w:compatSetting w:name="doNotFlipMirrorIndents" w:uri="http://schemas.microsoft.com/office/word" w:val="1"/>
-  </w:compat>
-  <w:docVars>
-    <w:docVar w:name="commondata" w:val="eyJoZGlkIjoiYjNlNGMwODc5NGZhN2IzZjQ2YTBmMjBiZGE0Njg2NzkifQ=="/>
-  </w:docVars>
-  <w:rsids>
-    <w:rsidRoot w:val="6AE92878"/>
-    <w:rsid w:val="6AE92878"/>
-  </w:rsids>
-  <m:mathPr>
-    <m:mathFont m:val="Cambria Math"/>
-    <m:brkBin m:val="before"/>
-    <m:brkBinSub m:val="--"/>
-    <m:smallFrac m:val="0"/>
-    <m:dispDef/>
-    <m:lMargin m:val="0"/>
-    <m:rMargin m:val="0"/>
-    <m:defJc m:val="centerGroup"/>
-    <m:wrapIndent m:val="1440"/>
-    <m:intLim m:val="subSup"/>
-    <m:naryLim m:val="undOvr"/>
-  </m:mathPr>
-  <w:themeFontLang w:val="en-US" w:eastAsia="zh-CN"/>
-  <w:clrSchemeMapping w:bg1="light1" w:t1="dark1" w:bg2="light2" w:t2="dark2" w:accent1="accent1" w:accent2="accent2" w:accent3="accent3" w:accent4="accent4" w:accent5="accent5" w:accent6="accent6" w:hyperlink="hyperlink" w:followedHyperlink="followedHyperlink"/>
-  <w:doNotIncludeSubdocsInStats/>
-</w:settings>
-</file>
-
-<file path=word\styles.xml><?xml version="1.0" encoding="utf-8"?>
+<file path=word/styles.xml><?xml version="1.0" encoding="utf-8"?>
 <w:styles xmlns:mc="http://schemas.openxmlformats.org/markup-compatibility/2006" xmlns:o="urn:schemas-microsoft-com:office:office" xmlns:r="http://schemas.openxmlformats.org/officeDocument/2006/relationships" xmlns:m="http://schemas.openxmlformats.org/officeDocument/2006/math" xmlns:v="urn:schemas-microsoft-com:vml" xmlns:w="http://schemas.openxmlformats.org/wordprocessingml/2006/main" xmlns:w14="http://schemas.microsoft.com/office/word/2010/wordml" xmlns:w10="urn:schemas-microsoft-com:office:word" xmlns:sl="http://schemas.openxmlformats.org/schemaLibrary/2006/main" xmlns:wpsCustomData="http://www.wps.cn/officeDocument/2013/wpsCustomData" mc:Ignorable="w14">
   <w:docDefaults>
     <w:rPrDefault>
@@ -15184,7 +16659,487 @@
 </w:styles>
 </file>
 
-<file path=word\theme\theme1.xml><?xml version="1.0" encoding="utf-8"?>
+<file path=word/activeX/activeX1.xml><?xml version="1.0" encoding="utf-8"?>
+<ax:ocx xmlns:ax="http://schemas.microsoft.com/office/2006/activeX" xmlns:r="http://schemas.openxmlformats.org/officeDocument/2006/relationships" ax:classid="{5512D118-5CC6-11CF-8D67-00AA00BDCE1D}" r:id="rId1" ax:persistence="persistStorage"/>
+</file>
+
+<file path=word/activeX/activeX10.xml><?xml version="1.0" encoding="utf-8"?>
+<ax:ocx xmlns:ax="http://schemas.microsoft.com/office/2006/activeX" xmlns:r="http://schemas.openxmlformats.org/officeDocument/2006/relationships" ax:classid="{5512D118-5CC6-11CF-8D67-00AA00BDCE1D}" r:id="rId1" ax:persistence="persistStorage"/>
+</file>
+
+<file path=word/activeX/activeX100.xml><?xml version="1.0" encoding="utf-8"?>
+<ax:ocx xmlns:ax="http://schemas.microsoft.com/office/2006/activeX" xmlns:r="http://schemas.openxmlformats.org/officeDocument/2006/relationships" ax:classid="{5512D118-5CC6-11CF-8D67-00AA00BDCE1D}" r:id="rId1" ax:persistence="persistStorage"/>
+</file>
+
+<file path=word/activeX/activeX101.xml><?xml version="1.0" encoding="utf-8"?>
+<ax:ocx xmlns:ax="http://schemas.microsoft.com/office/2006/activeX" xmlns:r="http://schemas.openxmlformats.org/officeDocument/2006/relationships" ax:classid="{5512D118-5CC6-11CF-8D67-00AA00BDCE1D}" r:id="rId1" ax:persistence="persistStorage"/>
+</file>
+
+<file path=word/activeX/activeX102.xml><?xml version="1.0" encoding="utf-8"?>
+<ax:ocx xmlns:ax="http://schemas.microsoft.com/office/2006/activeX" xmlns:r="http://schemas.openxmlformats.org/officeDocument/2006/relationships" ax:classid="{5512D118-5CC6-11CF-8D67-00AA00BDCE1D}" r:id="rId1" ax:persistence="persistStorage"/>
+</file>
+
+<file path=word/activeX/activeX103.xml><?xml version="1.0" encoding="utf-8"?>
+<ax:ocx xmlns:ax="http://schemas.microsoft.com/office/2006/activeX" xmlns:r="http://schemas.openxmlformats.org/officeDocument/2006/relationships" ax:classid="{5512D118-5CC6-11CF-8D67-00AA00BDCE1D}" r:id="rId1" ax:persistence="persistStorage"/>
+</file>
+
+<file path=word/activeX/activeX104.xml><?xml version="1.0" encoding="utf-8"?>
+<ax:ocx xmlns:ax="http://schemas.microsoft.com/office/2006/activeX" xmlns:r="http://schemas.openxmlformats.org/officeDocument/2006/relationships" ax:classid="{5512D118-5CC6-11CF-8D67-00AA00BDCE1D}" r:id="rId1" ax:persistence="persistStorage"/>
+</file>
+
+<file path=word/activeX/activeX105.xml><?xml version="1.0" encoding="utf-8"?>
+<ax:ocx xmlns:ax="http://schemas.microsoft.com/office/2006/activeX" xmlns:r="http://schemas.openxmlformats.org/officeDocument/2006/relationships" ax:classid="{5512D118-5CC6-11CF-8D67-00AA00BDCE1D}" r:id="rId1" ax:persistence="persistStorage"/>
+</file>
+
+<file path=word/activeX/activeX106.xml><?xml version="1.0" encoding="utf-8"?>
+<ax:ocx xmlns:ax="http://schemas.microsoft.com/office/2006/activeX" xmlns:r="http://schemas.openxmlformats.org/officeDocument/2006/relationships" ax:classid="{5512D118-5CC6-11CF-8D67-00AA00BDCE1D}" r:id="rId1" ax:persistence="persistStorage"/>
+</file>
+
+<file path=word/activeX/activeX107.xml><?xml version="1.0" encoding="utf-8"?>
+<ax:ocx xmlns:ax="http://schemas.microsoft.com/office/2006/activeX" xmlns:r="http://schemas.openxmlformats.org/officeDocument/2006/relationships" ax:classid="{5512D118-5CC6-11CF-8D67-00AA00BDCE1D}" r:id="rId1" ax:persistence="persistStorage"/>
+</file>
+
+<file path=word/activeX/activeX108.xml><?xml version="1.0" encoding="utf-8"?>
+<ax:ocx xmlns:ax="http://schemas.microsoft.com/office/2006/activeX" xmlns:r="http://schemas.openxmlformats.org/officeDocument/2006/relationships" ax:classid="{5512D118-5CC6-11CF-8D67-00AA00BDCE1D}" r:id="rId1" ax:persistence="persistStorage"/>
+</file>
+
+<file path=word/activeX/activeX109.xml><?xml version="1.0" encoding="utf-8"?>
+<ax:ocx xmlns:ax="http://schemas.microsoft.com/office/2006/activeX" xmlns:r="http://schemas.openxmlformats.org/officeDocument/2006/relationships" ax:classid="{5512D118-5CC6-11CF-8D67-00AA00BDCE1D}" r:id="rId1" ax:persistence="persistStorage"/>
+</file>
+
+<file path=word/activeX/activeX11.xml><?xml version="1.0" encoding="utf-8"?>
+<ax:ocx xmlns:ax="http://schemas.microsoft.com/office/2006/activeX" xmlns:r="http://schemas.openxmlformats.org/officeDocument/2006/relationships" ax:classid="{5512D118-5CC6-11CF-8D67-00AA00BDCE1D}" r:id="rId1" ax:persistence="persistStorage"/>
+</file>
+
+<file path=word/activeX/activeX110.xml><?xml version="1.0" encoding="utf-8"?>
+<ax:ocx xmlns:ax="http://schemas.microsoft.com/office/2006/activeX" xmlns:r="http://schemas.openxmlformats.org/officeDocument/2006/relationships" ax:classid="{5512D118-5CC6-11CF-8D67-00AA00BDCE1D}" r:id="rId1" ax:persistence="persistStorage"/>
+</file>
+
+<file path=word/activeX/activeX111.xml><?xml version="1.0" encoding="utf-8"?>
+<ax:ocx xmlns:ax="http://schemas.microsoft.com/office/2006/activeX" xmlns:r="http://schemas.openxmlformats.org/officeDocument/2006/relationships" ax:classid="{5512D118-5CC6-11CF-8D67-00AA00BDCE1D}" r:id="rId1" ax:persistence="persistStorage"/>
+</file>
+
+<file path=word/activeX/activeX112.xml><?xml version="1.0" encoding="utf-8"?>
+<ax:ocx xmlns:ax="http://schemas.microsoft.com/office/2006/activeX" xmlns:r="http://schemas.openxmlformats.org/officeDocument/2006/relationships" ax:classid="{5512D118-5CC6-11CF-8D67-00AA00BDCE1D}" r:id="rId1" ax:persistence="persistStorage"/>
+</file>
+
+<file path=word/activeX/activeX113.xml><?xml version="1.0" encoding="utf-8"?>
+<ax:ocx xmlns:ax="http://schemas.microsoft.com/office/2006/activeX" xmlns:r="http://schemas.openxmlformats.org/officeDocument/2006/relationships" ax:classid="{5512D118-5CC6-11CF-8D67-00AA00BDCE1D}" r:id="rId1" ax:persistence="persistStorage"/>
+</file>
+
+<file path=word/activeX/activeX114.xml><?xml version="1.0" encoding="utf-8"?>
+<ax:ocx xmlns:ax="http://schemas.microsoft.com/office/2006/activeX" xmlns:r="http://schemas.openxmlformats.org/officeDocument/2006/relationships" ax:classid="{5512D118-5CC6-11CF-8D67-00AA00BDCE1D}" r:id="rId1" ax:persistence="persistStorage"/>
+</file>
+
+<file path=word/activeX/activeX115.xml><?xml version="1.0" encoding="utf-8"?>
+<ax:ocx xmlns:ax="http://schemas.microsoft.com/office/2006/activeX" xmlns:r="http://schemas.openxmlformats.org/officeDocument/2006/relationships" ax:classid="{5512D118-5CC6-11CF-8D67-00AA00BDCE1D}" r:id="rId1" ax:persistence="persistStorage"/>
+</file>
+
+<file path=word/activeX/activeX116.xml><?xml version="1.0" encoding="utf-8"?>
+<ax:ocx xmlns:ax="http://schemas.microsoft.com/office/2006/activeX" xmlns:r="http://schemas.openxmlformats.org/officeDocument/2006/relationships" ax:classid="{5512D118-5CC6-11CF-8D67-00AA00BDCE1D}" r:id="rId1" ax:persistence="persistStorage"/>
+</file>
+
+<file path=word/activeX/activeX117.xml><?xml version="1.0" encoding="utf-8"?>
+<ax:ocx xmlns:ax="http://schemas.microsoft.com/office/2006/activeX" xmlns:r="http://schemas.openxmlformats.org/officeDocument/2006/relationships" ax:classid="{5512D118-5CC6-11CF-8D67-00AA00BDCE1D}" r:id="rId1" ax:persistence="persistStorage"/>
+</file>
+
+<file path=word/activeX/activeX118.xml><?xml version="1.0" encoding="utf-8"?>
+<ax:ocx xmlns:ax="http://schemas.microsoft.com/office/2006/activeX" xmlns:r="http://schemas.openxmlformats.org/officeDocument/2006/relationships" ax:classid="{5512D118-5CC6-11CF-8D67-00AA00BDCE1D}" r:id="rId1" ax:persistence="persistStorage"/>
+</file>
+
+<file path=word/activeX/activeX119.xml><?xml version="1.0" encoding="utf-8"?>
+<ax:ocx xmlns:ax="http://schemas.microsoft.com/office/2006/activeX" xmlns:r="http://schemas.openxmlformats.org/officeDocument/2006/relationships" ax:classid="{5512D118-5CC6-11CF-8D67-00AA00BDCE1D}" r:id="rId1" ax:persistence="persistStorage"/>
+</file>
+
+<file path=word/activeX/activeX12.xml><?xml version="1.0" encoding="utf-8"?>
+<ax:ocx xmlns:ax="http://schemas.microsoft.com/office/2006/activeX" xmlns:r="http://schemas.openxmlformats.org/officeDocument/2006/relationships" ax:classid="{5512D118-5CC6-11CF-8D67-00AA00BDCE1D}" r:id="rId1" ax:persistence="persistStorage"/>
+</file>
+
+<file path=word/activeX/activeX120.xml><?xml version="1.0" encoding="utf-8"?>
+<ax:ocx xmlns:ax="http://schemas.microsoft.com/office/2006/activeX" xmlns:r="http://schemas.openxmlformats.org/officeDocument/2006/relationships" ax:classid="{5512D118-5CC6-11CF-8D67-00AA00BDCE1D}" r:id="rId1" ax:persistence="persistStorage"/>
+</file>
+
+<file path=word/activeX/activeX13.xml><?xml version="1.0" encoding="utf-8"?>
+<ax:ocx xmlns:ax="http://schemas.microsoft.com/office/2006/activeX" xmlns:r="http://schemas.openxmlformats.org/officeDocument/2006/relationships" ax:classid="{5512D118-5CC6-11CF-8D67-00AA00BDCE1D}" r:id="rId1" ax:persistence="persistStorage"/>
+</file>
+
+<file path=word/activeX/activeX14.xml><?xml version="1.0" encoding="utf-8"?>
+<ax:ocx xmlns:ax="http://schemas.microsoft.com/office/2006/activeX" xmlns:r="http://schemas.openxmlformats.org/officeDocument/2006/relationships" ax:classid="{5512D118-5CC6-11CF-8D67-00AA00BDCE1D}" r:id="rId1" ax:persistence="persistStorage"/>
+</file>
+
+<file path=word/activeX/activeX15.xml><?xml version="1.0" encoding="utf-8"?>
+<ax:ocx xmlns:ax="http://schemas.microsoft.com/office/2006/activeX" xmlns:r="http://schemas.openxmlformats.org/officeDocument/2006/relationships" ax:classid="{5512D118-5CC6-11CF-8D67-00AA00BDCE1D}" r:id="rId1" ax:persistence="persistStorage"/>
+</file>
+
+<file path=word/activeX/activeX16.xml><?xml version="1.0" encoding="utf-8"?>
+<ax:ocx xmlns:ax="http://schemas.microsoft.com/office/2006/activeX" xmlns:r="http://schemas.openxmlformats.org/officeDocument/2006/relationships" ax:classid="{5512D118-5CC6-11CF-8D67-00AA00BDCE1D}" r:id="rId1" ax:persistence="persistStorage"/>
+</file>
+
+<file path=word/activeX/activeX17.xml><?xml version="1.0" encoding="utf-8"?>
+<ax:ocx xmlns:ax="http://schemas.microsoft.com/office/2006/activeX" xmlns:r="http://schemas.openxmlformats.org/officeDocument/2006/relationships" ax:classid="{5512D118-5CC6-11CF-8D67-00AA00BDCE1D}" r:id="rId1" ax:persistence="persistStorage"/>
+</file>
+
+<file path=word/activeX/activeX18.xml><?xml version="1.0" encoding="utf-8"?>
+<ax:ocx xmlns:ax="http://schemas.microsoft.com/office/2006/activeX" xmlns:r="http://schemas.openxmlformats.org/officeDocument/2006/relationships" ax:classid="{5512D118-5CC6-11CF-8D67-00AA00BDCE1D}" r:id="rId1" ax:persistence="persistStorage"/>
+</file>
+
+<file path=word/activeX/activeX19.xml><?xml version="1.0" encoding="utf-8"?>
+<ax:ocx xmlns:ax="http://schemas.microsoft.com/office/2006/activeX" xmlns:r="http://schemas.openxmlformats.org/officeDocument/2006/relationships" ax:classid="{5512D118-5CC6-11CF-8D67-00AA00BDCE1D}" r:id="rId1" ax:persistence="persistStorage"/>
+</file>
+
+<file path=word/activeX/activeX2.xml><?xml version="1.0" encoding="utf-8"?>
+<ax:ocx xmlns:ax="http://schemas.microsoft.com/office/2006/activeX" xmlns:r="http://schemas.openxmlformats.org/officeDocument/2006/relationships" ax:classid="{5512D118-5CC6-11CF-8D67-00AA00BDCE1D}" r:id="rId1" ax:persistence="persistStorage"/>
+</file>
+
+<file path=word/activeX/activeX20.xml><?xml version="1.0" encoding="utf-8"?>
+<ax:ocx xmlns:ax="http://schemas.microsoft.com/office/2006/activeX" xmlns:r="http://schemas.openxmlformats.org/officeDocument/2006/relationships" ax:classid="{5512D118-5CC6-11CF-8D67-00AA00BDCE1D}" r:id="rId1" ax:persistence="persistStorage"/>
+</file>
+
+<file path=word/activeX/activeX21.xml><?xml version="1.0" encoding="utf-8"?>
+<ax:ocx xmlns:ax="http://schemas.microsoft.com/office/2006/activeX" xmlns:r="http://schemas.openxmlformats.org/officeDocument/2006/relationships" ax:classid="{5512D118-5CC6-11CF-8D67-00AA00BDCE1D}" r:id="rId1" ax:persistence="persistStorage"/>
+</file>
+
+<file path=word/activeX/activeX22.xml><?xml version="1.0" encoding="utf-8"?>
+<ax:ocx xmlns:ax="http://schemas.microsoft.com/office/2006/activeX" xmlns:r="http://schemas.openxmlformats.org/officeDocument/2006/relationships" ax:classid="{5512D118-5CC6-11CF-8D67-00AA00BDCE1D}" r:id="rId1" ax:persistence="persistStorage"/>
+</file>
+
+<file path=word/activeX/activeX23.xml><?xml version="1.0" encoding="utf-8"?>
+<ax:ocx xmlns:ax="http://schemas.microsoft.com/office/2006/activeX" xmlns:r="http://schemas.openxmlformats.org/officeDocument/2006/relationships" ax:classid="{5512D118-5CC6-11CF-8D67-00AA00BDCE1D}" r:id="rId1" ax:persistence="persistStorage"/>
+</file>
+
+<file path=word/activeX/activeX24.xml><?xml version="1.0" encoding="utf-8"?>
+<ax:ocx xmlns:ax="http://schemas.microsoft.com/office/2006/activeX" xmlns:r="http://schemas.openxmlformats.org/officeDocument/2006/relationships" ax:classid="{5512D118-5CC6-11CF-8D67-00AA00BDCE1D}" r:id="rId1" ax:persistence="persistStorage"/>
+</file>
+
+<file path=word/activeX/activeX25.xml><?xml version="1.0" encoding="utf-8"?>
+<ax:ocx xmlns:ax="http://schemas.microsoft.com/office/2006/activeX" xmlns:r="http://schemas.openxmlformats.org/officeDocument/2006/relationships" ax:classid="{5512D118-5CC6-11CF-8D67-00AA00BDCE1D}" r:id="rId1" ax:persistence="persistStorage"/>
+</file>
+
+<file path=word/activeX/activeX26.xml><?xml version="1.0" encoding="utf-8"?>
+<ax:ocx xmlns:ax="http://schemas.microsoft.com/office/2006/activeX" xmlns:r="http://schemas.openxmlformats.org/officeDocument/2006/relationships" ax:classid="{5512D118-5CC6-11CF-8D67-00AA00BDCE1D}" r:id="rId1" ax:persistence="persistStorage"/>
+</file>
+
+<file path=word/activeX/activeX27.xml><?xml version="1.0" encoding="utf-8"?>
+<ax:ocx xmlns:ax="http://schemas.microsoft.com/office/2006/activeX" xmlns:r="http://schemas.openxmlformats.org/officeDocument/2006/relationships" ax:classid="{5512D118-5CC6-11CF-8D67-00AA00BDCE1D}" r:id="rId1" ax:persistence="persistStorage"/>
+</file>
+
+<file path=word/activeX/activeX28.xml><?xml version="1.0" encoding="utf-8"?>
+<ax:ocx xmlns:ax="http://schemas.microsoft.com/office/2006/activeX" xmlns:r="http://schemas.openxmlformats.org/officeDocument/2006/relationships" ax:classid="{5512D118-5CC6-11CF-8D67-00AA00BDCE1D}" r:id="rId1" ax:persistence="persistStorage"/>
+</file>
+
+<file path=word/activeX/activeX29.xml><?xml version="1.0" encoding="utf-8"?>
+<ax:ocx xmlns:ax="http://schemas.microsoft.com/office/2006/activeX" xmlns:r="http://schemas.openxmlformats.org/officeDocument/2006/relationships" ax:classid="{5512D118-5CC6-11CF-8D67-00AA00BDCE1D}" r:id="rId1" ax:persistence="persistStorage"/>
+</file>
+
+<file path=word/activeX/activeX3.xml><?xml version="1.0" encoding="utf-8"?>
+<ax:ocx xmlns:ax="http://schemas.microsoft.com/office/2006/activeX" xmlns:r="http://schemas.openxmlformats.org/officeDocument/2006/relationships" ax:classid="{5512D118-5CC6-11CF-8D67-00AA00BDCE1D}" r:id="rId1" ax:persistence="persistStorage"/>
+</file>
+
+<file path=word/activeX/activeX30.xml><?xml version="1.0" encoding="utf-8"?>
+<ax:ocx xmlns:ax="http://schemas.microsoft.com/office/2006/activeX" xmlns:r="http://schemas.openxmlformats.org/officeDocument/2006/relationships" ax:classid="{5512D118-5CC6-11CF-8D67-00AA00BDCE1D}" r:id="rId1" ax:persistence="persistStorage"/>
+</file>
+
+<file path=word/activeX/activeX31.xml><?xml version="1.0" encoding="utf-8"?>
+<ax:ocx xmlns:ax="http://schemas.microsoft.com/office/2006/activeX" xmlns:r="http://schemas.openxmlformats.org/officeDocument/2006/relationships" ax:classid="{5512D118-5CC6-11CF-8D67-00AA00BDCE1D}" r:id="rId1" ax:persistence="persistStorage"/>
+</file>
+
+<file path=word/activeX/activeX32.xml><?xml version="1.0" encoding="utf-8"?>
+<ax:ocx xmlns:ax="http://schemas.microsoft.com/office/2006/activeX" xmlns:r="http://schemas.openxmlformats.org/officeDocument/2006/relationships" ax:classid="{5512D118-5CC6-11CF-8D67-00AA00BDCE1D}" r:id="rId1" ax:persistence="persistStorage"/>
+</file>
+
+<file path=word/activeX/activeX33.xml><?xml version="1.0" encoding="utf-8"?>
+<ax:ocx xmlns:ax="http://schemas.microsoft.com/office/2006/activeX" xmlns:r="http://schemas.openxmlformats.org/officeDocument/2006/relationships" ax:classid="{5512D118-5CC6-11CF-8D67-00AA00BDCE1D}" r:id="rId1" ax:persistence="persistStorage"/>
+</file>
+
+<file path=word/activeX/activeX34.xml><?xml version="1.0" encoding="utf-8"?>
+<ax:ocx xmlns:ax="http://schemas.microsoft.com/office/2006/activeX" xmlns:r="http://schemas.openxmlformats.org/officeDocument/2006/relationships" ax:classid="{5512D118-5CC6-11CF-8D67-00AA00BDCE1D}" r:id="rId1" ax:persistence="persistStorage"/>
+</file>
+
+<file path=word/activeX/activeX35.xml><?xml version="1.0" encoding="utf-8"?>
+<ax:ocx xmlns:ax="http://schemas.microsoft.com/office/2006/activeX" xmlns:r="http://schemas.openxmlformats.org/officeDocument/2006/relationships" ax:classid="{5512D118-5CC6-11CF-8D67-00AA00BDCE1D}" r:id="rId1" ax:persistence="persistStorage"/>
+</file>
+
+<file path=word/activeX/activeX36.xml><?xml version="1.0" encoding="utf-8"?>
+<ax:ocx xmlns:ax="http://schemas.microsoft.com/office/2006/activeX" xmlns:r="http://schemas.openxmlformats.org/officeDocument/2006/relationships" ax:classid="{5512D118-5CC6-11CF-8D67-00AA00BDCE1D}" r:id="rId1" ax:persistence="persistStorage"/>
+</file>
+
+<file path=word/activeX/activeX37.xml><?xml version="1.0" encoding="utf-8"?>
+<ax:ocx xmlns:ax="http://schemas.microsoft.com/office/2006/activeX" xmlns:r="http://schemas.openxmlformats.org/officeDocument/2006/relationships" ax:classid="{5512D118-5CC6-11CF-8D67-00AA00BDCE1D}" r:id="rId1" ax:persistence="persistStorage"/>
+</file>
+
+<file path=word/activeX/activeX38.xml><?xml version="1.0" encoding="utf-8"?>
+<ax:ocx xmlns:ax="http://schemas.microsoft.com/office/2006/activeX" xmlns:r="http://schemas.openxmlformats.org/officeDocument/2006/relationships" ax:classid="{5512D118-5CC6-11CF-8D67-00AA00BDCE1D}" r:id="rId1" ax:persistence="persistStorage"/>
+</file>
+
+<file path=word/activeX/activeX39.xml><?xml version="1.0" encoding="utf-8"?>
+<ax:ocx xmlns:ax="http://schemas.microsoft.com/office/2006/activeX" xmlns:r="http://schemas.openxmlformats.org/officeDocument/2006/relationships" ax:classid="{5512D118-5CC6-11CF-8D67-00AA00BDCE1D}" r:id="rId1" ax:persistence="persistStorage"/>
+</file>
+
+<file path=word/activeX/activeX4.xml><?xml version="1.0" encoding="utf-8"?>
+<ax:ocx xmlns:ax="http://schemas.microsoft.com/office/2006/activeX" xmlns:r="http://schemas.openxmlformats.org/officeDocument/2006/relationships" ax:classid="{5512D118-5CC6-11CF-8D67-00AA00BDCE1D}" r:id="rId1" ax:persistence="persistStorage"/>
+</file>
+
+<file path=word/activeX/activeX40.xml><?xml version="1.0" encoding="utf-8"?>
+<ax:ocx xmlns:ax="http://schemas.microsoft.com/office/2006/activeX" xmlns:r="http://schemas.openxmlformats.org/officeDocument/2006/relationships" ax:classid="{5512D118-5CC6-11CF-8D67-00AA00BDCE1D}" r:id="rId1" ax:persistence="persistStorage"/>
+</file>
+
+<file path=word/activeX/activeX41.xml><?xml version="1.0" encoding="utf-8"?>
+<ax:ocx xmlns:ax="http://schemas.microsoft.com/office/2006/activeX" xmlns:r="http://schemas.openxmlformats.org/officeDocument/2006/relationships" ax:classid="{5512D118-5CC6-11CF-8D67-00AA00BDCE1D}" r:id="rId1" ax:persistence="persistStorage"/>
+</file>
+
+<file path=word/activeX/activeX42.xml><?xml version="1.0" encoding="utf-8"?>
+<ax:ocx xmlns:ax="http://schemas.microsoft.com/office/2006/activeX" xmlns:r="http://schemas.openxmlformats.org/officeDocument/2006/relationships" ax:classid="{5512D118-5CC6-11CF-8D67-00AA00BDCE1D}" r:id="rId1" ax:persistence="persistStorage"/>
+</file>
+
+<file path=word/activeX/activeX43.xml><?xml version="1.0" encoding="utf-8"?>
+<ax:ocx xmlns:ax="http://schemas.microsoft.com/office/2006/activeX" xmlns:r="http://schemas.openxmlformats.org/officeDocument/2006/relationships" ax:classid="{5512D118-5CC6-11CF-8D67-00AA00BDCE1D}" r:id="rId1" ax:persistence="persistStorage"/>
+</file>
+
+<file path=word/activeX/activeX44.xml><?xml version="1.0" encoding="utf-8"?>
+<ax:ocx xmlns:ax="http://schemas.microsoft.com/office/2006/activeX" xmlns:r="http://schemas.openxmlformats.org/officeDocument/2006/relationships" ax:classid="{5512D118-5CC6-11CF-8D67-00AA00BDCE1D}" r:id="rId1" ax:persistence="persistStorage"/>
+</file>
+
+<file path=word/activeX/activeX45.xml><?xml version="1.0" encoding="utf-8"?>
+<ax:ocx xmlns:ax="http://schemas.microsoft.com/office/2006/activeX" xmlns:r="http://schemas.openxmlformats.org/officeDocument/2006/relationships" ax:classid="{5512D118-5CC6-11CF-8D67-00AA00BDCE1D}" r:id="rId1" ax:persistence="persistStorage"/>
+</file>
+
+<file path=word/activeX/activeX46.xml><?xml version="1.0" encoding="utf-8"?>
+<ax:ocx xmlns:ax="http://schemas.microsoft.com/office/2006/activeX" xmlns:r="http://schemas.openxmlformats.org/officeDocument/2006/relationships" ax:classid="{5512D118-5CC6-11CF-8D67-00AA00BDCE1D}" r:id="rId1" ax:persistence="persistStorage"/>
+</file>
+
+<file path=word/activeX/activeX47.xml><?xml version="1.0" encoding="utf-8"?>
+<ax:ocx xmlns:ax="http://schemas.microsoft.com/office/2006/activeX" xmlns:r="http://schemas.openxmlformats.org/officeDocument/2006/relationships" ax:classid="{5512D118-5CC6-11CF-8D67-00AA00BDCE1D}" r:id="rId1" ax:persistence="persistStorage"/>
+</file>
+
+<file path=word/activeX/activeX48.xml><?xml version="1.0" encoding="utf-8"?>
+<ax:ocx xmlns:ax="http://schemas.microsoft.com/office/2006/activeX" xmlns:r="http://schemas.openxmlformats.org/officeDocument/2006/relationships" ax:classid="{5512D118-5CC6-11CF-8D67-00AA00BDCE1D}" r:id="rId1" ax:persistence="persistStorage"/>
+</file>
+
+<file path=word/activeX/activeX49.xml><?xml version="1.0" encoding="utf-8"?>
+<ax:ocx xmlns:ax="http://schemas.microsoft.com/office/2006/activeX" xmlns:r="http://schemas.openxmlformats.org/officeDocument/2006/relationships" ax:classid="{5512D118-5CC6-11CF-8D67-00AA00BDCE1D}" r:id="rId1" ax:persistence="persistStorage"/>
+</file>
+
+<file path=word/activeX/activeX5.xml><?xml version="1.0" encoding="utf-8"?>
+<ax:ocx xmlns:ax="http://schemas.microsoft.com/office/2006/activeX" xmlns:r="http://schemas.openxmlformats.org/officeDocument/2006/relationships" ax:classid="{5512D118-5CC6-11CF-8D67-00AA00BDCE1D}" r:id="rId1" ax:persistence="persistStorage"/>
+</file>
+
+<file path=word/activeX/activeX50.xml><?xml version="1.0" encoding="utf-8"?>
+<ax:ocx xmlns:ax="http://schemas.microsoft.com/office/2006/activeX" xmlns:r="http://schemas.openxmlformats.org/officeDocument/2006/relationships" ax:classid="{5512D118-5CC6-11CF-8D67-00AA00BDCE1D}" r:id="rId1" ax:persistence="persistStorage"/>
+</file>
+
+<file path=word/activeX/activeX51.xml><?xml version="1.0" encoding="utf-8"?>
+<ax:ocx xmlns:ax="http://schemas.microsoft.com/office/2006/activeX" xmlns:r="http://schemas.openxmlformats.org/officeDocument/2006/relationships" ax:classid="{5512D118-5CC6-11CF-8D67-00AA00BDCE1D}" r:id="rId1" ax:persistence="persistStorage"/>
+</file>
+
+<file path=word/activeX/activeX52.xml><?xml version="1.0" encoding="utf-8"?>
+<ax:ocx xmlns:ax="http://schemas.microsoft.com/office/2006/activeX" xmlns:r="http://schemas.openxmlformats.org/officeDocument/2006/relationships" ax:classid="{5512D118-5CC6-11CF-8D67-00AA00BDCE1D}" r:id="rId1" ax:persistence="persistStorage"/>
+</file>
+
+<file path=word/activeX/activeX53.xml><?xml version="1.0" encoding="utf-8"?>
+<ax:ocx xmlns:ax="http://schemas.microsoft.com/office/2006/activeX" xmlns:r="http://schemas.openxmlformats.org/officeDocument/2006/relationships" ax:classid="{5512D118-5CC6-11CF-8D67-00AA00BDCE1D}" r:id="rId1" ax:persistence="persistStorage"/>
+</file>
+
+<file path=word/activeX/activeX54.xml><?xml version="1.0" encoding="utf-8"?>
+<ax:ocx xmlns:ax="http://schemas.microsoft.com/office/2006/activeX" xmlns:r="http://schemas.openxmlformats.org/officeDocument/2006/relationships" ax:classid="{5512D118-5CC6-11CF-8D67-00AA00BDCE1D}" r:id="rId1" ax:persistence="persistStorage"/>
+</file>
+
+<file path=word/activeX/activeX55.xml><?xml version="1.0" encoding="utf-8"?>
+<ax:ocx xmlns:ax="http://schemas.microsoft.com/office/2006/activeX" xmlns:r="http://schemas.openxmlformats.org/officeDocument/2006/relationships" ax:classid="{5512D118-5CC6-11CF-8D67-00AA00BDCE1D}" r:id="rId1" ax:persistence="persistStorage"/>
+</file>
+
+<file path=word/activeX/activeX56.xml><?xml version="1.0" encoding="utf-8"?>
+<ax:ocx xmlns:ax="http://schemas.microsoft.com/office/2006/activeX" xmlns:r="http://schemas.openxmlformats.org/officeDocument/2006/relationships" ax:classid="{5512D118-5CC6-11CF-8D67-00AA00BDCE1D}" r:id="rId1" ax:persistence="persistStorage"/>
+</file>
+
+<file path=word/activeX/activeX57.xml><?xml version="1.0" encoding="utf-8"?>
+<ax:ocx xmlns:ax="http://schemas.microsoft.com/office/2006/activeX" xmlns:r="http://schemas.openxmlformats.org/officeDocument/2006/relationships" ax:classid="{5512D118-5CC6-11CF-8D67-00AA00BDCE1D}" r:id="rId1" ax:persistence="persistStorage"/>
+</file>
+
+<file path=word/activeX/activeX58.xml><?xml version="1.0" encoding="utf-8"?>
+<ax:ocx xmlns:ax="http://schemas.microsoft.com/office/2006/activeX" xmlns:r="http://schemas.openxmlformats.org/officeDocument/2006/relationships" ax:classid="{5512D118-5CC6-11CF-8D67-00AA00BDCE1D}" r:id="rId1" ax:persistence="persistStorage"/>
+</file>
+
+<file path=word/activeX/activeX59.xml><?xml version="1.0" encoding="utf-8"?>
+<ax:ocx xmlns:ax="http://schemas.microsoft.com/office/2006/activeX" xmlns:r="http://schemas.openxmlformats.org/officeDocument/2006/relationships" ax:classid="{5512D118-5CC6-11CF-8D67-00AA00BDCE1D}" r:id="rId1" ax:persistence="persistStorage"/>
+</file>
+
+<file path=word/activeX/activeX6.xml><?xml version="1.0" encoding="utf-8"?>
+<ax:ocx xmlns:ax="http://schemas.microsoft.com/office/2006/activeX" xmlns:r="http://schemas.openxmlformats.org/officeDocument/2006/relationships" ax:classid="{5512D118-5CC6-11CF-8D67-00AA00BDCE1D}" r:id="rId1" ax:persistence="persistStorage"/>
+</file>
+
+<file path=word/activeX/activeX60.xml><?xml version="1.0" encoding="utf-8"?>
+<ax:ocx xmlns:ax="http://schemas.microsoft.com/office/2006/activeX" xmlns:r="http://schemas.openxmlformats.org/officeDocument/2006/relationships" ax:classid="{5512D118-5CC6-11CF-8D67-00AA00BDCE1D}" r:id="rId1" ax:persistence="persistStorage"/>
+</file>
+
+<file path=word/activeX/activeX61.xml><?xml version="1.0" encoding="utf-8"?>
+<ax:ocx xmlns:ax="http://schemas.microsoft.com/office/2006/activeX" xmlns:r="http://schemas.openxmlformats.org/officeDocument/2006/relationships" ax:classid="{5512D118-5CC6-11CF-8D67-00AA00BDCE1D}" r:id="rId1" ax:persistence="persistStorage"/>
+</file>
+
+<file path=word/activeX/activeX62.xml><?xml version="1.0" encoding="utf-8"?>
+<ax:ocx xmlns:ax="http://schemas.microsoft.com/office/2006/activeX" xmlns:r="http://schemas.openxmlformats.org/officeDocument/2006/relationships" ax:classid="{5512D118-5CC6-11CF-8D67-00AA00BDCE1D}" r:id="rId1" ax:persistence="persistStorage"/>
+</file>
+
+<file path=word/activeX/activeX63.xml><?xml version="1.0" encoding="utf-8"?>
+<ax:ocx xmlns:ax="http://schemas.microsoft.com/office/2006/activeX" xmlns:r="http://schemas.openxmlformats.org/officeDocument/2006/relationships" ax:classid="{5512D118-5CC6-11CF-8D67-00AA00BDCE1D}" r:id="rId1" ax:persistence="persistStorage"/>
+</file>
+
+<file path=word/activeX/activeX64.xml><?xml version="1.0" encoding="utf-8"?>
+<ax:ocx xmlns:ax="http://schemas.microsoft.com/office/2006/activeX" xmlns:r="http://schemas.openxmlformats.org/officeDocument/2006/relationships" ax:classid="{5512D118-5CC6-11CF-8D67-00AA00BDCE1D}" r:id="rId1" ax:persistence="persistStorage"/>
+</file>
+
+<file path=word/activeX/activeX65.xml><?xml version="1.0" encoding="utf-8"?>
+<ax:ocx xmlns:ax="http://schemas.microsoft.com/office/2006/activeX" xmlns:r="http://schemas.openxmlformats.org/officeDocument/2006/relationships" ax:classid="{5512D118-5CC6-11CF-8D67-00AA00BDCE1D}" r:id="rId1" ax:persistence="persistStorage"/>
+</file>
+
+<file path=word/activeX/activeX66.xml><?xml version="1.0" encoding="utf-8"?>
+<ax:ocx xmlns:ax="http://schemas.microsoft.com/office/2006/activeX" xmlns:r="http://schemas.openxmlformats.org/officeDocument/2006/relationships" ax:classid="{5512D118-5CC6-11CF-8D67-00AA00BDCE1D}" r:id="rId1" ax:persistence="persistStorage"/>
+</file>
+
+<file path=word/activeX/activeX67.xml><?xml version="1.0" encoding="utf-8"?>
+<ax:ocx xmlns:ax="http://schemas.microsoft.com/office/2006/activeX" xmlns:r="http://schemas.openxmlformats.org/officeDocument/2006/relationships" ax:classid="{5512D118-5CC6-11CF-8D67-00AA00BDCE1D}" r:id="rId1" ax:persistence="persistStorage"/>
+</file>
+
+<file path=word/activeX/activeX68.xml><?xml version="1.0" encoding="utf-8"?>
+<ax:ocx xmlns:ax="http://schemas.microsoft.com/office/2006/activeX" xmlns:r="http://schemas.openxmlformats.org/officeDocument/2006/relationships" ax:classid="{5512D118-5CC6-11CF-8D67-00AA00BDCE1D}" r:id="rId1" ax:persistence="persistStorage"/>
+</file>
+
+<file path=word/activeX/activeX69.xml><?xml version="1.0" encoding="utf-8"?>
+<ax:ocx xmlns:ax="http://schemas.microsoft.com/office/2006/activeX" xmlns:r="http://schemas.openxmlformats.org/officeDocument/2006/relationships" ax:classid="{5512D118-5CC6-11CF-8D67-00AA00BDCE1D}" r:id="rId1" ax:persistence="persistStorage"/>
+</file>
+
+<file path=word/activeX/activeX7.xml><?xml version="1.0" encoding="utf-8"?>
+<ax:ocx xmlns:ax="http://schemas.microsoft.com/office/2006/activeX" xmlns:r="http://schemas.openxmlformats.org/officeDocument/2006/relationships" ax:classid="{5512D118-5CC6-11CF-8D67-00AA00BDCE1D}" r:id="rId1" ax:persistence="persistStorage"/>
+</file>
+
+<file path=word/activeX/activeX70.xml><?xml version="1.0" encoding="utf-8"?>
+<ax:ocx xmlns:ax="http://schemas.microsoft.com/office/2006/activeX" xmlns:r="http://schemas.openxmlformats.org/officeDocument/2006/relationships" ax:classid="{5512D118-5CC6-11CF-8D67-00AA00BDCE1D}" r:id="rId1" ax:persistence="persistStorage"/>
+</file>
+
+<file path=word/activeX/activeX71.xml><?xml version="1.0" encoding="utf-8"?>
+<ax:ocx xmlns:ax="http://schemas.microsoft.com/office/2006/activeX" xmlns:r="http://schemas.openxmlformats.org/officeDocument/2006/relationships" ax:classid="{5512D118-5CC6-11CF-8D67-00AA00BDCE1D}" r:id="rId1" ax:persistence="persistStorage"/>
+</file>
+
+<file path=word/activeX/activeX72.xml><?xml version="1.0" encoding="utf-8"?>
+<ax:ocx xmlns:ax="http://schemas.microsoft.com/office/2006/activeX" xmlns:r="http://schemas.openxmlformats.org/officeDocument/2006/relationships" ax:classid="{5512D118-5CC6-11CF-8D67-00AA00BDCE1D}" r:id="rId1" ax:persistence="persistStorage"/>
+</file>
+
+<file path=word/activeX/activeX73.xml><?xml version="1.0" encoding="utf-8"?>
+<ax:ocx xmlns:ax="http://schemas.microsoft.com/office/2006/activeX" xmlns:r="http://schemas.openxmlformats.org/officeDocument/2006/relationships" ax:classid="{5512D118-5CC6-11CF-8D67-00AA00BDCE1D}" r:id="rId1" ax:persistence="persistStorage"/>
+</file>
+
+<file path=word/activeX/activeX74.xml><?xml version="1.0" encoding="utf-8"?>
+<ax:ocx xmlns:ax="http://schemas.microsoft.com/office/2006/activeX" xmlns:r="http://schemas.openxmlformats.org/officeDocument/2006/relationships" ax:classid="{5512D118-5CC6-11CF-8D67-00AA00BDCE1D}" r:id="rId1" ax:persistence="persistStorage"/>
+</file>
+
+<file path=word/activeX/activeX75.xml><?xml version="1.0" encoding="utf-8"?>
+<ax:ocx xmlns:ax="http://schemas.microsoft.com/office/2006/activeX" xmlns:r="http://schemas.openxmlformats.org/officeDocument/2006/relationships" ax:classid="{5512D118-5CC6-11CF-8D67-00AA00BDCE1D}" r:id="rId1" ax:persistence="persistStorage"/>
+</file>
+
+<file path=word/activeX/activeX76.xml><?xml version="1.0" encoding="utf-8"?>
+<ax:ocx xmlns:ax="http://schemas.microsoft.com/office/2006/activeX" xmlns:r="http://schemas.openxmlformats.org/officeDocument/2006/relationships" ax:classid="{5512D118-5CC6-11CF-8D67-00AA00BDCE1D}" r:id="rId1" ax:persistence="persistStorage"/>
+</file>
+
+<file path=word/activeX/activeX77.xml><?xml version="1.0" encoding="utf-8"?>
+<ax:ocx xmlns:ax="http://schemas.microsoft.com/office/2006/activeX" xmlns:r="http://schemas.openxmlformats.org/officeDocument/2006/relationships" ax:classid="{5512D118-5CC6-11CF-8D67-00AA00BDCE1D}" r:id="rId1" ax:persistence="persistStorage"/>
+</file>
+
+<file path=word/activeX/activeX78.xml><?xml version="1.0" encoding="utf-8"?>
+<ax:ocx xmlns:ax="http://schemas.microsoft.com/office/2006/activeX" xmlns:r="http://schemas.openxmlformats.org/officeDocument/2006/relationships" ax:classid="{5512D118-5CC6-11CF-8D67-00AA00BDCE1D}" r:id="rId1" ax:persistence="persistStorage"/>
+</file>
+
+<file path=word/activeX/activeX79.xml><?xml version="1.0" encoding="utf-8"?>
+<ax:ocx xmlns:ax="http://schemas.microsoft.com/office/2006/activeX" xmlns:r="http://schemas.openxmlformats.org/officeDocument/2006/relationships" ax:classid="{5512D118-5CC6-11CF-8D67-00AA00BDCE1D}" r:id="rId1" ax:persistence="persistStorage"/>
+</file>
+
+<file path=word/activeX/activeX8.xml><?xml version="1.0" encoding="utf-8"?>
+<ax:ocx xmlns:ax="http://schemas.microsoft.com/office/2006/activeX" xmlns:r="http://schemas.openxmlformats.org/officeDocument/2006/relationships" ax:classid="{5512D118-5CC6-11CF-8D67-00AA00BDCE1D}" r:id="rId1" ax:persistence="persistStorage"/>
+</file>
+
+<file path=word/activeX/activeX80.xml><?xml version="1.0" encoding="utf-8"?>
+<ax:ocx xmlns:ax="http://schemas.microsoft.com/office/2006/activeX" xmlns:r="http://schemas.openxmlformats.org/officeDocument/2006/relationships" ax:classid="{5512D118-5CC6-11CF-8D67-00AA00BDCE1D}" r:id="rId1" ax:persistence="persistStorage"/>
+</file>
+
+<file path=word/activeX/activeX81.xml><?xml version="1.0" encoding="utf-8"?>
+<ax:ocx xmlns:ax="http://schemas.microsoft.com/office/2006/activeX" xmlns:r="http://schemas.openxmlformats.org/officeDocument/2006/relationships" ax:classid="{5512D118-5CC6-11CF-8D67-00AA00BDCE1D}" r:id="rId1" ax:persistence="persistStorage"/>
+</file>
+
+<file path=word/activeX/activeX82.xml><?xml version="1.0" encoding="utf-8"?>
+<ax:ocx xmlns:ax="http://schemas.microsoft.com/office/2006/activeX" xmlns:r="http://schemas.openxmlformats.org/officeDocument/2006/relationships" ax:classid="{5512D118-5CC6-11CF-8D67-00AA00BDCE1D}" r:id="rId1" ax:persistence="persistStorage"/>
+</file>
+
+<file path=word/activeX/activeX83.xml><?xml version="1.0" encoding="utf-8"?>
+<ax:ocx xmlns:ax="http://schemas.microsoft.com/office/2006/activeX" xmlns:r="http://schemas.openxmlformats.org/officeDocument/2006/relationships" ax:classid="{5512D118-5CC6-11CF-8D67-00AA00BDCE1D}" r:id="rId1" ax:persistence="persistStorage"/>
+</file>
+
+<file path=word/activeX/activeX84.xml><?xml version="1.0" encoding="utf-8"?>
+<ax:ocx xmlns:ax="http://schemas.microsoft.com/office/2006/activeX" xmlns:r="http://schemas.openxmlformats.org/officeDocument/2006/relationships" ax:classid="{5512D118-5CC6-11CF-8D67-00AA00BDCE1D}" r:id="rId1" ax:persistence="persistStorage"/>
+</file>
+
+<file path=word/activeX/activeX85.xml><?xml version="1.0" encoding="utf-8"?>
+<ax:ocx xmlns:ax="http://schemas.microsoft.com/office/2006/activeX" xmlns:r="http://schemas.openxmlformats.org/officeDocument/2006/relationships" ax:classid="{5512D118-5CC6-11CF-8D67-00AA00BDCE1D}" r:id="rId1" ax:persistence="persistStorage"/>
+</file>
+
+<file path=word/activeX/activeX86.xml><?xml version="1.0" encoding="utf-8"?>
+<ax:ocx xmlns:ax="http://schemas.microsoft.com/office/2006/activeX" xmlns:r="http://schemas.openxmlformats.org/officeDocument/2006/relationships" ax:classid="{5512D118-5CC6-11CF-8D67-00AA00BDCE1D}" r:id="rId1" ax:persistence="persistStorage"/>
+</file>
+
+<file path=word/activeX/activeX87.xml><?xml version="1.0" encoding="utf-8"?>
+<ax:ocx xmlns:ax="http://schemas.microsoft.com/office/2006/activeX" xmlns:r="http://schemas.openxmlformats.org/officeDocument/2006/relationships" ax:classid="{5512D118-5CC6-11CF-8D67-00AA00BDCE1D}" r:id="rId1" ax:persistence="persistStorage"/>
+</file>
+
+<file path=word/activeX/activeX88.xml><?xml version="1.0" encoding="utf-8"?>
+<ax:ocx xmlns:ax="http://schemas.microsoft.com/office/2006/activeX" xmlns:r="http://schemas.openxmlformats.org/officeDocument/2006/relationships" ax:classid="{5512D118-5CC6-11CF-8D67-00AA00BDCE1D}" r:id="rId1" ax:persistence="persistStorage"/>
+</file>
+
+<file path=word/activeX/activeX89.xml><?xml version="1.0" encoding="utf-8"?>
+<ax:ocx xmlns:ax="http://schemas.microsoft.com/office/2006/activeX" xmlns:r="http://schemas.openxmlformats.org/officeDocument/2006/relationships" ax:classid="{5512D118-5CC6-11CF-8D67-00AA00BDCE1D}" r:id="rId1" ax:persistence="persistStorage"/>
+</file>
+
+<file path=word/activeX/activeX9.xml><?xml version="1.0" encoding="utf-8"?>
+<ax:ocx xmlns:ax="http://schemas.microsoft.com/office/2006/activeX" xmlns:r="http://schemas.openxmlformats.org/officeDocument/2006/relationships" ax:classid="{5512D118-5CC6-11CF-8D67-00AA00BDCE1D}" r:id="rId1" ax:persistence="persistStorage"/>
+</file>
+
+<file path=word/activeX/activeX90.xml><?xml version="1.0" encoding="utf-8"?>
+<ax:ocx xmlns:ax="http://schemas.microsoft.com/office/2006/activeX" xmlns:r="http://schemas.openxmlformats.org/officeDocument/2006/relationships" ax:classid="{5512D118-5CC6-11CF-8D67-00AA00BDCE1D}" r:id="rId1" ax:persistence="persistStorage"/>
+</file>
+
+<file path=word/activeX/activeX91.xml><?xml version="1.0" encoding="utf-8"?>
+<ax:ocx xmlns:ax="http://schemas.microsoft.com/office/2006/activeX" xmlns:r="http://schemas.openxmlformats.org/officeDocument/2006/relationships" ax:classid="{5512D118-5CC6-11CF-8D67-00AA00BDCE1D}" r:id="rId1" ax:persistence="persistStorage"/>
+</file>
+
+<file path=word/activeX/activeX92.xml><?xml version="1.0" encoding="utf-8"?>
+<ax:ocx xmlns:ax="http://schemas.microsoft.com/office/2006/activeX" xmlns:r="http://schemas.openxmlformats.org/officeDocument/2006/relationships" ax:classid="{5512D118-5CC6-11CF-8D67-00AA00BDCE1D}" r:id="rId1" ax:persistence="persistStorage"/>
+</file>
+
+<file path=word/activeX/activeX93.xml><?xml version="1.0" encoding="utf-8"?>
+<ax:ocx xmlns:ax="http://schemas.microsoft.com/office/2006/activeX" xmlns:r="http://schemas.openxmlformats.org/officeDocument/2006/relationships" ax:classid="{5512D118-5CC6-11CF-8D67-00AA00BDCE1D}" r:id="rId1" ax:persistence="persistStorage"/>
+</file>
+
+<file path=word/activeX/activeX94.xml><?xml version="1.0" encoding="utf-8"?>
+<ax:ocx xmlns:ax="http://schemas.microsoft.com/office/2006/activeX" xmlns:r="http://schemas.openxmlformats.org/officeDocument/2006/relationships" ax:classid="{5512D118-5CC6-11CF-8D67-00AA00BDCE1D}" r:id="rId1" ax:persistence="persistStorage"/>
+</file>
+
+<file path=word/activeX/activeX95.xml><?xml version="1.0" encoding="utf-8"?>
+<ax:ocx xmlns:ax="http://schemas.microsoft.com/office/2006/activeX" xmlns:r="http://schemas.openxmlformats.org/officeDocument/2006/relationships" ax:classid="{5512D118-5CC6-11CF-8D67-00AA00BDCE1D}" r:id="rId1" ax:persistence="persistStorage"/>
+</file>
+
+<file path=word/activeX/activeX96.xml><?xml version="1.0" encoding="utf-8"?>
+<ax:ocx xmlns:ax="http://schemas.microsoft.com/office/2006/activeX" xmlns:r="http://schemas.openxmlformats.org/officeDocument/2006/relationships" ax:classid="{5512D118-5CC6-11CF-8D67-00AA00BDCE1D}" r:id="rId1" ax:persistence="persistStorage"/>
+</file>
+
+<file path=word/activeX/activeX97.xml><?xml version="1.0" encoding="utf-8"?>
+<ax:ocx xmlns:ax="http://schemas.microsoft.com/office/2006/activeX" xmlns:r="http://schemas.openxmlformats.org/officeDocument/2006/relationships" ax:classid="{5512D118-5CC6-11CF-8D67-00AA00BDCE1D}" r:id="rId1" ax:persistence="persistStorage"/>
+</file>
+
+<file path=word/activeX/activeX98.xml><?xml version="1.0" encoding="utf-8"?>
+<ax:ocx xmlns:ax="http://schemas.microsoft.com/office/2006/activeX" xmlns:r="http://schemas.openxmlformats.org/officeDocument/2006/relationships" ax:classid="{5512D118-5CC6-11CF-8D67-00AA00BDCE1D}" r:id="rId1" ax:persistence="persistStorage"/>
+</file>
+
+<file path=word/activeX/activeX99.xml><?xml version="1.0" encoding="utf-8"?>
+<ax:ocx xmlns:ax="http://schemas.microsoft.com/office/2006/activeX" xmlns:r="http://schemas.openxmlformats.org/officeDocument/2006/relationships" ax:classid="{5512D118-5CC6-11CF-8D67-00AA00BDCE1D}" r:id="rId1" ax:persistence="persistStorage"/>
+</file>
+
+<file path=word/theme/theme1.xml><?xml version="1.0" encoding="utf-8"?>
 <a:theme xmlns:a="http://schemas.openxmlformats.org/drawingml/2006/main" name="Office 主题">
   <a:themeElements>
     <a:clrScheme name="Office">
